--- a/Hnnn-Ppe/H302-1En.docx
+++ b/Hnnn-Ppe/H302-1En.docx
@@ -31,7 +31,46 @@
           <w:szCs w:val="28"/>
           <w:u w:val="single"/>
         </w:rPr>
-        <w:t xml:space="preserve">The (1st) </w:t>
+        <w:t>The (</w:t>
+      </w:r>
+      <w:r>
+        <w:rPr>
+          <w:rFonts w:ascii="Gentium" w:hAnsi="Gentium" w:cs="Gentium"/>
+          <w:b/>
+          <w:bCs/>
+          <w:smallCaps/>
+          <w:color w:val="auto"/>
+          <w:sz w:val="28"/>
+          <w:szCs w:val="28"/>
+          <w:u w:val="single"/>
+        </w:rPr>
+        <w:t>First</w:t>
+      </w:r>
+      <w:r>
+        <w:rPr>
+          <w:rFonts w:ascii="Gentium" w:hAnsi="Gentium" w:cs="Gentium"/>
+          <w:b/>
+          <w:bCs/>
+          <w:smallCaps/>
+          <w:color w:val="auto"/>
+          <w:sz w:val="28"/>
+          <w:szCs w:val="28"/>
+          <w:u w:val="single"/>
+        </w:rPr>
+        <w:t>)</w:t>
+      </w:r>
+      <w:r>
+        <w:rPr>
+          <w:rFonts w:ascii="Gentium" w:hAnsi="Gentium" w:cs="Gentium"/>
+          <w:b/>
+          <w:bCs/>
+          <w:smallCaps/>
+          <w:color w:val="auto"/>
+          <w:sz w:val="28"/>
+          <w:szCs w:val="28"/>
+          <w:u w:val="single"/>
+        </w:rPr>
+        <w:t xml:space="preserve"> </w:t>
       </w:r>
       <w:r>
         <w:rPr>
@@ -1047,7 +1086,43 @@
         <w:rPr>
           <w:rFonts w:ascii="Gentium" w:hAnsi="Gentium" w:cs="Gentium"/>
         </w:rPr>
-        <w:t>Observe» how the trees cover themselves with green leaves and bear fruit: wherefore give heed ‹and know› with regard to all ‹His works</w:t>
+        <w:t>Observe» how the trees cover themselves with green leaves and bear fruit</w:t>
+      </w:r>
+      <w:r>
+        <w:rPr>
+          <w:rFonts w:ascii="Gentium" w:hAnsi="Gentium" w:cs="Gentium"/>
+        </w:rPr>
+        <w:t>;</w:t>
+      </w:r>
+      <w:r>
+        <w:rPr>
+          <w:rFonts w:ascii="Gentium" w:hAnsi="Gentium" w:cs="Gentium"/>
+        </w:rPr>
+        <w:t xml:space="preserve"> </w:t>
+      </w:r>
+      <w:r>
+        <w:rPr>
+          <w:rFonts w:ascii="Gentium" w:hAnsi="Gentium" w:cs="Gentium"/>
+        </w:rPr>
+        <w:t>t</w:t>
+      </w:r>
+      <w:r>
+        <w:rPr>
+          <w:rFonts w:ascii="Gentium" w:hAnsi="Gentium" w:cs="Gentium"/>
+        </w:rPr>
+        <w:t>herefore</w:t>
+      </w:r>
+      <w:r>
+        <w:rPr>
+          <w:rFonts w:ascii="Gentium" w:hAnsi="Gentium" w:cs="Gentium"/>
+        </w:rPr>
+        <w:t>,</w:t>
+      </w:r>
+      <w:r>
+        <w:rPr>
+          <w:rFonts w:ascii="Gentium" w:hAnsi="Gentium" w:cs="Gentium"/>
+        </w:rPr>
+        <w:t xml:space="preserve"> give heed ‹and know› with regard to all ‹His works</w:t>
       </w:r>
       <w:r>
         <w:rPr>
@@ -1169,7 +1244,14 @@
         <w:rPr>
           <w:rFonts w:ascii="Gentium" w:hAnsi="Gentium" w:cs="Gentium"/>
         </w:rPr>
-        <w:t>Oh, y</w:t>
+        <w:t xml:space="preserve">Oh, </w:t>
+      </w:r>
+      <w:proofErr w:type="gramStart"/>
+      <w:r>
+        <w:rPr>
+          <w:rFonts w:ascii="Gentium" w:hAnsi="Gentium" w:cs="Gentium"/>
+        </w:rPr>
+        <w:t>y</w:t>
       </w:r>
       <w:r>
         <w:rPr>
@@ -1177,6 +1259,7 @@
         </w:rPr>
         <w:t>ou</w:t>
       </w:r>
+      <w:proofErr w:type="gramEnd"/>
       <w:r>
         <w:rPr>
           <w:rFonts w:ascii="Gentium" w:hAnsi="Gentium" w:cs="Gentium"/>
@@ -1255,6 +1338,7 @@
         </w:rPr>
         <w:br/>
       </w:r>
+      <w:bookmarkStart w:id="5" w:name="_Hlk216366482"/>
       <w:r>
         <w:rPr>
           <w:rFonts w:ascii="Gentium" w:hAnsi="Gentium" w:cs="Gentium"/>
@@ -1283,7 +1367,14 @@
         <w:rPr>
           <w:rFonts w:ascii="Gentium" w:hAnsi="Gentium" w:cs="Gentium"/>
         </w:rPr>
-        <w:t xml:space="preserve"> shall find no mercy.</w:t>
+        <w:t xml:space="preserve"> shall find no mercy</w:t>
+      </w:r>
+      <w:bookmarkEnd w:id="5"/>
+      <w:r>
+        <w:rPr>
+          <w:rFonts w:ascii="Gentium" w:hAnsi="Gentium" w:cs="Gentium"/>
+        </w:rPr>
+        <w:t>.</w:t>
       </w:r>
     </w:p>
     <w:p>
@@ -1309,11 +1400,19 @@
         </w:rPr>
         <w:tab/>
       </w:r>
-      <w:r>
-        <w:rPr>
-          <w:rFonts w:ascii="Gentium" w:hAnsi="Gentium" w:cs="Gentium"/>
-        </w:rPr>
-        <w:t>In those days</w:t>
+      <w:proofErr w:type="gramStart"/>
+      <w:r>
+        <w:rPr>
+          <w:rFonts w:ascii="Gentium" w:hAnsi="Gentium" w:cs="Gentium"/>
+        </w:rPr>
+        <w:t>In</w:t>
+      </w:r>
+      <w:proofErr w:type="gramEnd"/>
+      <w:r>
+        <w:rPr>
+          <w:rFonts w:ascii="Gentium" w:hAnsi="Gentium" w:cs="Gentium"/>
+        </w:rPr>
+        <w:t xml:space="preserve"> those days</w:t>
       </w:r>
       <w:r>
         <w:rPr>
@@ -1359,11 +1458,19 @@
         </w:rPr>
         <w:tab/>
       </w:r>
-      <w:r>
-        <w:rPr>
-          <w:rFonts w:ascii="Gentium" w:hAnsi="Gentium" w:cs="Gentium"/>
-        </w:rPr>
-        <w:t>And by you shall ‹all› who curse, curse,</w:t>
+      <w:proofErr w:type="gramStart"/>
+      <w:r>
+        <w:rPr>
+          <w:rFonts w:ascii="Gentium" w:hAnsi="Gentium" w:cs="Gentium"/>
+        </w:rPr>
+        <w:t>And</w:t>
+      </w:r>
+      <w:proofErr w:type="gramEnd"/>
+      <w:r>
+        <w:rPr>
+          <w:rFonts w:ascii="Gentium" w:hAnsi="Gentium" w:cs="Gentium"/>
+        </w:rPr>
+        <w:t xml:space="preserve"> by you shall ‹all› who curse, curse,</w:t>
       </w:r>
       <w:r>
         <w:rPr>
@@ -1401,11 +1508,19 @@
         </w:rPr>
         <w:tab/>
       </w:r>
-      <w:r>
-        <w:rPr>
-          <w:rFonts w:ascii="Gentium" w:hAnsi="Gentium" w:cs="Gentium"/>
-        </w:rPr>
-        <w:t>And for you the godless there shall be a curse.</w:t>
+      <w:proofErr w:type="gramStart"/>
+      <w:r>
+        <w:rPr>
+          <w:rFonts w:ascii="Gentium" w:hAnsi="Gentium" w:cs="Gentium"/>
+        </w:rPr>
+        <w:t>And</w:t>
+      </w:r>
+      <w:proofErr w:type="gramEnd"/>
+      <w:r>
+        <w:rPr>
+          <w:rFonts w:ascii="Gentium" w:hAnsi="Gentium" w:cs="Gentium"/>
+        </w:rPr>
+        <w:t xml:space="preserve"> for you the godless there shall be a curse.</w:t>
       </w:r>
     </w:p>
     <w:p>
@@ -1487,11 +1602,19 @@
         </w:rPr>
         <w:tab/>
       </w:r>
-      <w:r>
-        <w:rPr>
-          <w:rFonts w:ascii="Gentium" w:hAnsi="Gentium" w:cs="Gentium"/>
-        </w:rPr>
-        <w:t>And there shall be forgiveness of sins,</w:t>
+      <w:proofErr w:type="gramStart"/>
+      <w:r>
+        <w:rPr>
+          <w:rFonts w:ascii="Gentium" w:hAnsi="Gentium" w:cs="Gentium"/>
+        </w:rPr>
+        <w:t>And</w:t>
+      </w:r>
+      <w:proofErr w:type="gramEnd"/>
+      <w:r>
+        <w:rPr>
+          <w:rFonts w:ascii="Gentium" w:hAnsi="Gentium" w:cs="Gentium"/>
+        </w:rPr>
+        <w:t xml:space="preserve"> there shall be forgiveness of sins,</w:t>
       </w:r>
     </w:p>
     <w:p>
@@ -1531,11 +1654,19 @@
         </w:rPr>
         <w:tab/>
       </w:r>
-      <w:r>
-        <w:rPr>
-          <w:rFonts w:ascii="Gentium" w:hAnsi="Gentium" w:cs="Gentium"/>
-        </w:rPr>
-        <w:t>And every mercy and peace and forbearance</w:t>
+      <w:proofErr w:type="gramStart"/>
+      <w:r>
+        <w:rPr>
+          <w:rFonts w:ascii="Gentium" w:hAnsi="Gentium" w:cs="Gentium"/>
+        </w:rPr>
+        <w:t>And</w:t>
+      </w:r>
+      <w:proofErr w:type="gramEnd"/>
+      <w:r>
+        <w:rPr>
+          <w:rFonts w:ascii="Gentium" w:hAnsi="Gentium" w:cs="Gentium"/>
+        </w:rPr>
+        <w:t xml:space="preserve"> every mercy and peace and forbearance</w:t>
       </w:r>
       <w:r>
         <w:rPr>
@@ -1625,11 +1756,19 @@
         </w:rPr>
         <w:tab/>
       </w:r>
-      <w:r>
-        <w:rPr>
-          <w:rFonts w:ascii="Gentium" w:hAnsi="Gentium" w:cs="Gentium"/>
-        </w:rPr>
-        <w:t>And for all of you sinners there shall be no salvation,</w:t>
+      <w:proofErr w:type="gramStart"/>
+      <w:r>
+        <w:rPr>
+          <w:rFonts w:ascii="Gentium" w:hAnsi="Gentium" w:cs="Gentium"/>
+        </w:rPr>
+        <w:t>And</w:t>
+      </w:r>
+      <w:proofErr w:type="gramEnd"/>
+      <w:r>
+        <w:rPr>
+          <w:rFonts w:ascii="Gentium" w:hAnsi="Gentium" w:cs="Gentium"/>
+        </w:rPr>
+        <w:t xml:space="preserve"> for all of you sinners there shall be no salvation,</w:t>
       </w:r>
     </w:p>
     <w:p>
@@ -1669,11 +1808,19 @@
         </w:rPr>
         <w:tab/>
       </w:r>
-      <w:r>
-        <w:rPr>
-          <w:rFonts w:ascii="Gentium" w:hAnsi="Gentium" w:cs="Gentium"/>
-        </w:rPr>
-        <w:t>But on you all shall abide a curse›.</w:t>
+      <w:proofErr w:type="gramStart"/>
+      <w:r>
+        <w:rPr>
+          <w:rFonts w:ascii="Gentium" w:hAnsi="Gentium" w:cs="Gentium"/>
+        </w:rPr>
+        <w:t>But</w:t>
+      </w:r>
+      <w:proofErr w:type="gramEnd"/>
+      <w:r>
+        <w:rPr>
+          <w:rFonts w:ascii="Gentium" w:hAnsi="Gentium" w:cs="Gentium"/>
+        </w:rPr>
+        <w:t xml:space="preserve"> on you all shall abide a curse›.</w:t>
       </w:r>
     </w:p>
     <w:p>
@@ -1773,11 +1920,19 @@
         </w:rPr>
         <w:tab/>
       </w:r>
-      <w:r>
-        <w:rPr>
-          <w:rFonts w:ascii="Gentium" w:hAnsi="Gentium" w:cs="Gentium"/>
-        </w:rPr>
-        <w:t>And they shall inherit the earth.</w:t>
+      <w:proofErr w:type="gramStart"/>
+      <w:r>
+        <w:rPr>
+          <w:rFonts w:ascii="Gentium" w:hAnsi="Gentium" w:cs="Gentium"/>
+        </w:rPr>
+        <w:t>And</w:t>
+      </w:r>
+      <w:proofErr w:type="gramEnd"/>
+      <w:r>
+        <w:rPr>
+          <w:rFonts w:ascii="Gentium" w:hAnsi="Gentium" w:cs="Gentium"/>
+        </w:rPr>
+        <w:t xml:space="preserve"> they shall inherit the earth.</w:t>
       </w:r>
     </w:p>
     <w:p>
@@ -1984,7 +2139,7 @@
           <w:docGrid w:linePitch="360"/>
         </w:sectPr>
       </w:pPr>
-      <w:bookmarkStart w:id="5" w:name="Chapter_6"/>
+      <w:bookmarkStart w:id="6" w:name="Chapter_6"/>
     </w:p>
     <w:p>
       <w:pPr>
@@ -2035,7 +2190,7 @@
         </w:rPr>
         <w:t>6</w:t>
       </w:r>
-      <w:bookmarkEnd w:id="5"/>
+      <w:bookmarkEnd w:id="6"/>
     </w:p>
     <w:p>
       <w:pPr>
@@ -2086,7 +2241,21 @@
         <w:rPr>
           <w:rFonts w:ascii="Gentium" w:hAnsi="Gentium" w:cs="Gentium"/>
         </w:rPr>
-        <w:t>And Semjâzâ, who was their leader, said unto them: ‘I fear</w:t>
+        <w:t xml:space="preserve">And </w:t>
+      </w:r>
+      <w:proofErr w:type="spellStart"/>
+      <w:r>
+        <w:rPr>
+          <w:rFonts w:ascii="Gentium" w:hAnsi="Gentium" w:cs="Gentium"/>
+        </w:rPr>
+        <w:t>Semjâzâ</w:t>
+      </w:r>
+      <w:proofErr w:type="spellEnd"/>
+      <w:r>
+        <w:rPr>
+          <w:rFonts w:ascii="Gentium" w:hAnsi="Gentium" w:cs="Gentium"/>
+        </w:rPr>
+        <w:t>, who was their leader, said unto them: ‘I fear</w:t>
       </w:r>
       <w:r>
         <w:rPr>
@@ -2140,7 +2309,19 @@
         <w:rPr>
           <w:rFonts w:ascii="Gentium" w:hAnsi="Gentium" w:cs="Gentium"/>
         </w:rPr>
-        <w:t xml:space="preserve">And they were in all two hundred; who descended ‹in the days› of Jared on the summit of Mount Hermon, and they called it Mount Hermon, because they had sworn and bound themselves by mutual imprecations upon it. </w:t>
+        <w:t>And they were in all two hundred</w:t>
+      </w:r>
+      <w:r>
+        <w:rPr>
+          <w:rFonts w:ascii="Gentium" w:hAnsi="Gentium" w:cs="Gentium"/>
+        </w:rPr>
+        <w:t>,</w:t>
+      </w:r>
+      <w:r>
+        <w:rPr>
+          <w:rFonts w:ascii="Gentium" w:hAnsi="Gentium" w:cs="Gentium"/>
+        </w:rPr>
+        <w:t xml:space="preserve"> who descended ‹in the days› of Jared on the summit of Mount Hermon, and they called it Mount Hermon, because they had sworn and bound themselves by mutual imprecations upon it. </w:t>
       </w:r>
       <w:r>
         <w:rPr>
@@ -2154,7 +2335,275 @@
         <w:rPr>
           <w:rFonts w:ascii="Gentium" w:hAnsi="Gentium" w:cs="Gentium"/>
         </w:rPr>
-        <w:t xml:space="preserve">And these are the names of their leaders: Samîazâz, their leader, Arâkîba, Râmêêl, Kôkabîêl, Tâmîêl, Râmîêl, Dânêl, Êzêqêêl, Barâqîjal, Asâêl, Armârôs, Batârêl, Anânêl, Zaqîêl, Samsâpêêl, Satarêl, Tûrêl, Jômjâêl, Sariêl. </w:t>
+        <w:t xml:space="preserve">And these are the names of their leaders: </w:t>
+      </w:r>
+      <w:proofErr w:type="spellStart"/>
+      <w:r>
+        <w:rPr>
+          <w:rFonts w:ascii="Gentium" w:hAnsi="Gentium" w:cs="Gentium"/>
+        </w:rPr>
+        <w:t>Samîazâz</w:t>
+      </w:r>
+      <w:proofErr w:type="spellEnd"/>
+      <w:r>
+        <w:rPr>
+          <w:rFonts w:ascii="Gentium" w:hAnsi="Gentium" w:cs="Gentium"/>
+        </w:rPr>
+        <w:t xml:space="preserve">, their leader, </w:t>
+      </w:r>
+      <w:proofErr w:type="spellStart"/>
+      <w:r>
+        <w:rPr>
+          <w:rFonts w:ascii="Gentium" w:hAnsi="Gentium" w:cs="Gentium"/>
+        </w:rPr>
+        <w:t>Arâkîba</w:t>
+      </w:r>
+      <w:proofErr w:type="spellEnd"/>
+      <w:r>
+        <w:rPr>
+          <w:rFonts w:ascii="Gentium" w:hAnsi="Gentium" w:cs="Gentium"/>
+        </w:rPr>
+        <w:t xml:space="preserve">, </w:t>
+      </w:r>
+      <w:bookmarkStart w:id="7" w:name="_Hlk216377813"/>
+      <w:proofErr w:type="spellStart"/>
+      <w:r>
+        <w:rPr>
+          <w:rFonts w:ascii="Gentium" w:hAnsi="Gentium" w:cs="Gentium"/>
+        </w:rPr>
+        <w:t>Râmêêl</w:t>
+      </w:r>
+      <w:bookmarkEnd w:id="7"/>
+      <w:proofErr w:type="spellEnd"/>
+      <w:r>
+        <w:rPr>
+          <w:rFonts w:ascii="Gentium" w:hAnsi="Gentium" w:cs="Gentium"/>
+        </w:rPr>
+        <w:t xml:space="preserve">, </w:t>
+      </w:r>
+      <w:proofErr w:type="spellStart"/>
+      <w:r>
+        <w:rPr>
+          <w:rFonts w:ascii="Gentium" w:hAnsi="Gentium" w:cs="Gentium"/>
+        </w:rPr>
+        <w:t>Kôkabîêl</w:t>
+      </w:r>
+      <w:proofErr w:type="spellEnd"/>
+      <w:r>
+        <w:rPr>
+          <w:rFonts w:ascii="Gentium" w:hAnsi="Gentium" w:cs="Gentium"/>
+        </w:rPr>
+        <w:t xml:space="preserve">, </w:t>
+      </w:r>
+      <w:proofErr w:type="spellStart"/>
+      <w:r>
+        <w:rPr>
+          <w:rFonts w:ascii="Gentium" w:hAnsi="Gentium" w:cs="Gentium"/>
+        </w:rPr>
+        <w:t>Tâmîêl</w:t>
+      </w:r>
+      <w:proofErr w:type="spellEnd"/>
+      <w:r>
+        <w:rPr>
+          <w:rFonts w:ascii="Gentium" w:hAnsi="Gentium" w:cs="Gentium"/>
+        </w:rPr>
+        <w:t xml:space="preserve">, </w:t>
+      </w:r>
+      <w:proofErr w:type="spellStart"/>
+      <w:r>
+        <w:rPr>
+          <w:rFonts w:ascii="Gentium" w:hAnsi="Gentium" w:cs="Gentium"/>
+        </w:rPr>
+        <w:t>Râmîêl</w:t>
+      </w:r>
+      <w:proofErr w:type="spellEnd"/>
+      <w:r>
+        <w:rPr>
+          <w:rFonts w:ascii="Gentium" w:hAnsi="Gentium" w:cs="Gentium"/>
+        </w:rPr>
+        <w:t xml:space="preserve">, </w:t>
+      </w:r>
+      <w:proofErr w:type="spellStart"/>
+      <w:r>
+        <w:rPr>
+          <w:rFonts w:ascii="Gentium" w:hAnsi="Gentium" w:cs="Gentium"/>
+        </w:rPr>
+        <w:t>Dânêl</w:t>
+      </w:r>
+      <w:proofErr w:type="spellEnd"/>
+      <w:r>
+        <w:rPr>
+          <w:rFonts w:ascii="Gentium" w:hAnsi="Gentium" w:cs="Gentium"/>
+        </w:rPr>
+        <w:t xml:space="preserve">, </w:t>
+      </w:r>
+      <w:proofErr w:type="spellStart"/>
+      <w:r>
+        <w:rPr>
+          <w:rFonts w:ascii="Gentium" w:hAnsi="Gentium" w:cs="Gentium"/>
+        </w:rPr>
+        <w:t>Êzêqêêl</w:t>
+      </w:r>
+      <w:proofErr w:type="spellEnd"/>
+      <w:r>
+        <w:rPr>
+          <w:rFonts w:ascii="Gentium" w:hAnsi="Gentium" w:cs="Gentium"/>
+        </w:rPr>
+        <w:t xml:space="preserve">, </w:t>
+      </w:r>
+      <w:proofErr w:type="spellStart"/>
+      <w:r>
+        <w:rPr>
+          <w:rFonts w:ascii="Gentium" w:hAnsi="Gentium" w:cs="Gentium"/>
+        </w:rPr>
+        <w:t>Barâqîjal</w:t>
+      </w:r>
+      <w:proofErr w:type="spellEnd"/>
+      <w:r>
+        <w:rPr>
+          <w:rFonts w:ascii="Gentium" w:hAnsi="Gentium" w:cs="Gentium"/>
+        </w:rPr>
+        <w:t xml:space="preserve">, </w:t>
+      </w:r>
+      <w:proofErr w:type="spellStart"/>
+      <w:r>
+        <w:rPr>
+          <w:rFonts w:ascii="Gentium" w:hAnsi="Gentium" w:cs="Gentium"/>
+        </w:rPr>
+        <w:t>Asâêl</w:t>
+      </w:r>
+      <w:proofErr w:type="spellEnd"/>
+      <w:r>
+        <w:rPr>
+          <w:rFonts w:ascii="Gentium" w:hAnsi="Gentium" w:cs="Gentium"/>
+        </w:rPr>
+        <w:t xml:space="preserve">, </w:t>
+      </w:r>
+      <w:proofErr w:type="spellStart"/>
+      <w:r>
+        <w:rPr>
+          <w:rFonts w:ascii="Gentium" w:hAnsi="Gentium" w:cs="Gentium"/>
+        </w:rPr>
+        <w:t>Armârôs</w:t>
+      </w:r>
+      <w:proofErr w:type="spellEnd"/>
+      <w:r>
+        <w:rPr>
+          <w:rFonts w:ascii="Gentium" w:hAnsi="Gentium" w:cs="Gentium"/>
+        </w:rPr>
+        <w:t xml:space="preserve">, </w:t>
+      </w:r>
+      <w:proofErr w:type="spellStart"/>
+      <w:r>
+        <w:rPr>
+          <w:rFonts w:ascii="Gentium" w:hAnsi="Gentium" w:cs="Gentium"/>
+        </w:rPr>
+        <w:t>Batârêl</w:t>
+      </w:r>
+      <w:proofErr w:type="spellEnd"/>
+      <w:r>
+        <w:rPr>
+          <w:rFonts w:ascii="Gentium" w:hAnsi="Gentium" w:cs="Gentium"/>
+        </w:rPr>
+        <w:t xml:space="preserve">, </w:t>
+      </w:r>
+      <w:proofErr w:type="spellStart"/>
+      <w:r>
+        <w:rPr>
+          <w:rFonts w:ascii="Gentium" w:hAnsi="Gentium" w:cs="Gentium"/>
+        </w:rPr>
+        <w:t>Anânêl</w:t>
+      </w:r>
+      <w:proofErr w:type="spellEnd"/>
+      <w:r>
+        <w:rPr>
+          <w:rFonts w:ascii="Gentium" w:hAnsi="Gentium" w:cs="Gentium"/>
+        </w:rPr>
+        <w:t xml:space="preserve">, </w:t>
+      </w:r>
+      <w:proofErr w:type="spellStart"/>
+      <w:r>
+        <w:rPr>
+          <w:rFonts w:ascii="Gentium" w:hAnsi="Gentium" w:cs="Gentium"/>
+        </w:rPr>
+        <w:t>Zaqîêl</w:t>
+      </w:r>
+      <w:proofErr w:type="spellEnd"/>
+      <w:r>
+        <w:rPr>
+          <w:rFonts w:ascii="Gentium" w:hAnsi="Gentium" w:cs="Gentium"/>
+        </w:rPr>
+        <w:t xml:space="preserve">, </w:t>
+      </w:r>
+      <w:proofErr w:type="spellStart"/>
+      <w:r>
+        <w:rPr>
+          <w:rFonts w:ascii="Gentium" w:hAnsi="Gentium" w:cs="Gentium"/>
+        </w:rPr>
+        <w:t>Samsâpêêl</w:t>
+      </w:r>
+      <w:proofErr w:type="spellEnd"/>
+      <w:r>
+        <w:rPr>
+          <w:rFonts w:ascii="Gentium" w:hAnsi="Gentium" w:cs="Gentium"/>
+        </w:rPr>
+        <w:t xml:space="preserve">, </w:t>
+      </w:r>
+      <w:proofErr w:type="spellStart"/>
+      <w:r>
+        <w:rPr>
+          <w:rFonts w:ascii="Gentium" w:hAnsi="Gentium" w:cs="Gentium"/>
+        </w:rPr>
+        <w:t>Satarêl</w:t>
+      </w:r>
+      <w:proofErr w:type="spellEnd"/>
+      <w:r>
+        <w:rPr>
+          <w:rFonts w:ascii="Gentium" w:hAnsi="Gentium" w:cs="Gentium"/>
+        </w:rPr>
+        <w:t xml:space="preserve">, </w:t>
+      </w:r>
+      <w:proofErr w:type="spellStart"/>
+      <w:r>
+        <w:rPr>
+          <w:rFonts w:ascii="Gentium" w:hAnsi="Gentium" w:cs="Gentium"/>
+        </w:rPr>
+        <w:t>Tûrêl</w:t>
+      </w:r>
+      <w:proofErr w:type="spellEnd"/>
+      <w:r>
+        <w:rPr>
+          <w:rFonts w:ascii="Gentium" w:hAnsi="Gentium" w:cs="Gentium"/>
+        </w:rPr>
+        <w:t xml:space="preserve">, </w:t>
+      </w:r>
+      <w:proofErr w:type="spellStart"/>
+      <w:r>
+        <w:rPr>
+          <w:rFonts w:ascii="Gentium" w:hAnsi="Gentium" w:cs="Gentium"/>
+        </w:rPr>
+        <w:t>Jômjâêl</w:t>
+      </w:r>
+      <w:proofErr w:type="spellEnd"/>
+      <w:r>
+        <w:rPr>
+          <w:rFonts w:ascii="Gentium" w:hAnsi="Gentium" w:cs="Gentium"/>
+        </w:rPr>
+        <w:t xml:space="preserve">, </w:t>
+      </w:r>
+      <w:proofErr w:type="spellStart"/>
+      <w:r>
+        <w:rPr>
+          <w:rFonts w:ascii="Gentium" w:hAnsi="Gentium" w:cs="Gentium"/>
+        </w:rPr>
+        <w:t>Sariêl</w:t>
+      </w:r>
+      <w:proofErr w:type="spellEnd"/>
+      <w:r>
+        <w:rPr>
+          <w:rFonts w:ascii="Gentium" w:hAnsi="Gentium" w:cs="Gentium"/>
+        </w:rPr>
+        <w:t xml:space="preserve">. </w:t>
       </w:r>
       <w:r>
         <w:rPr>
@@ -2194,7 +2643,7 @@
           <w:docGrid w:linePitch="360"/>
         </w:sectPr>
       </w:pPr>
-      <w:bookmarkStart w:id="6" w:name="Chapter_7"/>
+      <w:bookmarkStart w:id="8" w:name="Chapter_7"/>
     </w:p>
     <w:p>
       <w:pPr>
@@ -2245,7 +2694,7 @@
         </w:rPr>
         <w:t>7</w:t>
       </w:r>
-      <w:bookmarkEnd w:id="6"/>
+      <w:bookmarkEnd w:id="8"/>
     </w:p>
     <w:p>
       <w:pPr>
@@ -2282,7 +2731,31 @@
         <w:rPr>
           <w:rFonts w:ascii="Gentium" w:hAnsi="Gentium" w:cs="Gentium"/>
         </w:rPr>
-        <w:t xml:space="preserve">And they became pregnant, and they bare great giants, whose height was three thousand ells: </w:t>
+        <w:t>And they became pregnant, and they b</w:t>
+      </w:r>
+      <w:r>
+        <w:rPr>
+          <w:rFonts w:ascii="Gentium" w:hAnsi="Gentium" w:cs="Gentium"/>
+        </w:rPr>
+        <w:t>o</w:t>
+      </w:r>
+      <w:r>
+        <w:rPr>
+          <w:rFonts w:ascii="Gentium" w:hAnsi="Gentium" w:cs="Gentium"/>
+        </w:rPr>
+        <w:t>re great giants, whose height was three thousand ells</w:t>
+      </w:r>
+      <w:r>
+        <w:rPr>
+          <w:rFonts w:ascii="Gentium" w:hAnsi="Gentium" w:cs="Gentium"/>
+        </w:rPr>
+        <w:t>,</w:t>
+      </w:r>
+      <w:r>
+        <w:rPr>
+          <w:rFonts w:ascii="Gentium" w:hAnsi="Gentium" w:cs="Gentium"/>
+        </w:rPr>
+        <w:t xml:space="preserve"> </w:t>
       </w:r>
       <w:r>
         <w:rPr>
@@ -2296,7 +2769,13 @@
         <w:rPr>
           <w:rFonts w:ascii="Gentium" w:hAnsi="Gentium" w:cs="Gentium"/>
         </w:rPr>
-        <w:t xml:space="preserve">Who consumed all the acquisitions of men. </w:t>
+        <w:t>w</w:t>
+      </w:r>
+      <w:r>
+        <w:rPr>
+          <w:rFonts w:ascii="Gentium" w:hAnsi="Gentium" w:cs="Gentium"/>
+        </w:rPr>
+        <w:t xml:space="preserve">ho consumed all the acquisitions of men. </w:t>
       </w:r>
       <w:r>
         <w:rPr>
@@ -2364,7 +2843,7 @@
           <w:docGrid w:linePitch="360"/>
         </w:sectPr>
       </w:pPr>
-      <w:bookmarkStart w:id="7" w:name="Chapter_8"/>
+      <w:bookmarkStart w:id="9" w:name="Chapter_8"/>
     </w:p>
     <w:p>
       <w:pPr>
@@ -2415,7 +2894,7 @@
         </w:rPr>
         <w:t>8</w:t>
       </w:r>
-      <w:bookmarkEnd w:id="7"/>
+      <w:bookmarkEnd w:id="9"/>
     </w:p>
     <w:p>
       <w:pPr>
@@ -2438,7 +2917,21 @@
         <w:rPr>
           <w:rFonts w:ascii="Gentium" w:hAnsi="Gentium" w:cs="Gentium"/>
         </w:rPr>
-        <w:t xml:space="preserve">And Azâzêl taught men to make swords, and knives, and shields, and breastplates, and made known to them the metals ‹of the earth› and the art of working them, and bracelets, and ornaments, and the use of antimony, and the beautifying of the eyelids, and all kinds of costly stones, and all colouring tinctures. </w:t>
+        <w:t xml:space="preserve">And </w:t>
+      </w:r>
+      <w:proofErr w:type="spellStart"/>
+      <w:r>
+        <w:rPr>
+          <w:rFonts w:ascii="Gentium" w:hAnsi="Gentium" w:cs="Gentium"/>
+        </w:rPr>
+        <w:t>Azâzêl</w:t>
+      </w:r>
+      <w:proofErr w:type="spellEnd"/>
+      <w:r>
+        <w:rPr>
+          <w:rFonts w:ascii="Gentium" w:hAnsi="Gentium" w:cs="Gentium"/>
+        </w:rPr>
+        <w:t xml:space="preserve"> taught men to make swords, and knives, and shields, and breastplates, and made known to them the metals ‹of the earth› and the art of working them, and bracelets, and ornaments, and the use of antimony, and the beautifying of the eyelids, and all kinds of costly stones, and all colouring tinctures. </w:t>
       </w:r>
       <w:r>
         <w:rPr>
@@ -2462,11 +2955,117 @@
         </w:rPr>
         <w:t>3 </w:t>
       </w:r>
-      <w:r>
-        <w:rPr>
-          <w:rFonts w:ascii="Gentium" w:hAnsi="Gentium" w:cs="Gentium"/>
-        </w:rPr>
-        <w:t xml:space="preserve">Semjâzâ taught enchantments, and root-cuttings, ’Armârôs the resolving of enchantments, Barâqîjâl (taught) astrology, Kôkabêl the constellations, Êzêqêêl the knowledge of the clouds, ‹Araqiêl the signs of the earth, Shamsiêl the signs of the sun›, and Sariêl the course of the moon. </w:t>
+      <w:proofErr w:type="spellStart"/>
+      <w:r>
+        <w:rPr>
+          <w:rFonts w:ascii="Gentium" w:hAnsi="Gentium" w:cs="Gentium"/>
+        </w:rPr>
+        <w:t>Semjâzâ</w:t>
+      </w:r>
+      <w:proofErr w:type="spellEnd"/>
+      <w:r>
+        <w:rPr>
+          <w:rFonts w:ascii="Gentium" w:hAnsi="Gentium" w:cs="Gentium"/>
+        </w:rPr>
+        <w:t xml:space="preserve"> taught enchantments, and root-cuttings, ’</w:t>
+      </w:r>
+      <w:proofErr w:type="spellStart"/>
+      <w:r>
+        <w:rPr>
+          <w:rFonts w:ascii="Gentium" w:hAnsi="Gentium" w:cs="Gentium"/>
+        </w:rPr>
+        <w:t>Armârôs</w:t>
+      </w:r>
+      <w:proofErr w:type="spellEnd"/>
+      <w:r>
+        <w:rPr>
+          <w:rFonts w:ascii="Gentium" w:hAnsi="Gentium" w:cs="Gentium"/>
+        </w:rPr>
+        <w:t xml:space="preserve"> the resolving of enchantments, </w:t>
+      </w:r>
+      <w:proofErr w:type="spellStart"/>
+      <w:r>
+        <w:rPr>
+          <w:rFonts w:ascii="Gentium" w:hAnsi="Gentium" w:cs="Gentium"/>
+        </w:rPr>
+        <w:t>Barâqîjâl</w:t>
+      </w:r>
+      <w:proofErr w:type="spellEnd"/>
+      <w:r>
+        <w:rPr>
+          <w:rFonts w:ascii="Gentium" w:hAnsi="Gentium" w:cs="Gentium"/>
+        </w:rPr>
+        <w:t xml:space="preserve"> (taught) astrology, </w:t>
+      </w:r>
+      <w:proofErr w:type="spellStart"/>
+      <w:r>
+        <w:rPr>
+          <w:rFonts w:ascii="Gentium" w:hAnsi="Gentium" w:cs="Gentium"/>
+        </w:rPr>
+        <w:t>Kôkabêl</w:t>
+      </w:r>
+      <w:proofErr w:type="spellEnd"/>
+      <w:r>
+        <w:rPr>
+          <w:rFonts w:ascii="Gentium" w:hAnsi="Gentium" w:cs="Gentium"/>
+        </w:rPr>
+        <w:t xml:space="preserve"> the constellations, </w:t>
+      </w:r>
+      <w:proofErr w:type="spellStart"/>
+      <w:r>
+        <w:rPr>
+          <w:rFonts w:ascii="Gentium" w:hAnsi="Gentium" w:cs="Gentium"/>
+        </w:rPr>
+        <w:t>Êzêqêêl</w:t>
+      </w:r>
+      <w:proofErr w:type="spellEnd"/>
+      <w:r>
+        <w:rPr>
+          <w:rFonts w:ascii="Gentium" w:hAnsi="Gentium" w:cs="Gentium"/>
+        </w:rPr>
+        <w:t xml:space="preserve"> the knowledge of the clouds, ‹</w:t>
+      </w:r>
+      <w:proofErr w:type="spellStart"/>
+      <w:r>
+        <w:rPr>
+          <w:rFonts w:ascii="Gentium" w:hAnsi="Gentium" w:cs="Gentium"/>
+        </w:rPr>
+        <w:t>Araqiêl</w:t>
+      </w:r>
+      <w:proofErr w:type="spellEnd"/>
+      <w:r>
+        <w:rPr>
+          <w:rFonts w:ascii="Gentium" w:hAnsi="Gentium" w:cs="Gentium"/>
+        </w:rPr>
+        <w:t xml:space="preserve"> the signs of the earth, </w:t>
+      </w:r>
+      <w:proofErr w:type="spellStart"/>
+      <w:r>
+        <w:rPr>
+          <w:rFonts w:ascii="Gentium" w:hAnsi="Gentium" w:cs="Gentium"/>
+        </w:rPr>
+        <w:t>Shamsiêl</w:t>
+      </w:r>
+      <w:proofErr w:type="spellEnd"/>
+      <w:r>
+        <w:rPr>
+          <w:rFonts w:ascii="Gentium" w:hAnsi="Gentium" w:cs="Gentium"/>
+        </w:rPr>
+        <w:t xml:space="preserve"> the signs of the sun›, and </w:t>
+      </w:r>
+      <w:proofErr w:type="spellStart"/>
+      <w:r>
+        <w:rPr>
+          <w:rFonts w:ascii="Gentium" w:hAnsi="Gentium" w:cs="Gentium"/>
+        </w:rPr>
+        <w:t>Sariêl</w:t>
+      </w:r>
+      <w:proofErr w:type="spellEnd"/>
+      <w:r>
+        <w:rPr>
+          <w:rFonts w:ascii="Gentium" w:hAnsi="Gentium" w:cs="Gentium"/>
+        </w:rPr>
+        <w:t xml:space="preserve"> the course of the moon. </w:t>
       </w:r>
       <w:r>
         <w:rPr>
@@ -2506,7 +3105,7 @@
           <w:docGrid w:linePitch="360"/>
         </w:sectPr>
       </w:pPr>
-      <w:bookmarkStart w:id="8" w:name="Chapter_9"/>
+      <w:bookmarkStart w:id="10" w:name="Chapter_9"/>
     </w:p>
     <w:p>
       <w:pPr>
@@ -2558,7 +3157,7 @@
         </w:rPr>
         <w:t>9</w:t>
       </w:r>
-      <w:bookmarkEnd w:id="8"/>
+      <w:bookmarkEnd w:id="10"/>
     </w:p>
     <w:p>
       <w:pPr>
@@ -2595,7 +3194,19 @@
         <w:rPr>
           <w:rFonts w:ascii="Gentium" w:hAnsi="Gentium" w:cs="Gentium"/>
         </w:rPr>
-        <w:t xml:space="preserve">And they said one to another: ‘The earth made †without inhabitant cries the voice of their crying† up to the gates of heaven. </w:t>
+        <w:t>And they said one to another</w:t>
+      </w:r>
+      <w:r>
+        <w:rPr>
+          <w:rFonts w:ascii="Gentium" w:hAnsi="Gentium" w:cs="Gentium"/>
+        </w:rPr>
+        <w:t>, “</w:t>
+      </w:r>
+      <w:r>
+        <w:rPr>
+          <w:rFonts w:ascii="Gentium" w:hAnsi="Gentium" w:cs="Gentium"/>
+        </w:rPr>
+        <w:t xml:space="preserve">The earth made †without inhabitant cries the voice of their crying† up to the gates of heaven. </w:t>
       </w:r>
       <w:r>
         <w:rPr>
@@ -2609,7 +3220,19 @@
         <w:rPr>
           <w:rFonts w:ascii="Gentium" w:hAnsi="Gentium" w:cs="Gentium"/>
         </w:rPr>
-        <w:t xml:space="preserve">«And now to you, the holy ones of heaven», the souls of men make their suit, saying, “Bring our cause before the Most High.” ’ </w:t>
+        <w:t>«And now to you, the holy ones of heaven», the souls of men make their suit, saying, “Bring our cause before the Most High.”</w:t>
+      </w:r>
+      <w:r>
+        <w:rPr>
+          <w:rFonts w:ascii="Gentium" w:hAnsi="Gentium" w:cs="Gentium"/>
+        </w:rPr>
+        <w:t>”</w:t>
+      </w:r>
+      <w:r>
+        <w:rPr>
+          <w:rFonts w:ascii="Gentium" w:hAnsi="Gentium" w:cs="Gentium"/>
+        </w:rPr>
+        <w:t xml:space="preserve"> </w:t>
       </w:r>
       <w:r>
         <w:rPr>
@@ -2623,7 +3246,43 @@
         <w:rPr>
           <w:rFonts w:ascii="Gentium" w:hAnsi="Gentium" w:cs="Gentium"/>
         </w:rPr>
-        <w:t xml:space="preserve">And they said to the Lord of the ages: ‘Lord of lords, God of gods, King of kings, ‹and God of the ages›, the throne of You glory (stands) unto all the generations of the ages, and Your name holy and glorious and blessed unto all the ages! </w:t>
+        <w:t>And they said to the Lord of the ages</w:t>
+      </w:r>
+      <w:r>
+        <w:rPr>
+          <w:rFonts w:ascii="Gentium" w:hAnsi="Gentium" w:cs="Gentium"/>
+        </w:rPr>
+        <w:t>, “</w:t>
+      </w:r>
+      <w:r>
+        <w:rPr>
+          <w:rFonts w:ascii="Gentium" w:hAnsi="Gentium" w:cs="Gentium"/>
+        </w:rPr>
+        <w:t>Lord of lords, God of gods, King of kings, ‹and God of the ages›, the throne of You</w:t>
+      </w:r>
+      <w:r>
+        <w:rPr>
+          <w:rFonts w:ascii="Gentium" w:hAnsi="Gentium" w:cs="Gentium"/>
+        </w:rPr>
+        <w:t>r</w:t>
+      </w:r>
+      <w:r>
+        <w:rPr>
+          <w:rFonts w:ascii="Gentium" w:hAnsi="Gentium" w:cs="Gentium"/>
+        </w:rPr>
+        <w:t xml:space="preserve"> glory (stands) </w:t>
+      </w:r>
+      <w:r>
+        <w:rPr>
+          <w:rFonts w:ascii="Gentium" w:hAnsi="Gentium" w:cs="Gentium"/>
+        </w:rPr>
+        <w:t>for</w:t>
+      </w:r>
+      <w:r>
+        <w:rPr>
+          <w:rFonts w:ascii="Gentium" w:hAnsi="Gentium" w:cs="Gentium"/>
+        </w:rPr>
+        <w:t xml:space="preserve"> all the generations of the ages, and Your name holy and glorious and blessed unto all the ages! </w:t>
       </w:r>
       <w:r>
         <w:rPr>
@@ -2637,7 +3296,19 @@
         <w:rPr>
           <w:rFonts w:ascii="Gentium" w:hAnsi="Gentium" w:cs="Gentium"/>
         </w:rPr>
-        <w:t xml:space="preserve">You have made all things, and power over all things have You: and all things are naked and open in Your sight, and You see all things, and nothing can hide itself from You. </w:t>
+        <w:t>You have made all things, and power over all things have You</w:t>
+      </w:r>
+      <w:r>
+        <w:rPr>
+          <w:rFonts w:ascii="Gentium" w:hAnsi="Gentium" w:cs="Gentium"/>
+        </w:rPr>
+        <w:t>;</w:t>
+      </w:r>
+      <w:r>
+        <w:rPr>
+          <w:rFonts w:ascii="Gentium" w:hAnsi="Gentium" w:cs="Gentium"/>
+        </w:rPr>
+        <w:t xml:space="preserve"> and all things are naked and open in Your sight, and You see all things, and nothing can hide itself from You. </w:t>
       </w:r>
       <w:r>
         <w:rPr>
@@ -2651,7 +3322,33 @@
         <w:rPr>
           <w:rFonts w:ascii="Gentium" w:hAnsi="Gentium" w:cs="Gentium"/>
         </w:rPr>
-        <w:t xml:space="preserve">You see what Azâzêl has done, who has taught all unrighteousness on earth and revealed the eternal secrets which were (preserved) in heaven, which men were striving to learn: </w:t>
+        <w:t xml:space="preserve">You see what </w:t>
+      </w:r>
+      <w:proofErr w:type="spellStart"/>
+      <w:r>
+        <w:rPr>
+          <w:rFonts w:ascii="Gentium" w:hAnsi="Gentium" w:cs="Gentium"/>
+        </w:rPr>
+        <w:t>Azâzêl</w:t>
+      </w:r>
+      <w:proofErr w:type="spellEnd"/>
+      <w:r>
+        <w:rPr>
+          <w:rFonts w:ascii="Gentium" w:hAnsi="Gentium" w:cs="Gentium"/>
+        </w:rPr>
+        <w:t xml:space="preserve"> has done, who has taught all unrighteousness on earth and revealed the eternal secrets which were (preserved) in heaven, which men were striving to learn</w:t>
+      </w:r>
+      <w:r>
+        <w:rPr>
+          <w:rFonts w:ascii="Gentium" w:hAnsi="Gentium" w:cs="Gentium"/>
+        </w:rPr>
+        <w:t>.</w:t>
+      </w:r>
+      <w:r>
+        <w:rPr>
+          <w:rFonts w:ascii="Gentium" w:hAnsi="Gentium" w:cs="Gentium"/>
+        </w:rPr>
+        <w:t xml:space="preserve"> </w:t>
       </w:r>
       <w:r>
         <w:rPr>
@@ -2665,7 +3362,21 @@
         <w:rPr>
           <w:rFonts w:ascii="Gentium" w:hAnsi="Gentium" w:cs="Gentium"/>
         </w:rPr>
-        <w:t xml:space="preserve">And Semjâzâ, to whom You have given authority to bear rule over his associates. </w:t>
+        <w:t xml:space="preserve">And </w:t>
+      </w:r>
+      <w:proofErr w:type="spellStart"/>
+      <w:r>
+        <w:rPr>
+          <w:rFonts w:ascii="Gentium" w:hAnsi="Gentium" w:cs="Gentium"/>
+        </w:rPr>
+        <w:t>Semjâzâ</w:t>
+      </w:r>
+      <w:proofErr w:type="spellEnd"/>
+      <w:r>
+        <w:rPr>
+          <w:rFonts w:ascii="Gentium" w:hAnsi="Gentium" w:cs="Gentium"/>
+        </w:rPr>
+        <w:t xml:space="preserve">, to whom You have given authority to bear rule over his associates. </w:t>
       </w:r>
       <w:r>
         <w:rPr>
@@ -2715,7 +3426,19 @@
         <w:rPr>
           <w:rFonts w:ascii="Gentium" w:hAnsi="Gentium" w:cs="Gentium"/>
         </w:rPr>
-        <w:t xml:space="preserve">And now, behold, the souls of those who have died are crying and making their suit to the gates of heaven, and their lamentations have ascended: and cannot cease because of the lawless deeds which are wrought on the earth. </w:t>
+        <w:t>And now, behold, the souls of those who have died are crying and making their suit to the gates of heaven, and their lamentations have ascended</w:t>
+      </w:r>
+      <w:r>
+        <w:rPr>
+          <w:rFonts w:ascii="Gentium" w:hAnsi="Gentium" w:cs="Gentium"/>
+        </w:rPr>
+        <w:t>,</w:t>
+      </w:r>
+      <w:r>
+        <w:rPr>
+          <w:rFonts w:ascii="Gentium" w:hAnsi="Gentium" w:cs="Gentium"/>
+        </w:rPr>
+        <w:t xml:space="preserve"> and cannot cease because of the lawless deeds which are wrought on the earth. </w:t>
       </w:r>
       <w:r>
         <w:rPr>
@@ -2737,7 +3460,13 @@
         <w:rPr>
           <w:rFonts w:ascii="Gentium" w:hAnsi="Gentium" w:cs="Gentium"/>
         </w:rPr>
-        <w:t>And You know all things before they come to pass, and You see these things and You suffer them, and You do not say to us what we are to do to them in regard to these.’</w:t>
+        <w:t>And You know all things before they come to pass, and You see these things and You suffer them, and You do not say to us what we are to do to them in regard to these.</w:t>
+      </w:r>
+      <w:r>
+        <w:rPr>
+          <w:rFonts w:ascii="Gentium" w:hAnsi="Gentium" w:cs="Gentium"/>
+        </w:rPr>
+        <w:t>”</w:t>
       </w:r>
     </w:p>
     <w:p>
@@ -2763,7 +3492,7 @@
           <w:docGrid w:linePitch="360"/>
         </w:sectPr>
       </w:pPr>
-      <w:bookmarkStart w:id="9" w:name="Chapter_10"/>
+      <w:bookmarkStart w:id="11" w:name="Chapter_10"/>
     </w:p>
     <w:p>
       <w:pPr>
@@ -2814,7 +3543,7 @@
         </w:rPr>
         <w:t>10</w:t>
       </w:r>
-      <w:bookmarkEnd w:id="9"/>
+      <w:bookmarkEnd w:id="11"/>
     </w:p>
     <w:p>
       <w:pPr>
@@ -2857,19 +3586,510 @@
           <w:color w:val="0070C0"/>
           <w:vertAlign w:val="superscript"/>
         </w:rPr>
+        <w:t>2</w:t>
+      </w:r>
+      <w:r>
+        <w:rPr>
+          <w:rFonts w:ascii="Gentium" w:hAnsi="Gentium" w:cs="Gentium"/>
+          <w:color w:val="0070C0"/>
+          <w:vertAlign w:val="superscript"/>
+        </w:rPr>
+        <w:t> </w:t>
+      </w:r>
+      <w:r>
+        <w:rPr>
+          <w:rFonts w:ascii="Gentium" w:hAnsi="Gentium" w:cs="Gentium"/>
+        </w:rPr>
+        <w:t>“</w:t>
+      </w:r>
+      <w:r>
+        <w:rPr>
+          <w:rFonts w:ascii="Gentium" w:hAnsi="Gentium" w:cs="Gentium"/>
+        </w:rPr>
+        <w:t>‹</w:t>
+      </w:r>
+      <w:r>
+        <w:rPr>
+          <w:rFonts w:ascii="Gentium" w:hAnsi="Gentium" w:cs="Gentium"/>
+        </w:rPr>
+        <w:t>Go to Noah and</w:t>
+      </w:r>
+      <w:r>
+        <w:rPr>
+          <w:rFonts w:ascii="Gentium" w:hAnsi="Gentium" w:cs="Gentium"/>
+        </w:rPr>
+        <w:t>›</w:t>
+      </w:r>
+      <w:r>
+        <w:rPr>
+          <w:rFonts w:ascii="Gentium" w:hAnsi="Gentium" w:cs="Gentium"/>
+        </w:rPr>
+        <w:t xml:space="preserve"> tell him in my name “Hide </w:t>
+      </w:r>
+      <w:r>
+        <w:rPr>
+          <w:rFonts w:ascii="Gentium" w:hAnsi="Gentium" w:cs="Gentium"/>
+        </w:rPr>
+        <w:t>your</w:t>
+      </w:r>
+      <w:r>
+        <w:rPr>
+          <w:rFonts w:ascii="Gentium" w:hAnsi="Gentium" w:cs="Gentium"/>
+        </w:rPr>
+        <w:t xml:space="preserve">self!” and reveal to him the end that is approaching: that the whole earth will be destroyed, and a deluge is about to come upon the whole earth, and will destroy all that is on it. </w:t>
+      </w:r>
+      <w:r>
+        <w:rPr>
+          <w:rFonts w:ascii="Gentium" w:hAnsi="Gentium" w:cs="Gentium"/>
+          <w:color w:val="0070C0"/>
+          <w:vertAlign w:val="superscript"/>
+        </w:rPr>
+        <w:t>3 </w:t>
+      </w:r>
+      <w:r>
+        <w:rPr>
+          <w:rFonts w:ascii="Gentium" w:hAnsi="Gentium" w:cs="Gentium"/>
+        </w:rPr>
+        <w:t>And now instruct him that he may escape and his seed may be preserved for all the generations of the world.</w:t>
+      </w:r>
+      <w:r>
+        <w:rPr>
+          <w:rFonts w:ascii="Gentium" w:hAnsi="Gentium" w:cs="Gentium"/>
+        </w:rPr>
+        <w:t>”</w:t>
+      </w:r>
+      <w:r>
+        <w:rPr>
+          <w:rFonts w:ascii="Gentium" w:hAnsi="Gentium" w:cs="Gentium"/>
+        </w:rPr>
+        <w:t xml:space="preserve"> </w:t>
+      </w:r>
+      <w:r>
+        <w:rPr>
+          <w:rFonts w:ascii="Gentium" w:hAnsi="Gentium" w:cs="Gentium"/>
+          <w:color w:val="0070C0"/>
+          <w:vertAlign w:val="superscript"/>
+        </w:rPr>
+        <w:t>4 </w:t>
+      </w:r>
+      <w:r>
+        <w:rPr>
+          <w:rFonts w:ascii="Gentium" w:hAnsi="Gentium" w:cs="Gentium"/>
+        </w:rPr>
+        <w:t>And again</w:t>
+      </w:r>
+      <w:r>
+        <w:rPr>
+          <w:rFonts w:ascii="Gentium" w:hAnsi="Gentium" w:cs="Gentium"/>
+        </w:rPr>
+        <w:t>,</w:t>
+      </w:r>
+      <w:r>
+        <w:rPr>
+          <w:rFonts w:ascii="Gentium" w:hAnsi="Gentium" w:cs="Gentium"/>
+        </w:rPr>
+        <w:t xml:space="preserve"> the Lord said to Raphael</w:t>
+      </w:r>
+      <w:r>
+        <w:rPr>
+          <w:rFonts w:ascii="Gentium" w:hAnsi="Gentium" w:cs="Gentium"/>
+        </w:rPr>
+        <w:t>, “</w:t>
+      </w:r>
+      <w:r>
+        <w:rPr>
+          <w:rFonts w:ascii="Gentium" w:hAnsi="Gentium" w:cs="Gentium"/>
+        </w:rPr>
+        <w:t xml:space="preserve">Bind </w:t>
+      </w:r>
+      <w:proofErr w:type="spellStart"/>
+      <w:r>
+        <w:rPr>
+          <w:rFonts w:ascii="Gentium" w:hAnsi="Gentium" w:cs="Gentium"/>
+        </w:rPr>
+        <w:t>Azâzêl</w:t>
+      </w:r>
+      <w:proofErr w:type="spellEnd"/>
+      <w:r>
+        <w:rPr>
+          <w:rFonts w:ascii="Gentium" w:hAnsi="Gentium" w:cs="Gentium"/>
+        </w:rPr>
+        <w:t xml:space="preserve"> hand and </w:t>
+      </w:r>
+      <w:r>
+        <w:rPr>
+          <w:rFonts w:ascii="Gentium" w:hAnsi="Gentium" w:cs="Gentium"/>
+        </w:rPr>
+        <w:t>foot and</w:t>
+      </w:r>
+      <w:r>
+        <w:rPr>
+          <w:rFonts w:ascii="Gentium" w:hAnsi="Gentium" w:cs="Gentium"/>
+        </w:rPr>
+        <w:t xml:space="preserve"> cast him into the darkness</w:t>
+      </w:r>
+      <w:r>
+        <w:rPr>
+          <w:rFonts w:ascii="Gentium" w:hAnsi="Gentium" w:cs="Gentium"/>
+        </w:rPr>
+        <w:t>;</w:t>
+      </w:r>
+      <w:r>
+        <w:rPr>
+          <w:rFonts w:ascii="Gentium" w:hAnsi="Gentium" w:cs="Gentium"/>
+        </w:rPr>
+        <w:t xml:space="preserve"> and make an opening in the desert, which is in </w:t>
+      </w:r>
+      <w:proofErr w:type="spellStart"/>
+      <w:r>
+        <w:rPr>
+          <w:rFonts w:ascii="Gentium" w:hAnsi="Gentium" w:cs="Gentium"/>
+        </w:rPr>
+        <w:t>Dûdâêl</w:t>
+      </w:r>
+      <w:proofErr w:type="spellEnd"/>
+      <w:r>
+        <w:rPr>
+          <w:rFonts w:ascii="Gentium" w:hAnsi="Gentium" w:cs="Gentium"/>
+        </w:rPr>
+        <w:t xml:space="preserve">, and cast him therein. </w:t>
+      </w:r>
+      <w:r>
+        <w:rPr>
+          <w:rFonts w:ascii="Gentium" w:hAnsi="Gentium" w:cs="Gentium"/>
+          <w:color w:val="0070C0"/>
+          <w:vertAlign w:val="superscript"/>
+        </w:rPr>
+        <w:t>5 </w:t>
+      </w:r>
+      <w:r>
+        <w:rPr>
+          <w:rFonts w:ascii="Gentium" w:hAnsi="Gentium" w:cs="Gentium"/>
+        </w:rPr>
+        <w:t xml:space="preserve">And place upon him rough and jagged rocks, and cover him with darkness, and let him abide there for ever, and cover his face that he may not see light. </w:t>
+      </w:r>
+      <w:r>
+        <w:rPr>
+          <w:rFonts w:ascii="Gentium" w:hAnsi="Gentium" w:cs="Gentium"/>
+          <w:color w:val="0070C0"/>
+          <w:vertAlign w:val="superscript"/>
+        </w:rPr>
+        <w:t>6 </w:t>
+      </w:r>
+      <w:r>
+        <w:rPr>
+          <w:rFonts w:ascii="Gentium" w:hAnsi="Gentium" w:cs="Gentium"/>
+        </w:rPr>
+        <w:t xml:space="preserve">And on the day of the great judgement he shall be cast into the fire. </w:t>
+      </w:r>
+      <w:r>
+        <w:rPr>
+          <w:rFonts w:ascii="Gentium" w:hAnsi="Gentium" w:cs="Gentium"/>
+          <w:color w:val="0070C0"/>
+          <w:vertAlign w:val="superscript"/>
+        </w:rPr>
+        <w:t>7 </w:t>
+      </w:r>
+      <w:r>
+        <w:rPr>
+          <w:rFonts w:ascii="Gentium" w:hAnsi="Gentium" w:cs="Gentium"/>
+        </w:rPr>
+        <w:t xml:space="preserve">And heal the earth which the angels have corrupted, and proclaim the healing of the earth, that they may heal the plague, and that all the children of men may not perish through all the secret things that the Watchers have disclosed and have taught their sons. </w:t>
+      </w:r>
+      <w:r>
+        <w:rPr>
+          <w:rFonts w:ascii="Gentium" w:hAnsi="Gentium" w:cs="Gentium"/>
+          <w:color w:val="0070C0"/>
+          <w:vertAlign w:val="superscript"/>
+        </w:rPr>
+        <w:t>8 </w:t>
+      </w:r>
+      <w:r>
+        <w:rPr>
+          <w:rFonts w:ascii="Gentium" w:hAnsi="Gentium" w:cs="Gentium"/>
+        </w:rPr>
+        <w:t xml:space="preserve">And the whole earth has been corrupted through the works that were taught by </w:t>
+      </w:r>
+      <w:proofErr w:type="spellStart"/>
+      <w:r>
+        <w:rPr>
+          <w:rFonts w:ascii="Gentium" w:hAnsi="Gentium" w:cs="Gentium"/>
+        </w:rPr>
+        <w:t>Azâzêl</w:t>
+      </w:r>
+      <w:proofErr w:type="spellEnd"/>
+      <w:r>
+        <w:rPr>
+          <w:rFonts w:ascii="Gentium" w:hAnsi="Gentium" w:cs="Gentium"/>
+        </w:rPr>
+        <w:t>: to him ascribe all sin.</w:t>
+      </w:r>
+      <w:r>
+        <w:rPr>
+          <w:rFonts w:ascii="Gentium" w:hAnsi="Gentium" w:cs="Gentium"/>
+        </w:rPr>
+        <w:t>”</w:t>
+      </w:r>
+      <w:r>
+        <w:rPr>
+          <w:rFonts w:ascii="Gentium" w:hAnsi="Gentium" w:cs="Gentium"/>
+        </w:rPr>
+        <w:t xml:space="preserve"> </w:t>
+      </w:r>
+      <w:r>
+        <w:rPr>
+          <w:rFonts w:ascii="Gentium" w:hAnsi="Gentium" w:cs="Gentium"/>
+          <w:color w:val="0070C0"/>
+          <w:vertAlign w:val="superscript"/>
+        </w:rPr>
+        <w:t>9 </w:t>
+      </w:r>
+      <w:r>
+        <w:rPr>
+          <w:rFonts w:ascii="Gentium" w:hAnsi="Gentium" w:cs="Gentium"/>
+        </w:rPr>
+        <w:t>And to Gabriel said the Lord</w:t>
+      </w:r>
+      <w:r>
+        <w:rPr>
+          <w:rFonts w:ascii="Gentium" w:hAnsi="Gentium" w:cs="Gentium"/>
+        </w:rPr>
+        <w:t>, “</w:t>
+      </w:r>
+      <w:r>
+        <w:rPr>
+          <w:rFonts w:ascii="Gentium" w:hAnsi="Gentium" w:cs="Gentium"/>
+        </w:rPr>
+        <w:t>Proceed against the bastards and the reprobates, and against the children of fornication: and destroy [the children of fornication and] the children of the Watchers from amongst men: [and cause them to go forth]: send them one against the other that they may destroy each other in battle</w:t>
+      </w:r>
+      <w:r>
+        <w:rPr>
+          <w:rFonts w:ascii="Gentium" w:hAnsi="Gentium" w:cs="Gentium"/>
+        </w:rPr>
+        <w:t>;</w:t>
+      </w:r>
+      <w:r>
+        <w:rPr>
+          <w:rFonts w:ascii="Gentium" w:hAnsi="Gentium" w:cs="Gentium"/>
+        </w:rPr>
+        <w:t xml:space="preserve"> for length of days shall they not have. </w:t>
+      </w:r>
+      <w:r>
+        <w:rPr>
+          <w:rFonts w:ascii="Gentium" w:hAnsi="Gentium" w:cs="Gentium"/>
+          <w:color w:val="0070C0"/>
+          <w:vertAlign w:val="superscript"/>
+        </w:rPr>
+        <w:t>1</w:t>
+      </w:r>
+      <w:r>
+        <w:rPr>
+          <w:rFonts w:ascii="Gentium" w:hAnsi="Gentium" w:cs="Gentium"/>
+          <w:color w:val="0070C0"/>
+          <w:vertAlign w:val="superscript"/>
+        </w:rPr>
+        <w:t>0 </w:t>
+      </w:r>
+      <w:r>
+        <w:rPr>
+          <w:rFonts w:ascii="Gentium" w:hAnsi="Gentium" w:cs="Gentium"/>
+        </w:rPr>
+        <w:t xml:space="preserve">And no request that they (i.e. their fathers) make of </w:t>
+      </w:r>
+      <w:r>
+        <w:rPr>
+          <w:rFonts w:ascii="Gentium" w:hAnsi="Gentium" w:cs="Gentium"/>
+        </w:rPr>
+        <w:t>you</w:t>
+      </w:r>
+      <w:r>
+        <w:rPr>
+          <w:rFonts w:ascii="Gentium" w:hAnsi="Gentium" w:cs="Gentium"/>
+        </w:rPr>
+        <w:t xml:space="preserve"> shall be granted unto their fathers on their behalf; for they hope to live an eternal life, and that each one of them will live five hundred years.</w:t>
+      </w:r>
+      <w:r>
+        <w:rPr>
+          <w:rFonts w:ascii="Gentium" w:hAnsi="Gentium" w:cs="Gentium"/>
+        </w:rPr>
+        <w:t>”</w:t>
+      </w:r>
+      <w:r>
+        <w:rPr>
+          <w:rFonts w:ascii="Gentium" w:hAnsi="Gentium" w:cs="Gentium"/>
+        </w:rPr>
+        <w:t xml:space="preserve"> </w:t>
+      </w:r>
+      <w:r>
+        <w:rPr>
+          <w:rFonts w:ascii="Gentium" w:hAnsi="Gentium" w:cs="Gentium"/>
+          <w:color w:val="0070C0"/>
+          <w:vertAlign w:val="superscript"/>
+        </w:rPr>
+        <w:t>1</w:t>
+      </w:r>
+      <w:r>
+        <w:rPr>
+          <w:rFonts w:ascii="Gentium" w:hAnsi="Gentium" w:cs="Gentium"/>
+          <w:color w:val="0070C0"/>
+          <w:vertAlign w:val="superscript"/>
+        </w:rPr>
+        <w:t>1 </w:t>
+      </w:r>
+      <w:r>
+        <w:rPr>
+          <w:rFonts w:ascii="Gentium" w:hAnsi="Gentium" w:cs="Gentium"/>
+        </w:rPr>
+        <w:t>And the Lord said unto Michael</w:t>
+      </w:r>
+      <w:r>
+        <w:rPr>
+          <w:rFonts w:ascii="Gentium" w:hAnsi="Gentium" w:cs="Gentium"/>
+        </w:rPr>
+        <w:t>, “</w:t>
+      </w:r>
+      <w:r>
+        <w:rPr>
+          <w:rFonts w:ascii="Gentium" w:hAnsi="Gentium" w:cs="Gentium"/>
+        </w:rPr>
+        <w:t xml:space="preserve">Go, bind </w:t>
+      </w:r>
+      <w:proofErr w:type="spellStart"/>
+      <w:r>
+        <w:rPr>
+          <w:rFonts w:ascii="Gentium" w:hAnsi="Gentium" w:cs="Gentium"/>
+        </w:rPr>
+        <w:t>Semjâzâ</w:t>
+      </w:r>
+      <w:proofErr w:type="spellEnd"/>
+      <w:r>
+        <w:rPr>
+          <w:rFonts w:ascii="Gentium" w:hAnsi="Gentium" w:cs="Gentium"/>
+        </w:rPr>
+        <w:t xml:space="preserve"> and his associates who have united themselves with women so as to have defiled themselves with them in all their uncleanness. </w:t>
+      </w:r>
+      <w:r>
+        <w:rPr>
+          <w:rFonts w:ascii="Gentium" w:hAnsi="Gentium" w:cs="Gentium"/>
+          <w:color w:val="0070C0"/>
+          <w:vertAlign w:val="superscript"/>
+        </w:rPr>
+        <w:t>1</w:t>
+      </w:r>
+      <w:r>
+        <w:rPr>
+          <w:rFonts w:ascii="Gentium" w:hAnsi="Gentium" w:cs="Gentium"/>
+          <w:color w:val="0070C0"/>
+          <w:vertAlign w:val="superscript"/>
+        </w:rPr>
         <w:t>2 </w:t>
       </w:r>
       <w:r>
         <w:rPr>
           <w:rFonts w:ascii="Gentium" w:hAnsi="Gentium" w:cs="Gentium"/>
         </w:rPr>
+        <w:t>And</w:t>
+      </w:r>
+      <w:r>
+        <w:rPr>
+          <w:rFonts w:ascii="Gentium" w:hAnsi="Gentium" w:cs="Gentium"/>
+        </w:rPr>
+        <w:t>,</w:t>
+      </w:r>
+      <w:r>
+        <w:rPr>
+          <w:rFonts w:ascii="Gentium" w:hAnsi="Gentium" w:cs="Gentium"/>
+        </w:rPr>
+        <w:t xml:space="preserve"> when their sons </w:t>
+      </w:r>
+      <w:r>
+        <w:rPr>
+          <w:rFonts w:ascii="Gentium" w:hAnsi="Gentium" w:cs="Gentium"/>
+        </w:rPr>
+        <w:lastRenderedPageBreak/>
+        <w:t xml:space="preserve">have slain one another, and they have seen the destruction of their beloved ones, bind them fast for seventy generations in the valleys of the earth, </w:t>
+      </w:r>
+      <w:r>
+        <w:rPr>
+          <w:rFonts w:ascii="Gentium" w:hAnsi="Gentium" w:cs="Gentium"/>
+        </w:rPr>
+        <w:t>until</w:t>
+      </w:r>
+      <w:r>
+        <w:rPr>
+          <w:rFonts w:ascii="Gentium" w:hAnsi="Gentium" w:cs="Gentium"/>
+        </w:rPr>
+        <w:t xml:space="preserve"> the day of their judgement and of their consummation, </w:t>
+      </w:r>
+      <w:r>
+        <w:rPr>
+          <w:rFonts w:ascii="Gentium" w:hAnsi="Gentium" w:cs="Gentium"/>
+        </w:rPr>
+        <w:t>until</w:t>
+      </w:r>
+      <w:r>
+        <w:rPr>
+          <w:rFonts w:ascii="Gentium" w:hAnsi="Gentium" w:cs="Gentium"/>
+        </w:rPr>
+        <w:t xml:space="preserve"> the judgement that is for ever and ever is consummated. </w:t>
+      </w:r>
+      <w:r>
+        <w:rPr>
+          <w:rFonts w:ascii="Gentium" w:hAnsi="Gentium" w:cs="Gentium"/>
+          <w:color w:val="0070C0"/>
+          <w:vertAlign w:val="superscript"/>
+        </w:rPr>
+        <w:t>1</w:t>
+      </w:r>
+      <w:r>
+        <w:rPr>
+          <w:rFonts w:ascii="Gentium" w:hAnsi="Gentium" w:cs="Gentium"/>
+          <w:color w:val="0070C0"/>
+          <w:vertAlign w:val="superscript"/>
+        </w:rPr>
+        <w:t>3 </w:t>
+      </w:r>
+      <w:r>
+        <w:rPr>
+          <w:rFonts w:ascii="Gentium" w:hAnsi="Gentium" w:cs="Gentium"/>
+        </w:rPr>
+        <w:t>In those days</w:t>
+      </w:r>
+      <w:r>
+        <w:rPr>
+          <w:rFonts w:ascii="Gentium" w:hAnsi="Gentium" w:cs="Gentium"/>
+        </w:rPr>
+        <w:t>,</w:t>
+      </w:r>
+      <w:r>
+        <w:rPr>
+          <w:rFonts w:ascii="Gentium" w:hAnsi="Gentium" w:cs="Gentium"/>
+        </w:rPr>
+        <w:t xml:space="preserve"> they shall be led off to the abyss of fire</w:t>
+      </w:r>
+      <w:r>
+        <w:rPr>
+          <w:rFonts w:ascii="Gentium" w:hAnsi="Gentium" w:cs="Gentium"/>
+        </w:rPr>
+        <w:t>;</w:t>
+      </w:r>
+      <w:r>
+        <w:rPr>
+          <w:rFonts w:ascii="Gentium" w:hAnsi="Gentium" w:cs="Gentium"/>
+        </w:rPr>
+        <w:t xml:space="preserve"> </w:t>
+      </w:r>
+      <w:r>
+        <w:rPr>
+          <w:rFonts w:ascii="Gentium" w:hAnsi="Gentium" w:cs="Gentium"/>
+        </w:rPr>
         <w:t>‹</w:t>
       </w:r>
       <w:r>
         <w:rPr>
           <w:rFonts w:ascii="Gentium" w:hAnsi="Gentium" w:cs="Gentium"/>
         </w:rPr>
-        <w:t>‘Go to Noah and</w:t>
+        <w:t>and</w:t>
       </w:r>
       <w:r>
         <w:rPr>
@@ -2881,33 +4101,15 @@
         <w:rPr>
           <w:rFonts w:ascii="Gentium" w:hAnsi="Gentium" w:cs="Gentium"/>
         </w:rPr>
-        <w:t xml:space="preserve"> tell him in my name “Hide </w:t>
-      </w:r>
-      <w:r>
-        <w:rPr>
-          <w:rFonts w:ascii="Gentium" w:hAnsi="Gentium" w:cs="Gentium"/>
-        </w:rPr>
-        <w:t>your</w:t>
-      </w:r>
-      <w:r>
-        <w:rPr>
-          <w:rFonts w:ascii="Gentium" w:hAnsi="Gentium" w:cs="Gentium"/>
-        </w:rPr>
-        <w:t xml:space="preserve">self!” and reveal to him the end that is approaching: that the whole earth will be destroyed, and a deluge is about to come upon the whole earth, and will destroy all that is on it. </w:t>
-      </w:r>
-      <w:r>
-        <w:rPr>
-          <w:rFonts w:ascii="Gentium" w:hAnsi="Gentium" w:cs="Gentium"/>
-          <w:color w:val="0070C0"/>
-          <w:vertAlign w:val="superscript"/>
-        </w:rPr>
-        <w:t>3 </w:t>
-      </w:r>
-      <w:r>
-        <w:rPr>
-          <w:rFonts w:ascii="Gentium" w:hAnsi="Gentium" w:cs="Gentium"/>
-        </w:rPr>
-        <w:t xml:space="preserve">And now instruct him that he may escape and his seed may be preserved for all the generations of the world.’ </w:t>
+        <w:t xml:space="preserve"> to the torment and the prison in which they shall be confined for ever. </w:t>
+      </w:r>
+      <w:r>
+        <w:rPr>
+          <w:rFonts w:ascii="Gentium" w:hAnsi="Gentium" w:cs="Gentium"/>
+          <w:color w:val="0070C0"/>
+          <w:vertAlign w:val="superscript"/>
+        </w:rPr>
+        <w:t>1</w:t>
       </w:r>
       <w:r>
         <w:rPr>
@@ -2921,19 +4123,15 @@
         <w:rPr>
           <w:rFonts w:ascii="Gentium" w:hAnsi="Gentium" w:cs="Gentium"/>
         </w:rPr>
-        <w:t xml:space="preserve">And again the Lord said to Raphael: ‘Bind Azâzêl hand and </w:t>
-      </w:r>
-      <w:r>
-        <w:rPr>
-          <w:rFonts w:ascii="Gentium" w:hAnsi="Gentium" w:cs="Gentium"/>
-        </w:rPr>
-        <w:t>foot and</w:t>
-      </w:r>
-      <w:r>
-        <w:rPr>
-          <w:rFonts w:ascii="Gentium" w:hAnsi="Gentium" w:cs="Gentium"/>
-        </w:rPr>
-        <w:t xml:space="preserve"> cast him into the darkness: and make an opening in the desert, which is in Dûdâêl, and cast him therein. </w:t>
+        <w:t xml:space="preserve">And whoever shall be condemned and destroyed will thenceforth be bound together with them to the end of all generations. </w:t>
+      </w:r>
+      <w:r>
+        <w:rPr>
+          <w:rFonts w:ascii="Gentium" w:hAnsi="Gentium" w:cs="Gentium"/>
+          <w:color w:val="0070C0"/>
+          <w:vertAlign w:val="superscript"/>
+        </w:rPr>
+        <w:t>1</w:t>
       </w:r>
       <w:r>
         <w:rPr>
@@ -2947,7 +4145,15 @@
         <w:rPr>
           <w:rFonts w:ascii="Gentium" w:hAnsi="Gentium" w:cs="Gentium"/>
         </w:rPr>
-        <w:t xml:space="preserve">And place upon him rough and jagged rocks, and cover him with darkness, and let him abide there for ever, and cover his face that he may not see light. </w:t>
+        <w:t xml:space="preserve">And destroy all the spirits of the reprobate and the children of the Watchers, because they have wronged mankind. </w:t>
+      </w:r>
+      <w:r>
+        <w:rPr>
+          <w:rFonts w:ascii="Gentium" w:hAnsi="Gentium" w:cs="Gentium"/>
+          <w:color w:val="0070C0"/>
+          <w:vertAlign w:val="superscript"/>
+        </w:rPr>
+        <w:t>1</w:t>
       </w:r>
       <w:r>
         <w:rPr>
@@ -2961,246 +4167,31 @@
         <w:rPr>
           <w:rFonts w:ascii="Gentium" w:hAnsi="Gentium" w:cs="Gentium"/>
         </w:rPr>
-        <w:t xml:space="preserve">And on the day of the great judgement he shall be cast into the fire. </w:t>
-      </w:r>
-      <w:r>
-        <w:rPr>
-          <w:rFonts w:ascii="Gentium" w:hAnsi="Gentium" w:cs="Gentium"/>
-          <w:color w:val="0070C0"/>
-          <w:vertAlign w:val="superscript"/>
-        </w:rPr>
-        <w:t>7 </w:t>
-      </w:r>
-      <w:r>
-        <w:rPr>
-          <w:rFonts w:ascii="Gentium" w:hAnsi="Gentium" w:cs="Gentium"/>
-        </w:rPr>
-        <w:t xml:space="preserve">And heal the earth which the angels have corrupted, and proclaim the healing of the earth, that they may heal the plague, and that all the children of men may not perish through all the secret things that the Watchers have disclosed and have taught their sons. </w:t>
-      </w:r>
-      <w:r>
-        <w:rPr>
-          <w:rFonts w:ascii="Gentium" w:hAnsi="Gentium" w:cs="Gentium"/>
-          <w:color w:val="0070C0"/>
-          <w:vertAlign w:val="superscript"/>
-        </w:rPr>
-        <w:t>8 </w:t>
-      </w:r>
-      <w:r>
-        <w:rPr>
-          <w:rFonts w:ascii="Gentium" w:hAnsi="Gentium" w:cs="Gentium"/>
-        </w:rPr>
-        <w:t xml:space="preserve">And the whole earth has been corrupted through the works that were taught by Azâzêl: to him ascribe all sin.’ </w:t>
-      </w:r>
-      <w:r>
-        <w:rPr>
-          <w:rFonts w:ascii="Gentium" w:hAnsi="Gentium" w:cs="Gentium"/>
-          <w:color w:val="0070C0"/>
-          <w:vertAlign w:val="superscript"/>
-        </w:rPr>
-        <w:t>9 </w:t>
-      </w:r>
-      <w:r>
-        <w:rPr>
-          <w:rFonts w:ascii="Gentium" w:hAnsi="Gentium" w:cs="Gentium"/>
-        </w:rPr>
-        <w:t xml:space="preserve">And to Gabriel said the Lord: ‘Proceed against the bastards and the reprobates, and against the children of fornication: and destroy [the children of fornication and] the children of the Watchers from amongst men: [and cause them to go forth]: send them one against the other that they may destroy each other in battle: for length of days shall they not have. </w:t>
-      </w:r>
-      <w:r>
-        <w:rPr>
-          <w:rFonts w:ascii="Gentium" w:hAnsi="Gentium" w:cs="Gentium"/>
-          <w:color w:val="0070C0"/>
-          <w:vertAlign w:val="superscript"/>
-        </w:rPr>
-        <w:t>1</w:t>
-      </w:r>
-      <w:r>
-        <w:rPr>
-          <w:rFonts w:ascii="Gentium" w:hAnsi="Gentium" w:cs="Gentium"/>
-          <w:color w:val="0070C0"/>
-          <w:vertAlign w:val="superscript"/>
-        </w:rPr>
-        <w:t>0 </w:t>
-      </w:r>
-      <w:r>
-        <w:rPr>
-          <w:rFonts w:ascii="Gentium" w:hAnsi="Gentium" w:cs="Gentium"/>
-        </w:rPr>
-        <w:t xml:space="preserve">And no request that they (i.e. their fathers) make of </w:t>
-      </w:r>
-      <w:r>
-        <w:rPr>
-          <w:rFonts w:ascii="Gentium" w:hAnsi="Gentium" w:cs="Gentium"/>
-        </w:rPr>
-        <w:t>you</w:t>
-      </w:r>
-      <w:r>
-        <w:rPr>
-          <w:rFonts w:ascii="Gentium" w:hAnsi="Gentium" w:cs="Gentium"/>
-        </w:rPr>
-        <w:t xml:space="preserve"> shall be granted unto their fathers on their behalf; for they hope to live an eternal life, and that each one of them will live five hundred years.’ </w:t>
-      </w:r>
-      <w:r>
-        <w:rPr>
-          <w:rFonts w:ascii="Gentium" w:hAnsi="Gentium" w:cs="Gentium"/>
-          <w:color w:val="0070C0"/>
-          <w:vertAlign w:val="superscript"/>
-        </w:rPr>
-        <w:t>1</w:t>
-      </w:r>
-      <w:r>
-        <w:rPr>
-          <w:rFonts w:ascii="Gentium" w:hAnsi="Gentium" w:cs="Gentium"/>
-          <w:color w:val="0070C0"/>
-          <w:vertAlign w:val="superscript"/>
-        </w:rPr>
-        <w:t>1 </w:t>
-      </w:r>
-      <w:r>
-        <w:rPr>
-          <w:rFonts w:ascii="Gentium" w:hAnsi="Gentium" w:cs="Gentium"/>
-        </w:rPr>
-        <w:t xml:space="preserve">And the Lord said unto Michael: ‘Go, bind Semjâzâ and his associates who have united themselves with women so as to have defiled themselves with them in all their uncleanness. </w:t>
-      </w:r>
-      <w:r>
-        <w:rPr>
-          <w:rFonts w:ascii="Gentium" w:hAnsi="Gentium" w:cs="Gentium"/>
-          <w:color w:val="0070C0"/>
-          <w:vertAlign w:val="superscript"/>
-        </w:rPr>
-        <w:t>1</w:t>
-      </w:r>
-      <w:r>
-        <w:rPr>
-          <w:rFonts w:ascii="Gentium" w:hAnsi="Gentium" w:cs="Gentium"/>
-          <w:color w:val="0070C0"/>
-          <w:vertAlign w:val="superscript"/>
-        </w:rPr>
-        <w:t>2 </w:t>
-      </w:r>
-      <w:r>
-        <w:rPr>
-          <w:rFonts w:ascii="Gentium" w:hAnsi="Gentium" w:cs="Gentium"/>
-        </w:rPr>
-        <w:t xml:space="preserve">And when their sons have slain one </w:t>
-      </w:r>
-      <w:r>
-        <w:rPr>
-          <w:rFonts w:ascii="Gentium" w:hAnsi="Gentium" w:cs="Gentium"/>
-        </w:rPr>
-        <w:lastRenderedPageBreak/>
-        <w:t xml:space="preserve">another, and they have seen the destruction of their beloved ones, bind them fast for seventy generations in the valleys of the earth, till the day of their judgement and of their consummation, till the judgement that is for ever and ever is consummated. </w:t>
-      </w:r>
-      <w:r>
-        <w:rPr>
-          <w:rFonts w:ascii="Gentium" w:hAnsi="Gentium" w:cs="Gentium"/>
-          <w:color w:val="0070C0"/>
-          <w:vertAlign w:val="superscript"/>
-        </w:rPr>
-        <w:t>1</w:t>
-      </w:r>
-      <w:r>
-        <w:rPr>
-          <w:rFonts w:ascii="Gentium" w:hAnsi="Gentium" w:cs="Gentium"/>
-          <w:color w:val="0070C0"/>
-          <w:vertAlign w:val="superscript"/>
-        </w:rPr>
-        <w:t>3 </w:t>
-      </w:r>
-      <w:r>
-        <w:rPr>
-          <w:rFonts w:ascii="Gentium" w:hAnsi="Gentium" w:cs="Gentium"/>
-        </w:rPr>
-        <w:t xml:space="preserve">In those days they shall be led off to the abyss of fire: </w:t>
-      </w:r>
-      <w:r>
-        <w:rPr>
-          <w:rFonts w:ascii="Gentium" w:hAnsi="Gentium" w:cs="Gentium"/>
-        </w:rPr>
-        <w:t>‹</w:t>
-      </w:r>
-      <w:r>
-        <w:rPr>
-          <w:rFonts w:ascii="Gentium" w:hAnsi="Gentium" w:cs="Gentium"/>
-        </w:rPr>
-        <w:t>and</w:t>
-      </w:r>
-      <w:r>
-        <w:rPr>
-          <w:rFonts w:ascii="Gentium" w:hAnsi="Gentium" w:cs="Gentium"/>
-        </w:rPr>
-        <w:t>›</w:t>
-      </w:r>
-      <w:r>
-        <w:rPr>
-          <w:rFonts w:ascii="Gentium" w:hAnsi="Gentium" w:cs="Gentium"/>
-        </w:rPr>
-        <w:t xml:space="preserve"> to the torment and the prison in which they shall be confined for ever. </w:t>
-      </w:r>
-      <w:r>
-        <w:rPr>
-          <w:rFonts w:ascii="Gentium" w:hAnsi="Gentium" w:cs="Gentium"/>
-          <w:color w:val="0070C0"/>
-          <w:vertAlign w:val="superscript"/>
-        </w:rPr>
-        <w:t>1</w:t>
-      </w:r>
-      <w:r>
-        <w:rPr>
-          <w:rFonts w:ascii="Gentium" w:hAnsi="Gentium" w:cs="Gentium"/>
-          <w:color w:val="0070C0"/>
-          <w:vertAlign w:val="superscript"/>
-        </w:rPr>
-        <w:t>4 </w:t>
-      </w:r>
-      <w:r>
-        <w:rPr>
-          <w:rFonts w:ascii="Gentium" w:hAnsi="Gentium" w:cs="Gentium"/>
-        </w:rPr>
-        <w:t xml:space="preserve">And whoever shall be condemned and destroyed will thenceforth be bound together with them to the end of all generations. </w:t>
-      </w:r>
-      <w:r>
-        <w:rPr>
-          <w:rFonts w:ascii="Gentium" w:hAnsi="Gentium" w:cs="Gentium"/>
-          <w:color w:val="0070C0"/>
-          <w:vertAlign w:val="superscript"/>
-        </w:rPr>
-        <w:t>1</w:t>
-      </w:r>
-      <w:r>
-        <w:rPr>
-          <w:rFonts w:ascii="Gentium" w:hAnsi="Gentium" w:cs="Gentium"/>
-          <w:color w:val="0070C0"/>
-          <w:vertAlign w:val="superscript"/>
-        </w:rPr>
-        <w:t>5 </w:t>
-      </w:r>
-      <w:r>
-        <w:rPr>
-          <w:rFonts w:ascii="Gentium" w:hAnsi="Gentium" w:cs="Gentium"/>
-        </w:rPr>
-        <w:t xml:space="preserve">And destroy all the spirits of the reprobate and the children of the Watchers, because they have wronged mankind. </w:t>
-      </w:r>
-      <w:r>
-        <w:rPr>
-          <w:rFonts w:ascii="Gentium" w:hAnsi="Gentium" w:cs="Gentium"/>
-          <w:color w:val="0070C0"/>
-          <w:vertAlign w:val="superscript"/>
-        </w:rPr>
-        <w:t>1</w:t>
-      </w:r>
-      <w:r>
-        <w:rPr>
-          <w:rFonts w:ascii="Gentium" w:hAnsi="Gentium" w:cs="Gentium"/>
-          <w:color w:val="0070C0"/>
-          <w:vertAlign w:val="superscript"/>
-        </w:rPr>
-        <w:t>6 </w:t>
-      </w:r>
-      <w:r>
-        <w:rPr>
-          <w:rFonts w:ascii="Gentium" w:hAnsi="Gentium" w:cs="Gentium"/>
-        </w:rPr>
-        <w:t>Destroy all wrong from the face of the earth and let every evil work come to an end: and let the plant of righteousness and truth appear: ‹and it shall prove a blessing; the works of righteousness and truth› shall be planted in truth and joy for evermore.</w:t>
+        <w:t>Destroy all wrong from the face of the earth and let every evil work come to an end</w:t>
+      </w:r>
+      <w:r>
+        <w:rPr>
+          <w:rFonts w:ascii="Gentium" w:hAnsi="Gentium" w:cs="Gentium"/>
+        </w:rPr>
+        <w:t>;</w:t>
+      </w:r>
+      <w:r>
+        <w:rPr>
+          <w:rFonts w:ascii="Gentium" w:hAnsi="Gentium" w:cs="Gentium"/>
+        </w:rPr>
+        <w:t xml:space="preserve"> and let the plant of righteousness and truth appear</w:t>
+      </w:r>
+      <w:r>
+        <w:rPr>
+          <w:rFonts w:ascii="Gentium" w:hAnsi="Gentium" w:cs="Gentium"/>
+        </w:rPr>
+        <w:t>;</w:t>
+      </w:r>
+      <w:r>
+        <w:rPr>
+          <w:rFonts w:ascii="Gentium" w:hAnsi="Gentium" w:cs="Gentium"/>
+        </w:rPr>
+        <w:t xml:space="preserve"> ‹and it shall prove a blessing; the works of righteousness and truth› shall be planted in truth and joy for evermore.</w:t>
       </w:r>
     </w:p>
     <w:p>
@@ -3223,6 +4214,30 @@
       <w:r>
         <w:rPr>
           <w:rFonts w:ascii="Gentium" w:hAnsi="Gentium" w:cs="Gentium"/>
+          <w:color w:val="0070C0"/>
+          <w:vertAlign w:val="superscript"/>
+        </w:rPr>
+        <w:t xml:space="preserve">       </w:t>
+      </w:r>
+      <w:proofErr w:type="gramStart"/>
+      <w:r>
+        <w:rPr>
+          <w:rFonts w:ascii="Gentium" w:hAnsi="Gentium" w:cs="Gentium"/>
+          <w:color w:val="0070C0"/>
+          <w:vertAlign w:val="superscript"/>
+        </w:rPr>
+        <w:t xml:space="preserve">   </w:t>
+      </w:r>
+      <w:r>
+        <w:rPr>
+          <w:rFonts w:ascii="Gentium" w:hAnsi="Gentium" w:cs="Gentium"/>
+        </w:rPr>
+        <w:t>“</w:t>
+      </w:r>
+      <w:proofErr w:type="gramEnd"/>
+      <w:r>
+        <w:rPr>
+          <w:rFonts w:ascii="Gentium" w:hAnsi="Gentium" w:cs="Gentium"/>
         </w:rPr>
         <w:tab/>
       </w:r>
@@ -3242,7 +4257,19 @@
         <w:rPr>
           <w:rFonts w:ascii="Gentium" w:hAnsi="Gentium" w:cs="Gentium"/>
         </w:rPr>
-        <w:t>And shall live till they beget thousands of children,</w:t>
+        <w:t xml:space="preserve">And shall live </w:t>
+      </w:r>
+      <w:r>
+        <w:rPr>
+          <w:rFonts w:ascii="Gentium" w:hAnsi="Gentium" w:cs="Gentium"/>
+        </w:rPr>
+        <w:t>until</w:t>
+      </w:r>
+      <w:r>
+        <w:rPr>
+          <w:rFonts w:ascii="Gentium" w:hAnsi="Gentium" w:cs="Gentium"/>
+        </w:rPr>
+        <w:t xml:space="preserve"> they beget thousands of children,</w:t>
       </w:r>
       <w:r>
         <w:rPr>
@@ -3298,6 +4325,12 @@
         <w:rPr>
           <w:rFonts w:ascii="Gentium" w:hAnsi="Gentium" w:cs="Gentium"/>
         </w:rPr>
+        <w:t>“</w:t>
+      </w:r>
+      <w:r>
+        <w:rPr>
+          <w:rFonts w:ascii="Gentium" w:hAnsi="Gentium" w:cs="Gentium"/>
+        </w:rPr>
         <w:t xml:space="preserve">And then shall the whole earth be tilled in </w:t>
       </w:r>
       <w:r>
@@ -3332,7 +4365,19 @@
         <w:rPr>
           <w:rFonts w:ascii="Gentium" w:hAnsi="Gentium" w:cs="Gentium"/>
         </w:rPr>
-        <w:t xml:space="preserve">And all desirable trees shall be planted on it, and they shall plant vines on it: and the vine which they plant thereon shall yield wine in abundance, and as for all the seed which is sown thereon each measure (of it) shall bear a thousand, and each measure of olives shall yield ten presses of oil. </w:t>
+        <w:t>And all desirable trees shall be planted on it, and they shall plant vines on it</w:t>
+      </w:r>
+      <w:r>
+        <w:rPr>
+          <w:rFonts w:ascii="Gentium" w:hAnsi="Gentium" w:cs="Gentium"/>
+        </w:rPr>
+        <w:t>;</w:t>
+      </w:r>
+      <w:r>
+        <w:rPr>
+          <w:rFonts w:ascii="Gentium" w:hAnsi="Gentium" w:cs="Gentium"/>
+        </w:rPr>
+        <w:t xml:space="preserve"> and the vine which they plant thereon shall yield wine in abundance, and as for all the seed which is sown thereon each measure (of it) shall bear a thousand, and each measure of olives shall yield ten presses of oil. </w:t>
       </w:r>
       <w:r>
         <w:rPr>
@@ -3366,7 +4411,19 @@
         <w:rPr>
           <w:rFonts w:ascii="Gentium" w:hAnsi="Gentium" w:cs="Gentium"/>
         </w:rPr>
-        <w:t xml:space="preserve"> the earth from all oppression, and from all unrighteousness, and from all sin, and from all godlessness: and all the uncleanness that is wrought upon the earth destroy from off the earth. </w:t>
+        <w:t xml:space="preserve"> the earth from all oppression, and from all unrighteousness, and from all sin, and from all godlessness</w:t>
+      </w:r>
+      <w:r>
+        <w:rPr>
+          <w:rFonts w:ascii="Gentium" w:hAnsi="Gentium" w:cs="Gentium"/>
+        </w:rPr>
+        <w:t>;</w:t>
+      </w:r>
+      <w:r>
+        <w:rPr>
+          <w:rFonts w:ascii="Gentium" w:hAnsi="Gentium" w:cs="Gentium"/>
+        </w:rPr>
+        <w:t xml:space="preserve"> and all the uncleanness that is wrought upon the earth destroy from off the earth. </w:t>
       </w:r>
       <w:r>
         <w:rPr>
@@ -3436,7 +4493,7 @@
           <w:docGrid w:linePitch="360"/>
         </w:sectPr>
       </w:pPr>
-      <w:bookmarkStart w:id="10" w:name="Chapter_11"/>
+      <w:bookmarkStart w:id="12" w:name="Chapter_11"/>
     </w:p>
     <w:p>
       <w:pPr>
@@ -3487,7 +4544,7 @@
         </w:rPr>
         <w:t>11</w:t>
       </w:r>
-      <w:bookmarkEnd w:id="10"/>
+      <w:bookmarkEnd w:id="12"/>
     </w:p>
     <w:p>
       <w:pPr>
@@ -3510,6 +4567,12 @@
         <w:rPr>
           <w:rFonts w:ascii="Gentium" w:hAnsi="Gentium" w:cs="Gentium"/>
         </w:rPr>
+        <w:t>“</w:t>
+      </w:r>
+      <w:r>
+        <w:rPr>
+          <w:rFonts w:ascii="Gentium" w:hAnsi="Gentium" w:cs="Gentium"/>
+        </w:rPr>
         <w:t xml:space="preserve">And, in those days, I will open the store chambers of blessing which are in the heaven, so as to send them down ‹upon the earth› over the work and labour of the children of men. </w:t>
       </w:r>
       <w:r>
@@ -3524,7 +4587,13 @@
         <w:rPr>
           <w:rFonts w:ascii="Gentium" w:hAnsi="Gentium" w:cs="Gentium"/>
         </w:rPr>
-        <w:t>And truth and peace shall be associated together throughout all the days of the world and throughout all the generations of men.’</w:t>
+        <w:t>And truth and peace shall be associated together throughout all the days of the world and throughout all the generations of men.</w:t>
+      </w:r>
+      <w:r>
+        <w:rPr>
+          <w:rFonts w:ascii="Gentium" w:hAnsi="Gentium" w:cs="Gentium"/>
+        </w:rPr>
+        <w:t>”</w:t>
       </w:r>
     </w:p>
     <w:p>
@@ -3550,7 +4619,7 @@
           <w:docGrid w:linePitch="360"/>
         </w:sectPr>
       </w:pPr>
-      <w:bookmarkStart w:id="11" w:name="Chapter_12"/>
+      <w:bookmarkStart w:id="13" w:name="Chapter_12"/>
     </w:p>
     <w:p>
       <w:pPr>
@@ -3601,7 +4670,7 @@
         </w:rPr>
         <w:t>12</w:t>
       </w:r>
-      <w:bookmarkEnd w:id="11"/>
+      <w:bookmarkEnd w:id="13"/>
     </w:p>
     <w:p>
       <w:pPr>
@@ -3624,7 +4693,21 @@
         <w:rPr>
           <w:rFonts w:ascii="Gentium" w:hAnsi="Gentium" w:cs="Gentium"/>
         </w:rPr>
-        <w:t xml:space="preserve">Before these things, Enoch was hidden, and no one of the children of men knew where he was hidden, and where he abode, and what had become of him. </w:t>
+        <w:t xml:space="preserve">Before these things, Enoch was hidden, and no one of the children of men knew where he was hidden, and where he </w:t>
+      </w:r>
+      <w:proofErr w:type="gramStart"/>
+      <w:r>
+        <w:rPr>
+          <w:rFonts w:ascii="Gentium" w:hAnsi="Gentium" w:cs="Gentium"/>
+        </w:rPr>
+        <w:t>abode</w:t>
+      </w:r>
+      <w:proofErr w:type="gramEnd"/>
+      <w:r>
+        <w:rPr>
+          <w:rFonts w:ascii="Gentium" w:hAnsi="Gentium" w:cs="Gentium"/>
+        </w:rPr>
+        <w:t xml:space="preserve">, and what had become of him. </w:t>
       </w:r>
       <w:r>
         <w:rPr>
@@ -3662,7 +4745,19 @@
         <w:rPr>
           <w:rFonts w:ascii="Gentium" w:hAnsi="Gentium" w:cs="Gentium"/>
         </w:rPr>
-        <w:t xml:space="preserve">And I, Enoch, was blessing the Lord of majesty and the King of the ages, and lo! the Watchers called me – Enoch the scribe – and said to me: </w:t>
+        <w:t>And I, Enoch, was blessing the Lord of majesty and the King of the ages, and lo! the Watchers called me – Enoch the scribe – and said to me</w:t>
+      </w:r>
+      <w:r>
+        <w:rPr>
+          <w:rFonts w:ascii="Gentium" w:hAnsi="Gentium" w:cs="Gentium"/>
+        </w:rPr>
+        <w:t>,</w:t>
+      </w:r>
+      <w:r>
+        <w:rPr>
+          <w:rFonts w:ascii="Gentium" w:hAnsi="Gentium" w:cs="Gentium"/>
+        </w:rPr>
+        <w:t xml:space="preserve"> </w:t>
       </w:r>
       <w:r>
         <w:rPr>
@@ -3676,7 +4771,13 @@
         <w:rPr>
           <w:rFonts w:ascii="Gentium" w:hAnsi="Gentium" w:cs="Gentium"/>
         </w:rPr>
-        <w:t xml:space="preserve">‘Enoch, you scribe of righteousness, go, †declare† to the Watchers of the heaven who have left the high heaven, the holy eternal place, and </w:t>
+        <w:t>“</w:t>
+      </w:r>
+      <w:r>
+        <w:rPr>
+          <w:rFonts w:ascii="Gentium" w:hAnsi="Gentium" w:cs="Gentium"/>
+        </w:rPr>
+        <w:t xml:space="preserve">Enoch, you scribe of righteousness, go, †declare† to the Watchers of the heaven who have left the high heaven, the holy eternal place, and </w:t>
       </w:r>
       <w:r>
         <w:rPr>
@@ -3697,7 +4798,31 @@
         <w:rPr>
           <w:rFonts w:ascii="Gentium" w:hAnsi="Gentium" w:cs="Gentium"/>
         </w:rPr>
-        <w:t xml:space="preserve">“You have wrought great destruction on the earth: And you shall have no peace nor forgiveness of sin: </w:t>
+        <w:t>“You have wrought great destruction on the earth</w:t>
+      </w:r>
+      <w:r>
+        <w:rPr>
+          <w:rFonts w:ascii="Gentium" w:hAnsi="Gentium" w:cs="Gentium"/>
+        </w:rPr>
+        <w:t>.</w:t>
+      </w:r>
+      <w:r>
+        <w:rPr>
+          <w:rFonts w:ascii="Gentium" w:hAnsi="Gentium" w:cs="Gentium"/>
+        </w:rPr>
+        <w:t xml:space="preserve"> And you shall have no peace nor forgiveness of sin</w:t>
+      </w:r>
+      <w:r>
+        <w:rPr>
+          <w:rFonts w:ascii="Gentium" w:hAnsi="Gentium" w:cs="Gentium"/>
+        </w:rPr>
+        <w:t>;</w:t>
+      </w:r>
+      <w:r>
+        <w:rPr>
+          <w:rFonts w:ascii="Gentium" w:hAnsi="Gentium" w:cs="Gentium"/>
+        </w:rPr>
+        <w:t xml:space="preserve"> </w:t>
       </w:r>
       <w:r>
         <w:rPr>
@@ -3711,7 +4836,13 @@
         <w:rPr>
           <w:rFonts w:ascii="Gentium" w:hAnsi="Gentium" w:cs="Gentium"/>
         </w:rPr>
-        <w:t>and inasmuch as †they† delight themselves in† their† children, The murder of †their† beloved ones shall† they† see, and over the destruction of †their† children shall† they† lament, and shall make supplication unto eternity, but mercy and peace you shall not attain.” ’</w:t>
+        <w:t>and inasmuch as †they† delight themselves in† their† children, The murder of †their† beloved ones shall† they† see, and over the destruction of †their† children shall† they† lament, and shall make supplication unto eternity, but mercy and peace you shall not attain.”</w:t>
+      </w:r>
+      <w:r>
+        <w:rPr>
+          <w:rFonts w:ascii="Gentium" w:hAnsi="Gentium" w:cs="Gentium"/>
+        </w:rPr>
+        <w:t>”</w:t>
       </w:r>
     </w:p>
     <w:p>
@@ -3737,7 +4868,7 @@
           <w:docGrid w:linePitch="360"/>
         </w:sectPr>
       </w:pPr>
-      <w:bookmarkStart w:id="12" w:name="Chapter_13"/>
+      <w:bookmarkStart w:id="14" w:name="Chapter_13"/>
     </w:p>
     <w:p>
       <w:pPr>
@@ -3788,7 +4919,7 @@
         </w:rPr>
         <w:t>13</w:t>
       </w:r>
-      <w:bookmarkEnd w:id="12"/>
+      <w:bookmarkEnd w:id="14"/>
     </w:p>
     <w:p>
       <w:pPr>
@@ -3811,7 +4942,51 @@
         <w:rPr>
           <w:rFonts w:ascii="Gentium" w:hAnsi="Gentium" w:cs="Gentium"/>
         </w:rPr>
-        <w:t xml:space="preserve">And Enoch went and said: ‘Azâzêl, you shall have no peace: a severe sentence has gone forth against you to put you in bonds: </w:t>
+        <w:t>And Enoch went and said</w:t>
+      </w:r>
+      <w:r>
+        <w:rPr>
+          <w:rFonts w:ascii="Gentium" w:hAnsi="Gentium" w:cs="Gentium"/>
+        </w:rPr>
+        <w:t>, “</w:t>
+      </w:r>
+      <w:proofErr w:type="spellStart"/>
+      <w:r>
+        <w:rPr>
+          <w:rFonts w:ascii="Gentium" w:hAnsi="Gentium" w:cs="Gentium"/>
+        </w:rPr>
+        <w:t>Azâzêl</w:t>
+      </w:r>
+      <w:proofErr w:type="spellEnd"/>
+      <w:r>
+        <w:rPr>
+          <w:rFonts w:ascii="Gentium" w:hAnsi="Gentium" w:cs="Gentium"/>
+        </w:rPr>
+        <w:t>, you shall have no peace</w:t>
+      </w:r>
+      <w:r>
+        <w:rPr>
+          <w:rFonts w:ascii="Gentium" w:hAnsi="Gentium" w:cs="Gentium"/>
+        </w:rPr>
+        <w:t>;</w:t>
+      </w:r>
+      <w:r>
+        <w:rPr>
+          <w:rFonts w:ascii="Gentium" w:hAnsi="Gentium" w:cs="Gentium"/>
+        </w:rPr>
+        <w:t xml:space="preserve"> a severe sentence has gone forth against you to put you in bonds</w:t>
+      </w:r>
+      <w:r>
+        <w:rPr>
+          <w:rFonts w:ascii="Gentium" w:hAnsi="Gentium" w:cs="Gentium"/>
+        </w:rPr>
+        <w:t>.</w:t>
+      </w:r>
+      <w:r>
+        <w:rPr>
+          <w:rFonts w:ascii="Gentium" w:hAnsi="Gentium" w:cs="Gentium"/>
+        </w:rPr>
+        <w:t xml:space="preserve"> </w:t>
       </w:r>
       <w:r>
         <w:rPr>
@@ -3825,7 +5000,19 @@
         <w:rPr>
           <w:rFonts w:ascii="Gentium" w:hAnsi="Gentium" w:cs="Gentium"/>
         </w:rPr>
-        <w:t xml:space="preserve">And you shall not have toleration nor †request† granted to you, because of the unrighteousness which you have taught, and because of all the works of godlessness and unrighteousness and sin which you have shown to men.’ </w:t>
+        <w:t>And you shall not have toleration nor †request† granted to you, because of the unrighteousness which you have taught, and because of all the works of godlessness and unrighteousness and sin which you have shown to men.</w:t>
+      </w:r>
+      <w:r>
+        <w:rPr>
+          <w:rFonts w:ascii="Gentium" w:hAnsi="Gentium" w:cs="Gentium"/>
+        </w:rPr>
+        <w:t>”</w:t>
+      </w:r>
+      <w:r>
+        <w:rPr>
+          <w:rFonts w:ascii="Gentium" w:hAnsi="Gentium" w:cs="Gentium"/>
+        </w:rPr>
+        <w:t xml:space="preserve"> </w:t>
       </w:r>
       <w:r>
         <w:rPr>
@@ -3867,7 +5054,19 @@
         <w:rPr>
           <w:rFonts w:ascii="Gentium" w:hAnsi="Gentium" w:cs="Gentium"/>
         </w:rPr>
-        <w:t xml:space="preserve">For from thenceforward they could not speak (with Him) nor lift up their eyes to heaven for shame of their sins for which they had been condemned. </w:t>
+        <w:t>For</w:t>
+      </w:r>
+      <w:r>
+        <w:rPr>
+          <w:rFonts w:ascii="Gentium" w:hAnsi="Gentium" w:cs="Gentium"/>
+        </w:rPr>
+        <w:t>,</w:t>
+      </w:r>
+      <w:r>
+        <w:rPr>
+          <w:rFonts w:ascii="Gentium" w:hAnsi="Gentium" w:cs="Gentium"/>
+        </w:rPr>
+        <w:t xml:space="preserve"> from thenceforward they could not speak (with Him) nor lift up their eyes to heaven for shame of their sins for which they had been condemned. </w:t>
       </w:r>
       <w:r>
         <w:rPr>
@@ -3895,7 +5094,31 @@
         <w:rPr>
           <w:rFonts w:ascii="Gentium" w:hAnsi="Gentium" w:cs="Gentium"/>
         </w:rPr>
-        <w:t xml:space="preserve">And I went off and sat down at the waters of Dan, in the land of Dan, to the south of the west of Hermon: I read their petition till I fell asleep. </w:t>
+        <w:t>And I went off and sat down at the waters of Dan, in the land of Dan, to the south of the west of Hermon</w:t>
+      </w:r>
+      <w:r>
+        <w:rPr>
+          <w:rFonts w:ascii="Gentium" w:hAnsi="Gentium" w:cs="Gentium"/>
+        </w:rPr>
+        <w:t>;</w:t>
+      </w:r>
+      <w:r>
+        <w:rPr>
+          <w:rFonts w:ascii="Gentium" w:hAnsi="Gentium" w:cs="Gentium"/>
+        </w:rPr>
+        <w:t xml:space="preserve"> I read their petition </w:t>
+      </w:r>
+      <w:r>
+        <w:rPr>
+          <w:rFonts w:ascii="Gentium" w:hAnsi="Gentium" w:cs="Gentium"/>
+        </w:rPr>
+        <w:t>until</w:t>
+      </w:r>
+      <w:r>
+        <w:rPr>
+          <w:rFonts w:ascii="Gentium" w:hAnsi="Gentium" w:cs="Gentium"/>
+        </w:rPr>
+        <w:t xml:space="preserve"> I fell asleep. </w:t>
       </w:r>
       <w:r>
         <w:rPr>
@@ -3909,7 +5132,33 @@
         <w:rPr>
           <w:rFonts w:ascii="Gentium" w:hAnsi="Gentium" w:cs="Gentium"/>
         </w:rPr>
-        <w:t xml:space="preserve">And behold a dream came to me, and visions fell down upon me, and I saw visions of chastisement, ‹and a voice came bidding (me)› to tell it to the sons of heaven, and reprimand them. </w:t>
+        <w:t>And behold</w:t>
+      </w:r>
+      <w:r>
+        <w:rPr>
+          <w:rFonts w:ascii="Gentium" w:hAnsi="Gentium" w:cs="Gentium"/>
+        </w:rPr>
+        <w:t>!</w:t>
+      </w:r>
+      <w:r>
+        <w:rPr>
+          <w:rFonts w:ascii="Gentium" w:hAnsi="Gentium" w:cs="Gentium"/>
+        </w:rPr>
+        <w:t xml:space="preserve"> a dream came to me, and visions fell down upon me, and I saw visions of chastisement, ‹and a voice came bidding (me)› to tell it to the sons of </w:t>
+      </w:r>
+      <w:proofErr w:type="gramStart"/>
+      <w:r>
+        <w:rPr>
+          <w:rFonts w:ascii="Gentium" w:hAnsi="Gentium" w:cs="Gentium"/>
+        </w:rPr>
+        <w:t>heaven, and</w:t>
+      </w:r>
+      <w:proofErr w:type="gramEnd"/>
+      <w:r>
+        <w:rPr>
+          <w:rFonts w:ascii="Gentium" w:hAnsi="Gentium" w:cs="Gentium"/>
+        </w:rPr>
+        <w:t xml:space="preserve"> reprimand them. </w:t>
       </w:r>
       <w:r>
         <w:rPr>
@@ -3923,7 +5172,35 @@
         <w:rPr>
           <w:rFonts w:ascii="Gentium" w:hAnsi="Gentium" w:cs="Gentium"/>
         </w:rPr>
-        <w:t xml:space="preserve">And when I awaked, I came unto them, and they were all sitting gathered together, weeping in ’Abelsjâîl, which is between Lebanon and Sênêsêr, with their faces covered. </w:t>
+        <w:t>And when I awaked, I came unto them, and they were all sitting gathered together, weeping in ’</w:t>
+      </w:r>
+      <w:proofErr w:type="spellStart"/>
+      <w:r>
+        <w:rPr>
+          <w:rFonts w:ascii="Gentium" w:hAnsi="Gentium" w:cs="Gentium"/>
+        </w:rPr>
+        <w:t>Abelsjâîl</w:t>
+      </w:r>
+      <w:proofErr w:type="spellEnd"/>
+      <w:r>
+        <w:rPr>
+          <w:rFonts w:ascii="Gentium" w:hAnsi="Gentium" w:cs="Gentium"/>
+        </w:rPr>
+        <w:t xml:space="preserve">, which is between Lebanon and </w:t>
+      </w:r>
+      <w:proofErr w:type="spellStart"/>
+      <w:r>
+        <w:rPr>
+          <w:rFonts w:ascii="Gentium" w:hAnsi="Gentium" w:cs="Gentium"/>
+        </w:rPr>
+        <w:t>Sênêsêr</w:t>
+      </w:r>
+      <w:proofErr w:type="spellEnd"/>
+      <w:r>
+        <w:rPr>
+          <w:rFonts w:ascii="Gentium" w:hAnsi="Gentium" w:cs="Gentium"/>
+        </w:rPr>
+        <w:t xml:space="preserve">, with their faces covered. </w:t>
       </w:r>
       <w:r>
         <w:rPr>
@@ -3971,7 +5248,7 @@
           <w:docGrid w:linePitch="360"/>
         </w:sectPr>
       </w:pPr>
-      <w:bookmarkStart w:id="13" w:name="Chapter_14"/>
+      <w:bookmarkStart w:id="15" w:name="Chapter_14"/>
     </w:p>
     <w:p>
       <w:pPr>
@@ -4022,7 +5299,7 @@
         </w:rPr>
         <w:t>14</w:t>
       </w:r>
-      <w:bookmarkEnd w:id="13"/>
+      <w:bookmarkEnd w:id="15"/>
     </w:p>
     <w:p>
       <w:pPr>
@@ -4123,7 +5400,19 @@
         <w:rPr>
           <w:rFonts w:ascii="Gentium" w:hAnsi="Gentium" w:cs="Gentium"/>
         </w:rPr>
-        <w:t xml:space="preserve"> it appeared thus, that your petition will not be granted unto you «throughout all the days of eternity, and that judgement has been finally passed upon you: yea (your petition) will not be granted unto you». </w:t>
+        <w:t xml:space="preserve"> it appeared thus, that your petition will not be granted unto you «throughout all the days of eternity, and that judgement has been finally passed upon you</w:t>
+      </w:r>
+      <w:r>
+        <w:rPr>
+          <w:rFonts w:ascii="Gentium" w:hAnsi="Gentium" w:cs="Gentium"/>
+        </w:rPr>
+        <w:t>;</w:t>
+      </w:r>
+      <w:r>
+        <w:rPr>
+          <w:rFonts w:ascii="Gentium" w:hAnsi="Gentium" w:cs="Gentium"/>
+        </w:rPr>
+        <w:t xml:space="preserve"> yea (your petition) will not be granted unto you». </w:t>
       </w:r>
       <w:r>
         <w:rPr>
@@ -4137,7 +5426,31 @@
         <w:rPr>
           <w:rFonts w:ascii="Gentium" w:hAnsi="Gentium" w:cs="Gentium"/>
         </w:rPr>
-        <w:t xml:space="preserve">And from henceforth you shall not ascend into heaven unto all eternity, and ‹in bonds› of the earth the decree has gone forth to bind you for all the days of the world. </w:t>
+        <w:t>And</w:t>
+      </w:r>
+      <w:r>
+        <w:rPr>
+          <w:rFonts w:ascii="Gentium" w:hAnsi="Gentium" w:cs="Gentium"/>
+        </w:rPr>
+        <w:t>,</w:t>
+      </w:r>
+      <w:r>
+        <w:rPr>
+          <w:rFonts w:ascii="Gentium" w:hAnsi="Gentium" w:cs="Gentium"/>
+        </w:rPr>
+        <w:t xml:space="preserve"> henceforth</w:t>
+      </w:r>
+      <w:r>
+        <w:rPr>
+          <w:rFonts w:ascii="Gentium" w:hAnsi="Gentium" w:cs="Gentium"/>
+        </w:rPr>
+        <w:t>,</w:t>
+      </w:r>
+      <w:r>
+        <w:rPr>
+          <w:rFonts w:ascii="Gentium" w:hAnsi="Gentium" w:cs="Gentium"/>
+        </w:rPr>
+        <w:t xml:space="preserve"> you shall not ascend into heaven unto all eternity, and ‹in bonds› of the earth the decree has gone forth to bind you for all the days of the world. </w:t>
       </w:r>
       <w:r>
         <w:rPr>
@@ -4177,7 +5490,19 @@
         <w:rPr>
           <w:rFonts w:ascii="Gentium" w:hAnsi="Gentium" w:cs="Gentium"/>
         </w:rPr>
-        <w:t xml:space="preserve">And your petition on their behalf shall not be granted, nor yet on your own: even though you weep and pray and speak all the words contained in the writing which I have written. </w:t>
+        <w:t>And your petition on their behalf shall not be granted, nor yet on your own</w:t>
+      </w:r>
+      <w:r>
+        <w:rPr>
+          <w:rFonts w:ascii="Gentium" w:hAnsi="Gentium" w:cs="Gentium"/>
+        </w:rPr>
+        <w:t>;</w:t>
+      </w:r>
+      <w:r>
+        <w:rPr>
+          <w:rFonts w:ascii="Gentium" w:hAnsi="Gentium" w:cs="Gentium"/>
+        </w:rPr>
+        <w:t xml:space="preserve"> even though you weep and pray and speak all the words contained in the writing which I have written. </w:t>
       </w:r>
       <w:r>
         <w:rPr>
@@ -4191,7 +5516,21 @@
         <w:rPr>
           <w:rFonts w:ascii="Gentium" w:hAnsi="Gentium" w:cs="Gentium"/>
         </w:rPr>
-        <w:t xml:space="preserve">And the vision was shown to me thus: Behold, in the vision clouds invited me and a mist summoned me, and the course of the stars and the lightnings sped and hastened me, and the winds in the vision caused me to fly and lifted me upward, and bore me into </w:t>
+        <w:t xml:space="preserve">And the vision was shown to me thus: Behold, in the vision clouds invited me and a mist summoned me, and the course of the stars and the lightnings sped and hastened me, and the winds in the vision caused me to fly and lifted me </w:t>
+      </w:r>
+      <w:proofErr w:type="gramStart"/>
+      <w:r>
+        <w:rPr>
+          <w:rFonts w:ascii="Gentium" w:hAnsi="Gentium" w:cs="Gentium"/>
+        </w:rPr>
+        <w:t>upward, and</w:t>
+      </w:r>
+      <w:proofErr w:type="gramEnd"/>
+      <w:r>
+        <w:rPr>
+          <w:rFonts w:ascii="Gentium" w:hAnsi="Gentium" w:cs="Gentium"/>
+        </w:rPr>
+        <w:t xml:space="preserve"> bore me into </w:t>
       </w:r>
       <w:r>
         <w:rPr>
@@ -4212,7 +5551,31 @@
         <w:rPr>
           <w:rFonts w:ascii="Gentium" w:hAnsi="Gentium" w:cs="Gentium"/>
         </w:rPr>
-        <w:t xml:space="preserve">And I went in till I drew nigh to a wall which is built of crystals and surrounded by tongues of fire: and it began to affright me. </w:t>
+        <w:t xml:space="preserve">And I went in </w:t>
+      </w:r>
+      <w:r>
+        <w:rPr>
+          <w:rFonts w:ascii="Gentium" w:hAnsi="Gentium" w:cs="Gentium"/>
+        </w:rPr>
+        <w:t>until</w:t>
+      </w:r>
+      <w:r>
+        <w:rPr>
+          <w:rFonts w:ascii="Gentium" w:hAnsi="Gentium" w:cs="Gentium"/>
+        </w:rPr>
+        <w:t xml:space="preserve"> I drew nigh to a wall which is built of crystals and surrounded by tongues of fire</w:t>
+      </w:r>
+      <w:r>
+        <w:rPr>
+          <w:rFonts w:ascii="Gentium" w:hAnsi="Gentium" w:cs="Gentium"/>
+        </w:rPr>
+        <w:t>;</w:t>
+      </w:r>
+      <w:r>
+        <w:rPr>
+          <w:rFonts w:ascii="Gentium" w:hAnsi="Gentium" w:cs="Gentium"/>
+        </w:rPr>
+        <w:t xml:space="preserve"> and it began to affright me. </w:t>
       </w:r>
       <w:r>
         <w:rPr>
@@ -4234,7 +5597,19 @@
         <w:rPr>
           <w:rFonts w:ascii="Gentium" w:hAnsi="Gentium" w:cs="Gentium"/>
         </w:rPr>
-        <w:t xml:space="preserve">And I went into the tongues of fire and drew nigh to a large house which was built of crystals: and the walls of the house were like a tessellated floor (made) of crystals, and its groundwork was of crystal. </w:t>
+        <w:t>And I went into the tongues of fire and drew nigh to a large house which was built of crystals</w:t>
+      </w:r>
+      <w:r>
+        <w:rPr>
+          <w:rFonts w:ascii="Gentium" w:hAnsi="Gentium" w:cs="Gentium"/>
+        </w:rPr>
+        <w:t>;</w:t>
+      </w:r>
+      <w:r>
+        <w:rPr>
+          <w:rFonts w:ascii="Gentium" w:hAnsi="Gentium" w:cs="Gentium"/>
+        </w:rPr>
+        <w:t xml:space="preserve"> and the walls of the house were like a tessellated floor (made) of crystals, and its groundwork was of crystal. </w:t>
       </w:r>
       <w:r>
         <w:rPr>
@@ -4306,7 +5681,43 @@
         <w:rPr>
           <w:rFonts w:ascii="Gentium" w:hAnsi="Gentium" w:cs="Gentium"/>
         </w:rPr>
-        <w:t xml:space="preserve">And I entered into that house, and it was hot as fire and cold as ice: there were no delights of life therein: fear covered me, and trembling gat hold upon me. </w:t>
+        <w:t>And I entered into that house, and it was hot as fire and cold as ice</w:t>
+      </w:r>
+      <w:r>
+        <w:rPr>
+          <w:rFonts w:ascii="Gentium" w:hAnsi="Gentium" w:cs="Gentium"/>
+        </w:rPr>
+        <w:t>;</w:t>
+      </w:r>
+      <w:r>
+        <w:rPr>
+          <w:rFonts w:ascii="Gentium" w:hAnsi="Gentium" w:cs="Gentium"/>
+        </w:rPr>
+        <w:t xml:space="preserve"> there were no delights of life therein</w:t>
+      </w:r>
+      <w:r>
+        <w:rPr>
+          <w:rFonts w:ascii="Gentium" w:hAnsi="Gentium" w:cs="Gentium"/>
+        </w:rPr>
+        <w:t>;</w:t>
+      </w:r>
+      <w:r>
+        <w:rPr>
+          <w:rFonts w:ascii="Gentium" w:hAnsi="Gentium" w:cs="Gentium"/>
+        </w:rPr>
+        <w:t xml:space="preserve"> fear covered me, and trembling </w:t>
+      </w:r>
+      <w:r>
+        <w:rPr>
+          <w:rFonts w:ascii="Gentium" w:hAnsi="Gentium" w:cs="Gentium"/>
+        </w:rPr>
+        <w:t>got</w:t>
+      </w:r>
+      <w:r>
+        <w:rPr>
+          <w:rFonts w:ascii="Gentium" w:hAnsi="Gentium" w:cs="Gentium"/>
+        </w:rPr>
+        <w:t xml:space="preserve"> hold upon me. </w:t>
       </w:r>
       <w:r>
         <w:rPr>
@@ -4328,7 +5739,19 @@
         <w:rPr>
           <w:rFonts w:ascii="Gentium" w:hAnsi="Gentium" w:cs="Gentium"/>
         </w:rPr>
-        <w:t xml:space="preserve">And as I quaked and trembled, I fell upon my face. </w:t>
+        <w:t>And</w:t>
+      </w:r>
+      <w:r>
+        <w:rPr>
+          <w:rFonts w:ascii="Gentium" w:hAnsi="Gentium" w:cs="Gentium"/>
+        </w:rPr>
+        <w:t>,</w:t>
+      </w:r>
+      <w:r>
+        <w:rPr>
+          <w:rFonts w:ascii="Gentium" w:hAnsi="Gentium" w:cs="Gentium"/>
+        </w:rPr>
+        <w:t xml:space="preserve"> as I quaked and trembled, I fell upon my face. </w:t>
       </w:r>
       <w:r>
         <w:rPr>
@@ -4350,7 +5773,21 @@
         <w:rPr>
           <w:rFonts w:ascii="Gentium" w:hAnsi="Gentium" w:cs="Gentium"/>
         </w:rPr>
-        <w:t xml:space="preserve">And I beheld a vision, And lo! there was a second house, greater than the former, and the entire portal stood open before me, and it was built of flames of fire. </w:t>
+        <w:t xml:space="preserve">And I beheld a vision, </w:t>
+      </w:r>
+      <w:proofErr w:type="gramStart"/>
+      <w:r>
+        <w:rPr>
+          <w:rFonts w:ascii="Gentium" w:hAnsi="Gentium" w:cs="Gentium"/>
+        </w:rPr>
+        <w:t>And</w:t>
+      </w:r>
+      <w:proofErr w:type="gramEnd"/>
+      <w:r>
+        <w:rPr>
+          <w:rFonts w:ascii="Gentium" w:hAnsi="Gentium" w:cs="Gentium"/>
+        </w:rPr>
+        <w:t xml:space="preserve"> lo! there was a second house, greater than the former, and the entire portal stood open before me, and it was built of flames of fire. </w:t>
       </w:r>
       <w:r>
         <w:rPr>
@@ -4372,7 +5809,21 @@
         <w:rPr>
           <w:rFonts w:ascii="Gentium" w:hAnsi="Gentium" w:cs="Gentium"/>
         </w:rPr>
-        <w:t xml:space="preserve">And in every respect it so excelled in splendour and magnificence and extent that I cannot describe to you its splendour and its extent. </w:t>
+        <w:t xml:space="preserve">And in every </w:t>
+      </w:r>
+      <w:proofErr w:type="gramStart"/>
+      <w:r>
+        <w:rPr>
+          <w:rFonts w:ascii="Gentium" w:hAnsi="Gentium" w:cs="Gentium"/>
+        </w:rPr>
+        <w:t>respect</w:t>
+      </w:r>
+      <w:proofErr w:type="gramEnd"/>
+      <w:r>
+        <w:rPr>
+          <w:rFonts w:ascii="Gentium" w:hAnsi="Gentium" w:cs="Gentium"/>
+        </w:rPr>
+        <w:t xml:space="preserve"> it so excelled in splendour and magnificence and extent that I cannot describe to you its splendour and its extent. </w:t>
       </w:r>
       <w:r>
         <w:rPr>
@@ -4394,7 +5845,35 @@
         <w:rPr>
           <w:rFonts w:ascii="Gentium" w:hAnsi="Gentium" w:cs="Gentium"/>
         </w:rPr>
-        <w:t xml:space="preserve">And its floor was of fire, and above it were lightnings and the path of the stars, and its ceiling also was flaming fire. </w:t>
+        <w:t xml:space="preserve">And its floor was of fire, and above it </w:t>
+      </w:r>
+      <w:proofErr w:type="gramStart"/>
+      <w:r>
+        <w:rPr>
+          <w:rFonts w:ascii="Gentium" w:hAnsi="Gentium" w:cs="Gentium"/>
+        </w:rPr>
+        <w:t>were</w:t>
+      </w:r>
+      <w:proofErr w:type="gramEnd"/>
+      <w:r>
+        <w:rPr>
+          <w:rFonts w:ascii="Gentium" w:hAnsi="Gentium" w:cs="Gentium"/>
+        </w:rPr>
+        <w:t xml:space="preserve"> </w:t>
+      </w:r>
+      <w:proofErr w:type="gramStart"/>
+      <w:r>
+        <w:rPr>
+          <w:rFonts w:ascii="Gentium" w:hAnsi="Gentium" w:cs="Gentium"/>
+        </w:rPr>
+        <w:t>lightnings</w:t>
+      </w:r>
+      <w:proofErr w:type="gramEnd"/>
+      <w:r>
+        <w:rPr>
+          <w:rFonts w:ascii="Gentium" w:hAnsi="Gentium" w:cs="Gentium"/>
+        </w:rPr>
+        <w:t xml:space="preserve"> and the path of the stars, and its ceiling also was flaming fire. </w:t>
       </w:r>
       <w:r>
         <w:rPr>
@@ -4416,7 +5895,19 @@
         <w:rPr>
           <w:rFonts w:ascii="Gentium" w:hAnsi="Gentium" w:cs="Gentium"/>
         </w:rPr>
-        <w:t xml:space="preserve">And I looked and saw «therein» a lofty throne: its appearance was as crystal, and the wheels thereof as the shining sun, and there was the vision of cherubim. </w:t>
+        <w:t>And I looked and saw «therein» a lofty throne</w:t>
+      </w:r>
+      <w:r>
+        <w:rPr>
+          <w:rFonts w:ascii="Gentium" w:hAnsi="Gentium" w:cs="Gentium"/>
+        </w:rPr>
+        <w:t>;</w:t>
+      </w:r>
+      <w:r>
+        <w:rPr>
+          <w:rFonts w:ascii="Gentium" w:hAnsi="Gentium" w:cs="Gentium"/>
+        </w:rPr>
+        <w:t xml:space="preserve"> its appearance was as crystal, and the wheels thereof as the shining sun, and there was the vision of cherubim. </w:t>
       </w:r>
       <w:r>
         <w:rPr>
@@ -4504,7 +5995,19 @@
         <w:rPr>
           <w:rFonts w:ascii="Gentium" w:hAnsi="Gentium" w:cs="Gentium"/>
         </w:rPr>
-        <w:t xml:space="preserve">The flaming fire was round about Him, and a great fire stood before Him, and none around could draw nigh Him: ten thousand times ten thousand (stood) before Him, yet He needed no counsellor. </w:t>
+        <w:t>The flaming fire was round about Him, and a great fire stood before Him, and none around could draw nigh Him</w:t>
+      </w:r>
+      <w:r>
+        <w:rPr>
+          <w:rFonts w:ascii="Gentium" w:hAnsi="Gentium" w:cs="Gentium"/>
+        </w:rPr>
+        <w:t>;</w:t>
+      </w:r>
+      <w:r>
+        <w:rPr>
+          <w:rFonts w:ascii="Gentium" w:hAnsi="Gentium" w:cs="Gentium"/>
+        </w:rPr>
+        <w:t xml:space="preserve"> ten thousand times ten thousand (stood) before Him, yet He needed no counsellor. </w:t>
       </w:r>
       <w:r>
         <w:rPr>
@@ -4548,7 +6051,67 @@
         <w:rPr>
           <w:rFonts w:ascii="Gentium" w:hAnsi="Gentium" w:cs="Gentium"/>
         </w:rPr>
-        <w:t xml:space="preserve">And until then I had been prostrate on my face, trembling: and the Lord called me with His own mouth, and said to me: ‘Come hither, Enoch, and hear my word.’ </w:t>
+        <w:t>And</w:t>
+      </w:r>
+      <w:r>
+        <w:rPr>
+          <w:rFonts w:ascii="Gentium" w:hAnsi="Gentium" w:cs="Gentium"/>
+        </w:rPr>
+        <w:t>,</w:t>
+      </w:r>
+      <w:r>
+        <w:rPr>
+          <w:rFonts w:ascii="Gentium" w:hAnsi="Gentium" w:cs="Gentium"/>
+        </w:rPr>
+        <w:t xml:space="preserve"> until then</w:t>
+      </w:r>
+      <w:r>
+        <w:rPr>
+          <w:rFonts w:ascii="Gentium" w:hAnsi="Gentium" w:cs="Gentium"/>
+        </w:rPr>
+        <w:t>,</w:t>
+      </w:r>
+      <w:r>
+        <w:rPr>
+          <w:rFonts w:ascii="Gentium" w:hAnsi="Gentium" w:cs="Gentium"/>
+        </w:rPr>
+        <w:t xml:space="preserve"> I had been prostrate on my face, trembling</w:t>
+      </w:r>
+      <w:r>
+        <w:rPr>
+          <w:rFonts w:ascii="Gentium" w:hAnsi="Gentium" w:cs="Gentium"/>
+        </w:rPr>
+        <w:t>;</w:t>
+      </w:r>
+      <w:r>
+        <w:rPr>
+          <w:rFonts w:ascii="Gentium" w:hAnsi="Gentium" w:cs="Gentium"/>
+        </w:rPr>
+        <w:t xml:space="preserve"> and the Lord called me with His own mouth, and said to me</w:t>
+      </w:r>
+      <w:r>
+        <w:rPr>
+          <w:rFonts w:ascii="Gentium" w:hAnsi="Gentium" w:cs="Gentium"/>
+        </w:rPr>
+        <w:t>, “</w:t>
+      </w:r>
+      <w:r>
+        <w:rPr>
+          <w:rFonts w:ascii="Gentium" w:hAnsi="Gentium" w:cs="Gentium"/>
+        </w:rPr>
+        <w:t>Come hither, Enoch, and hear my word.</w:t>
+      </w:r>
+      <w:r>
+        <w:rPr>
+          <w:rFonts w:ascii="Gentium" w:hAnsi="Gentium" w:cs="Gentium"/>
+        </w:rPr>
+        <w:t>”</w:t>
+      </w:r>
+      <w:r>
+        <w:rPr>
+          <w:rFonts w:ascii="Gentium" w:hAnsi="Gentium" w:cs="Gentium"/>
+        </w:rPr>
+        <w:t xml:space="preserve"> </w:t>
       </w:r>
       <w:r>
         <w:rPr>
@@ -4570,7 +6133,31 @@
         <w:rPr>
           <w:rFonts w:ascii="Gentium" w:hAnsi="Gentium" w:cs="Gentium"/>
         </w:rPr>
-        <w:t>‹And one of the holy ones came to me and waked me›, and He made me rise up and approach the door: and I bowed my face downwards.</w:t>
+        <w:t xml:space="preserve">‹And one of the holy ones came to me and </w:t>
+      </w:r>
+      <w:r>
+        <w:rPr>
+          <w:rFonts w:ascii="Gentium" w:hAnsi="Gentium" w:cs="Gentium"/>
+        </w:rPr>
+        <w:t>woke</w:t>
+      </w:r>
+      <w:r>
+        <w:rPr>
+          <w:rFonts w:ascii="Gentium" w:hAnsi="Gentium" w:cs="Gentium"/>
+        </w:rPr>
+        <w:t xml:space="preserve"> me›, and He made me rise up and approach the door</w:t>
+      </w:r>
+      <w:r>
+        <w:rPr>
+          <w:rFonts w:ascii="Gentium" w:hAnsi="Gentium" w:cs="Gentium"/>
+        </w:rPr>
+        <w:t>;</w:t>
+      </w:r>
+      <w:r>
+        <w:rPr>
+          <w:rFonts w:ascii="Gentium" w:hAnsi="Gentium" w:cs="Gentium"/>
+        </w:rPr>
+        <w:t xml:space="preserve"> and I bowed my face downwards.</w:t>
       </w:r>
     </w:p>
     <w:p>
@@ -4596,7 +6183,7 @@
           <w:docGrid w:linePitch="360"/>
         </w:sectPr>
       </w:pPr>
-      <w:bookmarkStart w:id="14" w:name="Chapter_15"/>
+      <w:bookmarkStart w:id="16" w:name="Chapter_15"/>
     </w:p>
     <w:p>
       <w:pPr>
@@ -4647,7 +6234,7 @@
         </w:rPr>
         <w:t>15</w:t>
       </w:r>
-      <w:bookmarkEnd w:id="14"/>
+      <w:bookmarkEnd w:id="16"/>
     </w:p>
     <w:p>
       <w:pPr>
@@ -4670,7 +6257,19 @@
         <w:rPr>
           <w:rFonts w:ascii="Gentium" w:hAnsi="Gentium" w:cs="Gentium"/>
         </w:rPr>
-        <w:t xml:space="preserve">And He answered and said to me, and I heard His voice: ‘Fear not, Enoch, </w:t>
+        <w:t>And He answered and said to me, and I heard His voice</w:t>
+      </w:r>
+      <w:r>
+        <w:rPr>
+          <w:rFonts w:ascii="Gentium" w:hAnsi="Gentium" w:cs="Gentium"/>
+        </w:rPr>
+        <w:t>, “</w:t>
+      </w:r>
+      <w:r>
+        <w:rPr>
+          <w:rFonts w:ascii="Gentium" w:hAnsi="Gentium" w:cs="Gentium"/>
+        </w:rPr>
+        <w:t xml:space="preserve">Fear not, Enoch, </w:t>
       </w:r>
       <w:r>
         <w:rPr>
@@ -4682,7 +6281,19 @@
         <w:rPr>
           <w:rFonts w:ascii="Gentium" w:hAnsi="Gentium" w:cs="Gentium"/>
         </w:rPr>
-        <w:t xml:space="preserve"> righteous man and scribe of righteousness: approach hither and hear my voice. </w:t>
+        <w:t xml:space="preserve"> righteous man and scribe of righteousness</w:t>
+      </w:r>
+      <w:r>
+        <w:rPr>
+          <w:rFonts w:ascii="Gentium" w:hAnsi="Gentium" w:cs="Gentium"/>
+        </w:rPr>
+        <w:t>;</w:t>
+      </w:r>
+      <w:r>
+        <w:rPr>
+          <w:rFonts w:ascii="Gentium" w:hAnsi="Gentium" w:cs="Gentium"/>
+        </w:rPr>
+        <w:t xml:space="preserve"> approach hither and hear my voice. </w:t>
       </w:r>
       <w:r>
         <w:rPr>
@@ -4708,7 +6319,31 @@
         <w:rPr>
           <w:rFonts w:ascii="Gentium" w:hAnsi="Gentium" w:cs="Gentium"/>
         </w:rPr>
-        <w:t xml:space="preserve"> to intercede «for them: “You should intercede» for men, and not men for you: </w:t>
+        <w:t xml:space="preserve"> to intercede «for them</w:t>
+      </w:r>
+      <w:r>
+        <w:rPr>
+          <w:rFonts w:ascii="Gentium" w:hAnsi="Gentium" w:cs="Gentium"/>
+        </w:rPr>
+        <w:t>,</w:t>
+      </w:r>
+      <w:r>
+        <w:rPr>
+          <w:rFonts w:ascii="Gentium" w:hAnsi="Gentium" w:cs="Gentium"/>
+        </w:rPr>
+        <w:t xml:space="preserve"> “You should intercede» for men, and not men for you</w:t>
+      </w:r>
+      <w:r>
+        <w:rPr>
+          <w:rFonts w:ascii="Gentium" w:hAnsi="Gentium" w:cs="Gentium"/>
+        </w:rPr>
+        <w:t>.</w:t>
+      </w:r>
+      <w:r>
+        <w:rPr>
+          <w:rFonts w:ascii="Gentium" w:hAnsi="Gentium" w:cs="Gentium"/>
+        </w:rPr>
+        <w:t xml:space="preserve"> </w:t>
       </w:r>
       <w:r>
         <w:rPr>
@@ -4722,7 +6357,13 @@
         <w:rPr>
           <w:rFonts w:ascii="Gentium" w:hAnsi="Gentium" w:cs="Gentium"/>
         </w:rPr>
-        <w:t>Wherefore have y</w:t>
+        <w:t>Why</w:t>
+      </w:r>
+      <w:r>
+        <w:rPr>
+          <w:rFonts w:ascii="Gentium" w:hAnsi="Gentium" w:cs="Gentium"/>
+        </w:rPr>
+        <w:t xml:space="preserve"> have y</w:t>
       </w:r>
       <w:r>
         <w:rPr>
@@ -4774,7 +6415,19 @@
         <w:rPr>
           <w:rFonts w:ascii="Gentium" w:hAnsi="Gentium" w:cs="Gentium"/>
         </w:rPr>
-        <w:t xml:space="preserve">Therefore have I given them wives also that they might impregnate them, and beget children by them, that thus nothing might be wanting to them on earth. </w:t>
+        <w:t>Therefore</w:t>
+      </w:r>
+      <w:r>
+        <w:rPr>
+          <w:rFonts w:ascii="Gentium" w:hAnsi="Gentium" w:cs="Gentium"/>
+        </w:rPr>
+        <w:t>,</w:t>
+      </w:r>
+      <w:r>
+        <w:rPr>
+          <w:rFonts w:ascii="Gentium" w:hAnsi="Gentium" w:cs="Gentium"/>
+        </w:rPr>
+        <w:t xml:space="preserve"> have I given them wives also that they might impregnate them, and beget children by them, that thus nothing might be wanting to them on earth. </w:t>
       </w:r>
       <w:r>
         <w:rPr>
@@ -4802,7 +6455,43 @@
         <w:rPr>
           <w:rFonts w:ascii="Gentium" w:hAnsi="Gentium" w:cs="Gentium"/>
         </w:rPr>
-        <w:t xml:space="preserve">And therefore I have not appointed wives for you; for as for the spiritual ones of the heaven, in heaven is their dwelling. </w:t>
+        <w:t>And</w:t>
+      </w:r>
+      <w:r>
+        <w:rPr>
+          <w:rFonts w:ascii="Gentium" w:hAnsi="Gentium" w:cs="Gentium"/>
+        </w:rPr>
+        <w:t>,</w:t>
+      </w:r>
+      <w:r>
+        <w:rPr>
+          <w:rFonts w:ascii="Gentium" w:hAnsi="Gentium" w:cs="Gentium"/>
+        </w:rPr>
+        <w:t xml:space="preserve"> therefore</w:t>
+      </w:r>
+      <w:r>
+        <w:rPr>
+          <w:rFonts w:ascii="Gentium" w:hAnsi="Gentium" w:cs="Gentium"/>
+        </w:rPr>
+        <w:t>,</w:t>
+      </w:r>
+      <w:r>
+        <w:rPr>
+          <w:rFonts w:ascii="Gentium" w:hAnsi="Gentium" w:cs="Gentium"/>
+        </w:rPr>
+        <w:t xml:space="preserve"> I have not appointed wives for you; for</w:t>
+      </w:r>
+      <w:r>
+        <w:rPr>
+          <w:rFonts w:ascii="Gentium" w:hAnsi="Gentium" w:cs="Gentium"/>
+        </w:rPr>
+        <w:t>,</w:t>
+      </w:r>
+      <w:r>
+        <w:rPr>
+          <w:rFonts w:ascii="Gentium" w:hAnsi="Gentium" w:cs="Gentium"/>
+        </w:rPr>
+        <w:t xml:space="preserve"> as for the spiritual ones of the heaven, in heaven is their dwelling. </w:t>
       </w:r>
       <w:r>
         <w:rPr>
@@ -4830,7 +6519,19 @@
         <w:rPr>
           <w:rFonts w:ascii="Gentium" w:hAnsi="Gentium" w:cs="Gentium"/>
         </w:rPr>
-        <w:t xml:space="preserve">Evil spirits have proceeded from their bodies; because they are born from men «and» from the holy Watchers is their beginning and primal origin; ‹they shall be evil spirits on earth, and› evil spirits shall they be called. </w:t>
+        <w:t>Evil spirits have proceeded from their bodies</w:t>
+      </w:r>
+      <w:r>
+        <w:rPr>
+          <w:rFonts w:ascii="Gentium" w:hAnsi="Gentium" w:cs="Gentium"/>
+        </w:rPr>
+        <w:t>,</w:t>
+      </w:r>
+      <w:r>
+        <w:rPr>
+          <w:rFonts w:ascii="Gentium" w:hAnsi="Gentium" w:cs="Gentium"/>
+        </w:rPr>
+        <w:t xml:space="preserve"> because they are born from men «and» from the holy Watchers is their beginning and primal origin; ‹they shall be evil spirits on earth, and› evil spirits shall they be called. </w:t>
       </w:r>
       <w:r>
         <w:rPr>
@@ -4852,7 +6553,14 @@
         <w:rPr>
           <w:rFonts w:ascii="Gentium" w:hAnsi="Gentium" w:cs="Gentium"/>
         </w:rPr>
-        <w:t xml:space="preserve">[As for the spirits of heaven, in heaven shall be their dwelling, but as for the spirits of the earth which were born upon the earth, on the earth shall be their dwelling.] </w:t>
+        <w:t xml:space="preserve">[As for the spirits of heaven, in heaven shall be their dwelling, but as for the spirits of the earth which were born upon the earth, on the earth shall be </w:t>
+      </w:r>
+      <w:r>
+        <w:rPr>
+          <w:rFonts w:ascii="Gentium" w:hAnsi="Gentium" w:cs="Gentium"/>
+        </w:rPr>
+        <w:lastRenderedPageBreak/>
+        <w:t xml:space="preserve">their dwelling.] </w:t>
       </w:r>
       <w:r>
         <w:rPr>
@@ -4874,14 +6582,7 @@
         <w:rPr>
           <w:rFonts w:ascii="Gentium" w:hAnsi="Gentium" w:cs="Gentium"/>
         </w:rPr>
-        <w:t xml:space="preserve">And the spirits of the giants afflict, oppress, destroy, attack, do battle, and work destruction on the earth, and cause trouble: they </w:t>
-      </w:r>
-      <w:r>
-        <w:rPr>
-          <w:rFonts w:ascii="Gentium" w:hAnsi="Gentium" w:cs="Gentium"/>
-        </w:rPr>
-        <w:lastRenderedPageBreak/>
-        <w:t xml:space="preserve">take no food, ‹but nevertheless hunger› and thirst, and cause offences. </w:t>
+        <w:t xml:space="preserve">And the spirits of the giants afflict, oppress, destroy, attack, do battle, and work destruction on the earth, and cause trouble: they take no food, ‹but nevertheless hunger› and thirst, and cause offences. </w:t>
       </w:r>
       <w:r>
         <w:rPr>
@@ -4929,7 +6630,7 @@
           <w:docGrid w:linePitch="360"/>
         </w:sectPr>
       </w:pPr>
-      <w:bookmarkStart w:id="15" w:name="Chapter_16"/>
+      <w:bookmarkStart w:id="17" w:name="Chapter_16"/>
     </w:p>
     <w:p>
       <w:pPr>
@@ -4980,7 +6681,7 @@
         </w:rPr>
         <w:t>16</w:t>
       </w:r>
-      <w:bookmarkEnd w:id="15"/>
+      <w:bookmarkEnd w:id="17"/>
     </w:p>
     <w:p>
       <w:pPr>
@@ -5003,7 +6704,13 @@
         <w:rPr>
           <w:rFonts w:ascii="Gentium" w:hAnsi="Gentium" w:cs="Gentium"/>
         </w:rPr>
-        <w:t xml:space="preserve">From the days of the slaughter and destruction and death ‹of the giants›, from the souls of whose flesh the spirits, having gone forth, shall destroy without incurring judgement – thus shall they destroy until the day of the consummation, the great ‹judgement› in which the age shall be consummated, over the Watchers and the godless, yea, shall be wholly consummated.” </w:t>
+        <w:t>“F</w:t>
+      </w:r>
+      <w:r>
+        <w:rPr>
+          <w:rFonts w:ascii="Gentium" w:hAnsi="Gentium" w:cs="Gentium"/>
+        </w:rPr>
+        <w:t xml:space="preserve">rom the days of the slaughter and destruction and death ‹of the giants›, from the souls of whose flesh the spirits, having gone forth, shall destroy without incurring judgement – thus shall they destroy until the day of the consummation, the great ‹judgement› in which the age shall be consummated, over the Watchers and the godless, yea, shall be wholly consummated.” </w:t>
       </w:r>
       <w:r>
         <w:rPr>
@@ -5017,7 +6724,19 @@
         <w:rPr>
           <w:rFonts w:ascii="Gentium" w:hAnsi="Gentium" w:cs="Gentium"/>
         </w:rPr>
-        <w:t xml:space="preserve">And now as to the watchers who have sent you to intercede for them, who had been «before in heaven», (say to them): </w:t>
+        <w:t>And now as to the watchers who have sent you to intercede for them, who had been «before in heaven», (say to them)</w:t>
+      </w:r>
+      <w:r>
+        <w:rPr>
+          <w:rFonts w:ascii="Gentium" w:hAnsi="Gentium" w:cs="Gentium"/>
+        </w:rPr>
+        <w:t>,</w:t>
+      </w:r>
+      <w:r>
+        <w:rPr>
+          <w:rFonts w:ascii="Gentium" w:hAnsi="Gentium" w:cs="Gentium"/>
+        </w:rPr>
+        <w:t xml:space="preserve"> </w:t>
       </w:r>
       <w:r>
         <w:rPr>
@@ -5081,7 +6800,7 @@
           <w:docGrid w:linePitch="360"/>
         </w:sectPr>
       </w:pPr>
-      <w:bookmarkStart w:id="16" w:name="Chapter_17"/>
+      <w:bookmarkStart w:id="18" w:name="Chapter_17"/>
     </w:p>
     <w:p>
       <w:pPr>
@@ -5132,7 +6851,7 @@
         </w:rPr>
         <w:t>17</w:t>
       </w:r>
-      <w:bookmarkEnd w:id="16"/>
+      <w:bookmarkEnd w:id="18"/>
     </w:p>
     <w:p>
       <w:pPr>
@@ -5225,7 +6944,21 @@
         <w:rPr>
           <w:rFonts w:ascii="Gentium" w:hAnsi="Gentium" w:cs="Gentium"/>
         </w:rPr>
-        <w:t xml:space="preserve">I saw the great rivers and came to the great ‹river and to the great› darkness, and went to the place where no flesh walks. </w:t>
+        <w:t xml:space="preserve">I saw the great rivers and came to the great ‹river and to the great› </w:t>
+      </w:r>
+      <w:proofErr w:type="gramStart"/>
+      <w:r>
+        <w:rPr>
+          <w:rFonts w:ascii="Gentium" w:hAnsi="Gentium" w:cs="Gentium"/>
+        </w:rPr>
+        <w:t>darkness, and</w:t>
+      </w:r>
+      <w:proofErr w:type="gramEnd"/>
+      <w:r>
+        <w:rPr>
+          <w:rFonts w:ascii="Gentium" w:hAnsi="Gentium" w:cs="Gentium"/>
+        </w:rPr>
+        <w:t xml:space="preserve"> went to the place where no flesh walks. </w:t>
       </w:r>
       <w:r>
         <w:rPr>
@@ -5279,7 +7012,7 @@
           <w:docGrid w:linePitch="360"/>
         </w:sectPr>
       </w:pPr>
-      <w:bookmarkStart w:id="17" w:name="Chapter_18"/>
+      <w:bookmarkStart w:id="19" w:name="Chapter_18"/>
     </w:p>
     <w:p>
       <w:pPr>
@@ -5330,7 +7063,7 @@
         </w:rPr>
         <w:t>18</w:t>
       </w:r>
-      <w:bookmarkEnd w:id="17"/>
+      <w:bookmarkEnd w:id="19"/>
     </w:p>
     <w:p>
       <w:pPr>
@@ -5353,7 +7086,19 @@
         <w:rPr>
           <w:rFonts w:ascii="Gentium" w:hAnsi="Gentium" w:cs="Gentium"/>
         </w:rPr>
-        <w:t xml:space="preserve">I saw the treasuries of all the winds: I saw how He had furnished with them the whole creation and the firm foundations of the earth. </w:t>
+        <w:t>I saw the treasuries of all the winds</w:t>
+      </w:r>
+      <w:r>
+        <w:rPr>
+          <w:rFonts w:ascii="Gentium" w:hAnsi="Gentium" w:cs="Gentium"/>
+        </w:rPr>
+        <w:t>;</w:t>
+      </w:r>
+      <w:r>
+        <w:rPr>
+          <w:rFonts w:ascii="Gentium" w:hAnsi="Gentium" w:cs="Gentium"/>
+        </w:rPr>
+        <w:t xml:space="preserve"> I saw how He had furnished with them the whole creation and the firm foundations of the earth. </w:t>
       </w:r>
       <w:r>
         <w:rPr>
@@ -5367,7 +7112,19 @@
         <w:rPr>
           <w:rFonts w:ascii="Gentium" w:hAnsi="Gentium" w:cs="Gentium"/>
         </w:rPr>
-        <w:t xml:space="preserve">And I saw the cornerstone of the earth: I saw the four winds which bear [the earth and] the firmament of the heaven. </w:t>
+        <w:t>And I saw the cornerstone of the earth</w:t>
+      </w:r>
+      <w:r>
+        <w:rPr>
+          <w:rFonts w:ascii="Gentium" w:hAnsi="Gentium" w:cs="Gentium"/>
+        </w:rPr>
+        <w:t>;</w:t>
+      </w:r>
+      <w:r>
+        <w:rPr>
+          <w:rFonts w:ascii="Gentium" w:hAnsi="Gentium" w:cs="Gentium"/>
+        </w:rPr>
+        <w:t xml:space="preserve"> I saw the four winds which bear [the earth and] the firmament of the heaven. </w:t>
       </w:r>
       <w:r>
         <w:rPr>
@@ -5381,7 +7138,19 @@
         <w:rPr>
           <w:rFonts w:ascii="Gentium" w:hAnsi="Gentium" w:cs="Gentium"/>
         </w:rPr>
-        <w:t xml:space="preserve">«And I saw how the winds stretch out the vaults of heaven» and have their station between heaven and earth: «these are the pillars of the heaven». </w:t>
+        <w:t>«And I saw how the winds stretch out the vaults of heaven» and have their station between heaven and earth</w:t>
+      </w:r>
+      <w:r>
+        <w:rPr>
+          <w:rFonts w:ascii="Gentium" w:hAnsi="Gentium" w:cs="Gentium"/>
+        </w:rPr>
+        <w:t>;</w:t>
+      </w:r>
+      <w:r>
+        <w:rPr>
+          <w:rFonts w:ascii="Gentium" w:hAnsi="Gentium" w:cs="Gentium"/>
+        </w:rPr>
+        <w:t xml:space="preserve"> «these are the pillars of the heaven». </w:t>
       </w:r>
       <w:r>
         <w:rPr>
@@ -5409,7 +7178,19 @@
         <w:rPr>
           <w:rFonts w:ascii="Gentium" w:hAnsi="Gentium" w:cs="Gentium"/>
         </w:rPr>
-        <w:t xml:space="preserve">I saw the winds on the earth carrying the clouds: I saw «the paths of the angels. </w:t>
+        <w:t>I saw the winds on the earth carrying the clouds</w:t>
+      </w:r>
+      <w:r>
+        <w:rPr>
+          <w:rFonts w:ascii="Gentium" w:hAnsi="Gentium" w:cs="Gentium"/>
+        </w:rPr>
+        <w:t>;</w:t>
+      </w:r>
+      <w:r>
+        <w:rPr>
+          <w:rFonts w:ascii="Gentium" w:hAnsi="Gentium" w:cs="Gentium"/>
+        </w:rPr>
+        <w:t xml:space="preserve"> I saw «the paths of the angels. </w:t>
       </w:r>
       <w:r>
         <w:rPr>
@@ -5437,7 +7218,14 @@
         <w:rPr>
           <w:rFonts w:ascii="Gentium" w:hAnsi="Gentium" w:cs="Gentium"/>
         </w:rPr>
-        <w:t xml:space="preserve">And as for those towards the east, ‹one› was of coloured stone, and one of pearl, and one of jacinth, and those towards the south of red stone. </w:t>
+        <w:t xml:space="preserve">And as for those </w:t>
+      </w:r>
+      <w:r>
+        <w:rPr>
+          <w:rFonts w:ascii="Gentium" w:hAnsi="Gentium" w:cs="Gentium"/>
+        </w:rPr>
+        <w:lastRenderedPageBreak/>
+        <w:t xml:space="preserve">towards the east, ‹one› was of coloured stone, and one of pearl, and one of jacinth, and those towards the south of red stone. </w:t>
       </w:r>
       <w:r>
         <w:rPr>
@@ -5451,14 +7239,7 @@
         <w:rPr>
           <w:rFonts w:ascii="Gentium" w:hAnsi="Gentium" w:cs="Gentium"/>
         </w:rPr>
-        <w:t xml:space="preserve">But the middle </w:t>
-      </w:r>
-      <w:r>
-        <w:rPr>
-          <w:rFonts w:ascii="Gentium" w:hAnsi="Gentium" w:cs="Gentium"/>
-        </w:rPr>
-        <w:lastRenderedPageBreak/>
-        <w:t xml:space="preserve">one reached to heaven like the throne of God, of alabaster, and the summit of the throne was of sapphire. </w:t>
+        <w:t xml:space="preserve">But the middle one reached to heaven like the throne of God, of alabaster, and the summit of the throne was of sapphire. </w:t>
       </w:r>
       <w:r>
         <w:rPr>
@@ -5494,7 +7275,43 @@
         <w:rPr>
           <w:rFonts w:ascii="Gentium" w:hAnsi="Gentium" w:cs="Gentium"/>
         </w:rPr>
-        <w:t xml:space="preserve">And beyond these mountains Is a region the end of the great earth: there the heavens were completed. </w:t>
+        <w:t xml:space="preserve">And beyond these mountains </w:t>
+      </w:r>
+      <w:r>
+        <w:rPr>
+          <w:rFonts w:ascii="Gentium" w:hAnsi="Gentium" w:cs="Gentium"/>
+        </w:rPr>
+        <w:t>i</w:t>
+      </w:r>
+      <w:r>
+        <w:rPr>
+          <w:rFonts w:ascii="Gentium" w:hAnsi="Gentium" w:cs="Gentium"/>
+        </w:rPr>
+        <w:t>s a region the end of the great earth</w:t>
+      </w:r>
+      <w:r>
+        <w:rPr>
+          <w:rFonts w:ascii="Gentium" w:hAnsi="Gentium" w:cs="Gentium"/>
+        </w:rPr>
+        <w:t>;</w:t>
+      </w:r>
+      <w:r>
+        <w:rPr>
+          <w:rFonts w:ascii="Gentium" w:hAnsi="Gentium" w:cs="Gentium"/>
+        </w:rPr>
+        <w:t xml:space="preserve"> there</w:t>
+      </w:r>
+      <w:r>
+        <w:rPr>
+          <w:rFonts w:ascii="Gentium" w:hAnsi="Gentium" w:cs="Gentium"/>
+        </w:rPr>
+        <w:t>,</w:t>
+      </w:r>
+      <w:r>
+        <w:rPr>
+          <w:rFonts w:ascii="Gentium" w:hAnsi="Gentium" w:cs="Gentium"/>
+        </w:rPr>
+        <w:t xml:space="preserve"> the heavens were completed. </w:t>
       </w:r>
       <w:r>
         <w:rPr>
@@ -5560,7 +7377,33 @@
         <w:rPr>
           <w:rFonts w:ascii="Gentium" w:hAnsi="Gentium" w:cs="Gentium"/>
         </w:rPr>
-        <w:t xml:space="preserve">I saw there seven stars like great burning mountains, and to me, when I inquired regarding them, The angel said: </w:t>
+        <w:t xml:space="preserve">I saw there seven stars like great burning mountains, and to me, when I inquired regarding them, </w:t>
+      </w:r>
+      <w:proofErr w:type="gramStart"/>
+      <w:r>
+        <w:rPr>
+          <w:rFonts w:ascii="Gentium" w:hAnsi="Gentium" w:cs="Gentium"/>
+        </w:rPr>
+        <w:t>The</w:t>
+      </w:r>
+      <w:proofErr w:type="gramEnd"/>
+      <w:r>
+        <w:rPr>
+          <w:rFonts w:ascii="Gentium" w:hAnsi="Gentium" w:cs="Gentium"/>
+        </w:rPr>
+        <w:t xml:space="preserve"> angel said</w:t>
+      </w:r>
+      <w:r>
+        <w:rPr>
+          <w:rFonts w:ascii="Gentium" w:hAnsi="Gentium" w:cs="Gentium"/>
+        </w:rPr>
+        <w:t>,</w:t>
+      </w:r>
+      <w:r>
+        <w:rPr>
+          <w:rFonts w:ascii="Gentium" w:hAnsi="Gentium" w:cs="Gentium"/>
+        </w:rPr>
+        <w:t xml:space="preserve"> </w:t>
       </w:r>
       <w:r>
         <w:rPr>
@@ -5582,7 +7425,25 @@
         <w:rPr>
           <w:rFonts w:ascii="Gentium" w:hAnsi="Gentium" w:cs="Gentium"/>
         </w:rPr>
-        <w:t xml:space="preserve">‘This place is the end of heaven and earth: this has become a prison for the stars and the host of heaven. </w:t>
+        <w:t>“T</w:t>
+      </w:r>
+      <w:r>
+        <w:rPr>
+          <w:rFonts w:ascii="Gentium" w:hAnsi="Gentium" w:cs="Gentium"/>
+        </w:rPr>
+        <w:t>his place is the end of heaven and earth</w:t>
+      </w:r>
+      <w:r>
+        <w:rPr>
+          <w:rFonts w:ascii="Gentium" w:hAnsi="Gentium" w:cs="Gentium"/>
+        </w:rPr>
+        <w:t>;</w:t>
+      </w:r>
+      <w:r>
+        <w:rPr>
+          <w:rFonts w:ascii="Gentium" w:hAnsi="Gentium" w:cs="Gentium"/>
+        </w:rPr>
+        <w:t xml:space="preserve"> this has become a prison for the stars and the host of heaven. </w:t>
       </w:r>
       <w:r>
         <w:rPr>
@@ -5626,7 +7487,39 @@
         <w:rPr>
           <w:rFonts w:ascii="Gentium" w:hAnsi="Gentium" w:cs="Gentium"/>
         </w:rPr>
-        <w:t>And He was wroth with them, and bound them till the time when their guilt should be consummated (even) ‹for ten thousand years›.’</w:t>
+        <w:t xml:space="preserve">And He was </w:t>
+      </w:r>
+      <w:r>
+        <w:rPr>
+          <w:rFonts w:ascii="Gentium" w:hAnsi="Gentium" w:cs="Gentium"/>
+        </w:rPr>
+        <w:t>angry</w:t>
+      </w:r>
+      <w:r>
+        <w:rPr>
+          <w:rFonts w:ascii="Gentium" w:hAnsi="Gentium" w:cs="Gentium"/>
+        </w:rPr>
+        <w:t xml:space="preserve"> with </w:t>
+      </w:r>
+      <w:proofErr w:type="gramStart"/>
+      <w:r>
+        <w:rPr>
+          <w:rFonts w:ascii="Gentium" w:hAnsi="Gentium" w:cs="Gentium"/>
+        </w:rPr>
+        <w:t>them, and</w:t>
+      </w:r>
+      <w:proofErr w:type="gramEnd"/>
+      <w:r>
+        <w:rPr>
+          <w:rFonts w:ascii="Gentium" w:hAnsi="Gentium" w:cs="Gentium"/>
+        </w:rPr>
+        <w:t xml:space="preserve"> bound them till the time when their guilt should be consummated (even) ‹for ten thousand years›.</w:t>
+      </w:r>
+      <w:r>
+        <w:rPr>
+          <w:rFonts w:ascii="Gentium" w:hAnsi="Gentium" w:cs="Gentium"/>
+        </w:rPr>
+        <w:t>”</w:t>
       </w:r>
     </w:p>
     <w:p>
@@ -5652,7 +7545,7 @@
           <w:docGrid w:linePitch="360"/>
         </w:sectPr>
       </w:pPr>
-      <w:bookmarkStart w:id="18" w:name="Chapter_19"/>
+      <w:bookmarkStart w:id="20" w:name="Chapter_19"/>
     </w:p>
     <w:p>
       <w:pPr>
@@ -5703,7 +7596,7 @@
         </w:rPr>
         <w:t>19</w:t>
       </w:r>
-      <w:bookmarkEnd w:id="18"/>
+      <w:bookmarkEnd w:id="20"/>
     </w:p>
     <w:p>
       <w:pPr>
@@ -5780,7 +7673,7 @@
           <w:docGrid w:linePitch="360"/>
         </w:sectPr>
       </w:pPr>
-      <w:bookmarkStart w:id="19" w:name="Chapter_20"/>
+      <w:bookmarkStart w:id="21" w:name="Chapter_20"/>
     </w:p>
     <w:p>
       <w:pPr>
@@ -5831,7 +7724,7 @@
         </w:rPr>
         <w:t>20</w:t>
       </w:r>
-      <w:bookmarkEnd w:id="19"/>
+      <w:bookmarkEnd w:id="21"/>
     </w:p>
     <w:p>
       <w:pPr>
@@ -5920,11 +7813,19 @@
         </w:rPr>
         <w:t>6 </w:t>
       </w:r>
-      <w:r>
-        <w:rPr>
-          <w:rFonts w:ascii="Gentium" w:hAnsi="Gentium" w:cs="Gentium"/>
-        </w:rPr>
-        <w:t xml:space="preserve">Saraqâêl, one of the holy angels, who is set over the spirits, who sin in the spirit. </w:t>
+      <w:proofErr w:type="spellStart"/>
+      <w:r>
+        <w:rPr>
+          <w:rFonts w:ascii="Gentium" w:hAnsi="Gentium" w:cs="Gentium"/>
+        </w:rPr>
+        <w:t>Saraqâêl</w:t>
+      </w:r>
+      <w:proofErr w:type="spellEnd"/>
+      <w:r>
+        <w:rPr>
+          <w:rFonts w:ascii="Gentium" w:hAnsi="Gentium" w:cs="Gentium"/>
+        </w:rPr>
+        <w:t xml:space="preserve">, one of the holy angels, who is set over the spirits, who sin in the spirit. </w:t>
       </w:r>
       <w:r>
         <w:rPr>
@@ -5978,7 +7879,7 @@
           <w:docGrid w:linePitch="360"/>
         </w:sectPr>
       </w:pPr>
-      <w:bookmarkStart w:id="20" w:name="Chapter_21"/>
+      <w:bookmarkStart w:id="22" w:name="Chapter_21"/>
     </w:p>
     <w:p>
       <w:pPr>
@@ -6029,7 +7930,7 @@
         </w:rPr>
         <w:t>21</w:t>
       </w:r>
-      <w:bookmarkEnd w:id="20"/>
+      <w:bookmarkEnd w:id="22"/>
     </w:p>
     <w:p>
       <w:pPr>
@@ -6160,14 +8061,14 @@
         <w:rPr>
           <w:rFonts w:ascii="Gentium" w:hAnsi="Gentium" w:cs="Gentium"/>
         </w:rPr>
-        <w:t xml:space="preserve">And from thence I went to another place, which was still more horrible than the former, and I saw a horrible thing: a great fire there which burnt and blazed, and the place was cleft as far as the abyss, being full of great descending columns of fire: neither </w:t>
+        <w:t xml:space="preserve">And from thence I went to another place, which was still more horrible than the former, and I saw a horrible </w:t>
       </w:r>
       <w:r>
         <w:rPr>
           <w:rFonts w:ascii="Gentium" w:hAnsi="Gentium" w:cs="Gentium"/>
         </w:rPr>
         <w:lastRenderedPageBreak/>
-        <w:t xml:space="preserve">its extent or magnitude could I see, nor could I conjecture. </w:t>
+        <w:t xml:space="preserve">thing: a great fire there which burnt and blazed, and the place was cleft as far as the abyss, being full of great descending columns of fire: neither its extent or magnitude could I see, nor could I conjecture. </w:t>
       </w:r>
       <w:r>
         <w:rPr>
@@ -6229,7 +8130,21 @@
         <w:rPr>
           <w:rFonts w:ascii="Gentium" w:hAnsi="Gentium" w:cs="Gentium"/>
         </w:rPr>
-        <w:t>And he said «unto me»: ‘This place is the prison of the angels, and here they will be imprisoned for ever.’</w:t>
+        <w:t xml:space="preserve">And he </w:t>
+      </w:r>
+      <w:proofErr w:type="gramStart"/>
+      <w:r>
+        <w:rPr>
+          <w:rFonts w:ascii="Gentium" w:hAnsi="Gentium" w:cs="Gentium"/>
+        </w:rPr>
+        <w:t>said</w:t>
+      </w:r>
+      <w:proofErr w:type="gramEnd"/>
+      <w:r>
+        <w:rPr>
+          <w:rFonts w:ascii="Gentium" w:hAnsi="Gentium" w:cs="Gentium"/>
+        </w:rPr>
+        <w:t xml:space="preserve"> «unto me»: ‘This place is the prison of the angels, and here they will be imprisoned for ever.’</w:t>
       </w:r>
     </w:p>
     <w:p>
@@ -6255,7 +8170,7 @@
           <w:docGrid w:linePitch="360"/>
         </w:sectPr>
       </w:pPr>
-      <w:bookmarkStart w:id="21" w:name="Chapter_22"/>
+      <w:bookmarkStart w:id="23" w:name="Chapter_22"/>
     </w:p>
     <w:p>
       <w:pPr>
@@ -6306,7 +8221,7 @@
         </w:rPr>
         <w:t>22</w:t>
       </w:r>
-      <w:bookmarkEnd w:id="21"/>
+      <w:bookmarkEnd w:id="23"/>
     </w:p>
     <w:p>
       <w:pPr>
@@ -6577,7 +8492,7 @@
           <w:docGrid w:linePitch="360"/>
         </w:sectPr>
       </w:pPr>
-      <w:bookmarkStart w:id="22" w:name="Chapter_23"/>
+      <w:bookmarkStart w:id="24" w:name="Chapter_23"/>
     </w:p>
     <w:p>
       <w:pPr>
@@ -6628,7 +8543,7 @@
         </w:rPr>
         <w:t>23</w:t>
       </w:r>
-      <w:bookmarkEnd w:id="22"/>
+      <w:bookmarkEnd w:id="24"/>
     </w:p>
     <w:p>
       <w:pPr>
@@ -6665,7 +8580,21 @@
         <w:rPr>
           <w:rFonts w:ascii="Gentium" w:hAnsi="Gentium" w:cs="Gentium"/>
         </w:rPr>
-        <w:t xml:space="preserve">And I saw a burning fire which ran without resting, and paused not from its course day or night but (ran) regularly. </w:t>
+        <w:t xml:space="preserve">And I saw a burning fire which ran without </w:t>
+      </w:r>
+      <w:proofErr w:type="gramStart"/>
+      <w:r>
+        <w:rPr>
+          <w:rFonts w:ascii="Gentium" w:hAnsi="Gentium" w:cs="Gentium"/>
+        </w:rPr>
+        <w:t>resting, and</w:t>
+      </w:r>
+      <w:proofErr w:type="gramEnd"/>
+      <w:r>
+        <w:rPr>
+          <w:rFonts w:ascii="Gentium" w:hAnsi="Gentium" w:cs="Gentium"/>
+        </w:rPr>
+        <w:t xml:space="preserve"> paused not from its course day or night but (ran) regularly. </w:t>
       </w:r>
       <w:r>
         <w:rPr>
@@ -6731,7 +8660,7 @@
           <w:docGrid w:linePitch="360"/>
         </w:sectPr>
       </w:pPr>
-      <w:bookmarkStart w:id="23" w:name="Chapter_24"/>
+      <w:bookmarkStart w:id="25" w:name="Chapter_24"/>
     </w:p>
     <w:p>
       <w:pPr>
@@ -6783,7 +8712,7 @@
         </w:rPr>
         <w:t>24</w:t>
       </w:r>
-      <w:bookmarkEnd w:id="23"/>
+      <w:bookmarkEnd w:id="25"/>
     </w:p>
     <w:p>
       <w:pPr>
@@ -6876,7 +8805,21 @@
         <w:rPr>
           <w:rFonts w:ascii="Gentium" w:hAnsi="Gentium" w:cs="Gentium"/>
         </w:rPr>
-        <w:t>Then answered Michael, one of the holy «and honoured» angels who was with me, and was their leader.</w:t>
+        <w:t xml:space="preserve">Then answered Michael, one of the holy «and honoured» angels who was with </w:t>
+      </w:r>
+      <w:proofErr w:type="gramStart"/>
+      <w:r>
+        <w:rPr>
+          <w:rFonts w:ascii="Gentium" w:hAnsi="Gentium" w:cs="Gentium"/>
+        </w:rPr>
+        <w:t>me, and</w:t>
+      </w:r>
+      <w:proofErr w:type="gramEnd"/>
+      <w:r>
+        <w:rPr>
+          <w:rFonts w:ascii="Gentium" w:hAnsi="Gentium" w:cs="Gentium"/>
+        </w:rPr>
+        <w:t xml:space="preserve"> was their leader.</w:t>
       </w:r>
     </w:p>
     <w:p>
@@ -6902,7 +8845,7 @@
           <w:docGrid w:linePitch="360"/>
         </w:sectPr>
       </w:pPr>
-      <w:bookmarkStart w:id="24" w:name="Chapter_25"/>
+      <w:bookmarkStart w:id="26" w:name="Chapter_25"/>
     </w:p>
     <w:p>
       <w:pPr>
@@ -6953,7 +8896,7 @@
         </w:rPr>
         <w:t>25</w:t>
       </w:r>
-      <w:bookmarkEnd w:id="24"/>
+      <w:bookmarkEnd w:id="26"/>
     </w:p>
     <w:p>
       <w:pPr>
@@ -7149,7 +9092,7 @@
           <w:docGrid w:linePitch="360"/>
         </w:sectPr>
       </w:pPr>
-      <w:bookmarkStart w:id="25" w:name="Chapter_26"/>
+      <w:bookmarkStart w:id="27" w:name="Chapter_26"/>
     </w:p>
     <w:p>
       <w:pPr>
@@ -7201,7 +9144,7 @@
         </w:rPr>
         <w:t>26</w:t>
       </w:r>
-      <w:bookmarkEnd w:id="25"/>
+      <w:bookmarkEnd w:id="27"/>
     </w:p>
     <w:p>
       <w:pPr>
@@ -7320,7 +9263,7 @@
           <w:docGrid w:linePitch="360"/>
         </w:sectPr>
       </w:pPr>
-      <w:bookmarkStart w:id="26" w:name="Chapter_27"/>
+      <w:bookmarkStart w:id="28" w:name="Chapter_27"/>
     </w:p>
     <w:p>
       <w:pPr>
@@ -7371,7 +9314,7 @@
         </w:rPr>
         <w:t>27</w:t>
       </w:r>
-      <w:bookmarkEnd w:id="26"/>
+      <w:bookmarkEnd w:id="28"/>
     </w:p>
     <w:p>
       <w:pPr>
@@ -7476,7 +9419,7 @@
           <w:docGrid w:linePitch="360"/>
         </w:sectPr>
       </w:pPr>
-      <w:bookmarkStart w:id="27" w:name="Chapter_28"/>
+      <w:bookmarkStart w:id="29" w:name="Chapter_28"/>
     </w:p>
     <w:p>
       <w:pPr>
@@ -7527,7 +9470,7 @@
         </w:rPr>
         <w:t>28</w:t>
       </w:r>
-      <w:bookmarkEnd w:id="27"/>
+      <w:bookmarkEnd w:id="29"/>
     </w:p>
     <w:p>
       <w:pPr>
@@ -7604,7 +9547,7 @@
           <w:docGrid w:linePitch="360"/>
         </w:sectPr>
       </w:pPr>
-      <w:bookmarkStart w:id="28" w:name="Chapter_29"/>
+      <w:bookmarkStart w:id="30" w:name="Chapter_29"/>
     </w:p>
     <w:p>
       <w:pPr>
@@ -7655,7 +9598,7 @@
         </w:rPr>
         <w:t>29</w:t>
       </w:r>
-      <w:bookmarkEnd w:id="28"/>
+      <w:bookmarkEnd w:id="30"/>
     </w:p>
     <w:p>
       <w:pPr>
@@ -7718,7 +9661,7 @@
           <w:docGrid w:linePitch="360"/>
         </w:sectPr>
       </w:pPr>
-      <w:bookmarkStart w:id="29" w:name="Chapter_30"/>
+      <w:bookmarkStart w:id="31" w:name="Chapter_30"/>
     </w:p>
     <w:p>
       <w:pPr>
@@ -7769,7 +9712,7 @@
         </w:rPr>
         <w:t>30</w:t>
       </w:r>
-      <w:bookmarkEnd w:id="29"/>
+      <w:bookmarkEnd w:id="31"/>
     </w:p>
     <w:p>
       <w:pPr>
@@ -7846,7 +9789,7 @@
           <w:docGrid w:linePitch="360"/>
         </w:sectPr>
       </w:pPr>
-      <w:bookmarkStart w:id="30" w:name="Chapter_31"/>
+      <w:bookmarkStart w:id="32" w:name="Chapter_31"/>
     </w:p>
     <w:p>
       <w:pPr>
@@ -7898,7 +9841,7 @@
         </w:rPr>
         <w:t>31</w:t>
       </w:r>
-      <w:bookmarkEnd w:id="30"/>
+      <w:bookmarkEnd w:id="32"/>
     </w:p>
     <w:p>
       <w:pPr>
@@ -7921,7 +9864,21 @@
         <w:rPr>
           <w:rFonts w:ascii="Gentium" w:hAnsi="Gentium" w:cs="Gentium"/>
         </w:rPr>
-        <w:t xml:space="preserve">And I saw other mountains, and amongst them were ‹groves of› trees, and there flowed forth from them nectar, which is named sarara and galbanum. </w:t>
+        <w:t xml:space="preserve">And I saw other mountains, and amongst them were ‹groves of› trees, and there flowed forth from them nectar, which is named </w:t>
+      </w:r>
+      <w:proofErr w:type="spellStart"/>
+      <w:r>
+        <w:rPr>
+          <w:rFonts w:ascii="Gentium" w:hAnsi="Gentium" w:cs="Gentium"/>
+        </w:rPr>
+        <w:t>sarara</w:t>
+      </w:r>
+      <w:proofErr w:type="spellEnd"/>
+      <w:r>
+        <w:rPr>
+          <w:rFonts w:ascii="Gentium" w:hAnsi="Gentium" w:cs="Gentium"/>
+        </w:rPr>
+        <w:t xml:space="preserve"> and galbanum. </w:t>
       </w:r>
       <w:r>
         <w:rPr>
@@ -7935,7 +9892,35 @@
         <w:rPr>
           <w:rFonts w:ascii="Gentium" w:hAnsi="Gentium" w:cs="Gentium"/>
         </w:rPr>
-        <w:t xml:space="preserve">And beyond these mountains I saw another mountain ‹to the east of the ends of the earth›, «whereon were aloe trees», and all the trees were full of stacte, being like almond-trees. </w:t>
+        <w:t xml:space="preserve">And beyond these mountains I saw another mountain ‹to the east of the ends of the earth›, «whereon were aloe trees», and all the trees were full of </w:t>
+      </w:r>
+      <w:proofErr w:type="spellStart"/>
+      <w:r>
+        <w:rPr>
+          <w:rFonts w:ascii="Gentium" w:hAnsi="Gentium" w:cs="Gentium"/>
+        </w:rPr>
+        <w:t>stacte</w:t>
+      </w:r>
+      <w:proofErr w:type="spellEnd"/>
+      <w:r>
+        <w:rPr>
+          <w:rFonts w:ascii="Gentium" w:hAnsi="Gentium" w:cs="Gentium"/>
+        </w:rPr>
+        <w:t xml:space="preserve">, being like </w:t>
+      </w:r>
+      <w:proofErr w:type="gramStart"/>
+      <w:r>
+        <w:rPr>
+          <w:rFonts w:ascii="Gentium" w:hAnsi="Gentium" w:cs="Gentium"/>
+        </w:rPr>
+        <w:t>almond-trees</w:t>
+      </w:r>
+      <w:proofErr w:type="gramEnd"/>
+      <w:r>
+        <w:rPr>
+          <w:rFonts w:ascii="Gentium" w:hAnsi="Gentium" w:cs="Gentium"/>
+        </w:rPr>
+        <w:t xml:space="preserve">. </w:t>
       </w:r>
       <w:r>
         <w:rPr>
@@ -7975,7 +9960,7 @@
           <w:docGrid w:linePitch="360"/>
         </w:sectPr>
       </w:pPr>
-      <w:bookmarkStart w:id="31" w:name="Chapter_32"/>
+      <w:bookmarkStart w:id="33" w:name="Chapter_32"/>
     </w:p>
     <w:p>
       <w:pPr>
@@ -8026,7 +10011,7 @@
         </w:rPr>
         <w:t>32</w:t>
       </w:r>
-      <w:bookmarkEnd w:id="31"/>
+      <w:bookmarkEnd w:id="33"/>
     </w:p>
     <w:p>
       <w:pPr>
@@ -8049,7 +10034,21 @@
         <w:rPr>
           <w:rFonts w:ascii="Gentium" w:hAnsi="Gentium" w:cs="Gentium"/>
         </w:rPr>
-        <w:t xml:space="preserve">And after these fragrant odours, as I looked towards the north over the mountains I saw seven mountains full of choice nard and fragrant trees and cinnamon and pepper. </w:t>
+        <w:t xml:space="preserve">And after these fragrant odours, as I looked towards the north over the </w:t>
+      </w:r>
+      <w:proofErr w:type="gramStart"/>
+      <w:r>
+        <w:rPr>
+          <w:rFonts w:ascii="Gentium" w:hAnsi="Gentium" w:cs="Gentium"/>
+        </w:rPr>
+        <w:t>mountains</w:t>
+      </w:r>
+      <w:proofErr w:type="gramEnd"/>
+      <w:r>
+        <w:rPr>
+          <w:rFonts w:ascii="Gentium" w:hAnsi="Gentium" w:cs="Gentium"/>
+        </w:rPr>
+        <w:t xml:space="preserve"> I saw seven mountains full of choice nard and fragrant trees and cinnamon and pepper. </w:t>
       </w:r>
       <w:r>
         <w:rPr>
@@ -8063,7 +10062,35 @@
         <w:rPr>
           <w:rFonts w:ascii="Gentium" w:hAnsi="Gentium" w:cs="Gentium"/>
         </w:rPr>
-        <w:t xml:space="preserve">And thence I went over the summits of ‹all› these mountains, far towards the east ‹of the earth›, and passed above the Erythraean sea and went far from it, and passed over «the angel» Zotîêl. </w:t>
+        <w:t xml:space="preserve">And thence I went over the summits of ‹all› these mountains, far towards the east ‹of the earth›, and passed above the </w:t>
+      </w:r>
+      <w:proofErr w:type="gramStart"/>
+      <w:r>
+        <w:rPr>
+          <w:rFonts w:ascii="Gentium" w:hAnsi="Gentium" w:cs="Gentium"/>
+        </w:rPr>
+        <w:t>Erythraean sea</w:t>
+      </w:r>
+      <w:proofErr w:type="gramEnd"/>
+      <w:r>
+        <w:rPr>
+          <w:rFonts w:ascii="Gentium" w:hAnsi="Gentium" w:cs="Gentium"/>
+        </w:rPr>
+        <w:t xml:space="preserve"> and went far from </w:t>
+      </w:r>
+      <w:proofErr w:type="gramStart"/>
+      <w:r>
+        <w:rPr>
+          <w:rFonts w:ascii="Gentium" w:hAnsi="Gentium" w:cs="Gentium"/>
+        </w:rPr>
+        <w:t>it, and</w:t>
+      </w:r>
+      <w:proofErr w:type="gramEnd"/>
+      <w:r>
+        <w:rPr>
+          <w:rFonts w:ascii="Gentium" w:hAnsi="Gentium" w:cs="Gentium"/>
+        </w:rPr>
+        <w:t xml:space="preserve"> passed over «the angel» Zotîêl. </w:t>
       </w:r>
       <w:r>
         <w:rPr>
@@ -8145,7 +10172,7 @@
           <w:docGrid w:linePitch="360"/>
         </w:sectPr>
       </w:pPr>
-      <w:bookmarkStart w:id="32" w:name="Chapter_33"/>
+      <w:bookmarkStart w:id="34" w:name="Chapter_33"/>
     </w:p>
     <w:p>
       <w:pPr>
@@ -8196,7 +10223,7 @@
         </w:rPr>
         <w:t>33</w:t>
       </w:r>
-      <w:bookmarkEnd w:id="32"/>
+      <w:bookmarkEnd w:id="34"/>
     </w:p>
     <w:p>
       <w:pPr>
@@ -8261,7 +10288,21 @@
         <w:rPr>
           <w:rFonts w:ascii="Gentium" w:hAnsi="Gentium" w:cs="Gentium"/>
         </w:rPr>
-        <w:t>He showed all things to me and wrote them down for me: also their names he wrote for me, and their laws and their companies.</w:t>
+        <w:t xml:space="preserve">He showed all things to me and wrote them down for me: </w:t>
+      </w:r>
+      <w:proofErr w:type="gramStart"/>
+      <w:r>
+        <w:rPr>
+          <w:rFonts w:ascii="Gentium" w:hAnsi="Gentium" w:cs="Gentium"/>
+        </w:rPr>
+        <w:t>also</w:t>
+      </w:r>
+      <w:proofErr w:type="gramEnd"/>
+      <w:r>
+        <w:rPr>
+          <w:rFonts w:ascii="Gentium" w:hAnsi="Gentium" w:cs="Gentium"/>
+        </w:rPr>
+        <w:t xml:space="preserve"> their names he wrote for me, and their laws and their companies.</w:t>
       </w:r>
     </w:p>
     <w:p>
@@ -8287,7 +10328,7 @@
           <w:docGrid w:linePitch="360"/>
         </w:sectPr>
       </w:pPr>
-      <w:bookmarkStart w:id="33" w:name="Chapter_34"/>
+      <w:bookmarkStart w:id="35" w:name="Chapter_34"/>
     </w:p>
     <w:p>
       <w:pPr>
@@ -8338,7 +10379,7 @@
         </w:rPr>
         <w:t>34</w:t>
       </w:r>
-      <w:bookmarkEnd w:id="33"/>
+      <w:bookmarkEnd w:id="35"/>
     </w:p>
     <w:p>
       <w:pPr>
@@ -8415,7 +10456,7 @@
           <w:docGrid w:linePitch="360"/>
         </w:sectPr>
       </w:pPr>
-      <w:bookmarkStart w:id="34" w:name="Chapter_35"/>
+      <w:bookmarkStart w:id="36" w:name="Chapter_35"/>
     </w:p>
     <w:p>
       <w:pPr>
@@ -8467,7 +10508,7 @@
         </w:rPr>
         <w:t>35</w:t>
       </w:r>
-      <w:bookmarkEnd w:id="34"/>
+      <w:bookmarkEnd w:id="36"/>
     </w:p>
     <w:p>
       <w:pPr>
@@ -8516,7 +10557,7 @@
           <w:docGrid w:linePitch="360"/>
         </w:sectPr>
       </w:pPr>
-      <w:bookmarkStart w:id="35" w:name="Chapter_36"/>
+      <w:bookmarkStart w:id="37" w:name="Chapter_36"/>
     </w:p>
     <w:p>
       <w:pPr>
@@ -8567,7 +10608,7 @@
         </w:rPr>
         <w:t>36</w:t>
       </w:r>
-      <w:bookmarkEnd w:id="35"/>
+      <w:bookmarkEnd w:id="37"/>
     </w:p>
     <w:p>
       <w:pPr>
@@ -8604,7 +10645,21 @@
         <w:rPr>
           <w:rFonts w:ascii="Gentium" w:hAnsi="Gentium" w:cs="Gentium"/>
         </w:rPr>
-        <w:t xml:space="preserve">And from thence I went to the east to the ends of the heaven, and saw here the three eastern portals of heaven open and small portals above them. </w:t>
+        <w:t xml:space="preserve">And from thence I went to the east to the ends of the </w:t>
+      </w:r>
+      <w:proofErr w:type="gramStart"/>
+      <w:r>
+        <w:rPr>
+          <w:rFonts w:ascii="Gentium" w:hAnsi="Gentium" w:cs="Gentium"/>
+        </w:rPr>
+        <w:t>heaven, and</w:t>
+      </w:r>
+      <w:proofErr w:type="gramEnd"/>
+      <w:r>
+        <w:rPr>
+          <w:rFonts w:ascii="Gentium" w:hAnsi="Gentium" w:cs="Gentium"/>
+        </w:rPr>
+        <w:t xml:space="preserve"> saw here the three eastern portals of heaven open and small portals above them. </w:t>
       </w:r>
       <w:r>
         <w:rPr>
@@ -8658,7 +10713,7 @@
           <w:docGrid w:linePitch="360"/>
         </w:sectPr>
       </w:pPr>
-      <w:bookmarkStart w:id="36" w:name="Chapter_37"/>
+      <w:bookmarkStart w:id="38" w:name="Chapter_37"/>
     </w:p>
     <w:p>
       <w:pPr>
@@ -8709,7 +10764,7 @@
         </w:rPr>
         <w:t>37</w:t>
       </w:r>
-      <w:bookmarkEnd w:id="36"/>
+      <w:bookmarkEnd w:id="38"/>
     </w:p>
     <w:p>
       <w:pPr>
@@ -8838,7 +10893,7 @@
           <w:docGrid w:linePitch="360"/>
         </w:sectPr>
       </w:pPr>
-      <w:bookmarkStart w:id="37" w:name="Chapter_38"/>
+      <w:bookmarkStart w:id="39" w:name="Chapter_38"/>
     </w:p>
     <w:p>
       <w:pPr>
@@ -8889,7 +10944,7 @@
         </w:rPr>
         <w:t>38</w:t>
       </w:r>
-      <w:bookmarkEnd w:id="37"/>
+      <w:bookmarkEnd w:id="39"/>
     </w:p>
     <w:p>
       <w:pPr>
@@ -9183,7 +11238,7 @@
           <w:docGrid w:linePitch="360"/>
         </w:sectPr>
       </w:pPr>
-      <w:bookmarkStart w:id="38" w:name="Chapter_39"/>
+      <w:bookmarkStart w:id="40" w:name="Chapter_39"/>
     </w:p>
     <w:p>
       <w:pPr>
@@ -9234,7 +11289,7 @@
         </w:rPr>
         <w:t>39</w:t>
       </w:r>
-      <w:bookmarkEnd w:id="38"/>
+      <w:bookmarkEnd w:id="40"/>
     </w:p>
     <w:p>
       <w:pPr>
@@ -9455,7 +11510,20 @@
           <w:rFonts w:ascii="Gentium" w:hAnsi="Gentium" w:cs="Gentium"/>
         </w:rPr>
         <w:tab/>
-        <w:t xml:space="preserve">And in that place </w:t>
+      </w:r>
+      <w:proofErr w:type="gramStart"/>
+      <w:r>
+        <w:rPr>
+          <w:rFonts w:ascii="Gentium" w:hAnsi="Gentium" w:cs="Gentium"/>
+        </w:rPr>
+        <w:t>And</w:t>
+      </w:r>
+      <w:proofErr w:type="gramEnd"/>
+      <w:r>
+        <w:rPr>
+          <w:rFonts w:ascii="Gentium" w:hAnsi="Gentium" w:cs="Gentium"/>
+        </w:rPr>
+        <w:t xml:space="preserve"> in that place </w:t>
       </w:r>
       <w:r>
         <w:rPr>
@@ -9518,7 +11586,20 @@
           <w:rFonts w:ascii="Gentium" w:hAnsi="Gentium" w:cs="Gentium"/>
         </w:rPr>
         <w:tab/>
-        <w:t>And righteousness shall prevail in his days,</w:t>
+      </w:r>
+      <w:proofErr w:type="gramStart"/>
+      <w:r>
+        <w:rPr>
+          <w:rFonts w:ascii="Gentium" w:hAnsi="Gentium" w:cs="Gentium"/>
+        </w:rPr>
+        <w:t>And</w:t>
+      </w:r>
+      <w:proofErr w:type="gramEnd"/>
+      <w:r>
+        <w:rPr>
+          <w:rFonts w:ascii="Gentium" w:hAnsi="Gentium" w:cs="Gentium"/>
+        </w:rPr>
+        <w:t xml:space="preserve"> righteousness shall prevail in his days,</w:t>
       </w:r>
       <w:r>
         <w:rPr>
@@ -9550,7 +11631,20 @@
           <w:rFonts w:ascii="Gentium" w:hAnsi="Gentium" w:cs="Gentium"/>
         </w:rPr>
         <w:tab/>
-        <w:t>And all the righteous and elect before Him shall be †strong† as fiery lights,</w:t>
+      </w:r>
+      <w:proofErr w:type="gramStart"/>
+      <w:r>
+        <w:rPr>
+          <w:rFonts w:ascii="Gentium" w:hAnsi="Gentium" w:cs="Gentium"/>
+        </w:rPr>
+        <w:t>And</w:t>
+      </w:r>
+      <w:proofErr w:type="gramEnd"/>
+      <w:r>
+        <w:rPr>
+          <w:rFonts w:ascii="Gentium" w:hAnsi="Gentium" w:cs="Gentium"/>
+        </w:rPr>
+        <w:t xml:space="preserve"> all the righteous and elect before Him shall be †strong† as fiery lights,</w:t>
       </w:r>
       <w:r>
         <w:rPr>
@@ -9856,7 +11950,7 @@
           <w:docGrid w:linePitch="360"/>
         </w:sectPr>
       </w:pPr>
-      <w:bookmarkStart w:id="39" w:name="Chapter_40"/>
+      <w:bookmarkStart w:id="41" w:name="Chapter_40"/>
     </w:p>
     <w:p>
       <w:pPr>
@@ -9907,7 +12001,7 @@
         </w:rPr>
         <w:t>40</w:t>
       </w:r>
-      <w:bookmarkEnd w:id="39"/>
+      <w:bookmarkEnd w:id="41"/>
     </w:p>
     <w:p>
       <w:pPr>
@@ -9968,7 +12062,21 @@
         <w:rPr>
           <w:rFonts w:ascii="Gentium" w:hAnsi="Gentium" w:cs="Gentium"/>
         </w:rPr>
-        <w:t>And on the four sides of the Lord of Spirits I saw four presences, different from those that sleep not, and I learnt their names: for the angel that went with me made known to me their names, and showed me all the hidden things.</w:t>
+        <w:t xml:space="preserve">And on the four sides of the Lord of Spirits I saw four presences, different from those that sleep not, and I learnt their names: for the angel that went with me made known to me their </w:t>
+      </w:r>
+      <w:proofErr w:type="gramStart"/>
+      <w:r>
+        <w:rPr>
+          <w:rFonts w:ascii="Gentium" w:hAnsi="Gentium" w:cs="Gentium"/>
+        </w:rPr>
+        <w:t>names, and</w:t>
+      </w:r>
+      <w:proofErr w:type="gramEnd"/>
+      <w:r>
+        <w:rPr>
+          <w:rFonts w:ascii="Gentium" w:hAnsi="Gentium" w:cs="Gentium"/>
+        </w:rPr>
+        <w:t xml:space="preserve"> showed me all the hidden things.</w:t>
       </w:r>
     </w:p>
     <w:p>
@@ -10048,7 +12156,21 @@
         <w:rPr>
           <w:rFonts w:ascii="Gentium" w:hAnsi="Gentium" w:cs="Gentium"/>
         </w:rPr>
-        <w:t xml:space="preserve">And I heard the fourth voice fending off the Satans and forbidding them to come before the Lord of Spirits to accuse them who dwell on the earth. </w:t>
+        <w:t xml:space="preserve">And I heard the fourth voice fending off the </w:t>
+      </w:r>
+      <w:proofErr w:type="spellStart"/>
+      <w:r>
+        <w:rPr>
+          <w:rFonts w:ascii="Gentium" w:hAnsi="Gentium" w:cs="Gentium"/>
+        </w:rPr>
+        <w:t>Satans</w:t>
+      </w:r>
+      <w:proofErr w:type="spellEnd"/>
+      <w:r>
+        <w:rPr>
+          <w:rFonts w:ascii="Gentium" w:hAnsi="Gentium" w:cs="Gentium"/>
+        </w:rPr>
+        <w:t xml:space="preserve"> and forbidding them to come before the Lord of Spirits to accuse them who dwell on the earth. </w:t>
       </w:r>
       <w:r>
         <w:rPr>
@@ -10131,7 +12253,7 @@
           <w:docGrid w:linePitch="360"/>
         </w:sectPr>
       </w:pPr>
-      <w:bookmarkStart w:id="40" w:name="Chapter_41"/>
+      <w:bookmarkStart w:id="42" w:name="Chapter_41"/>
     </w:p>
     <w:p>
       <w:pPr>
@@ -10182,7 +12304,7 @@
         </w:rPr>
         <w:t>41</w:t>
       </w:r>
-      <w:bookmarkEnd w:id="40"/>
+      <w:bookmarkEnd w:id="42"/>
     </w:p>
     <w:p>
       <w:pPr>
@@ -10231,7 +12353,21 @@
         <w:rPr>
           <w:rFonts w:ascii="Gentium" w:hAnsi="Gentium" w:cs="Gentium"/>
         </w:rPr>
-        <w:t xml:space="preserve"> eyes saw there all the sinners being driven from thence which deny the name of the Lord of Spirits, and being dragged off: and they could not abide because of the punishment which proceeds from the Lord of Spirits.</w:t>
+        <w:t xml:space="preserve"> eyes saw there all the sinners being driven from thence which deny the name of the Lord of </w:t>
+      </w:r>
+      <w:proofErr w:type="gramStart"/>
+      <w:r>
+        <w:rPr>
+          <w:rFonts w:ascii="Gentium" w:hAnsi="Gentium" w:cs="Gentium"/>
+        </w:rPr>
+        <w:t>Spirits, and</w:t>
+      </w:r>
+      <w:proofErr w:type="gramEnd"/>
+      <w:r>
+        <w:rPr>
+          <w:rFonts w:ascii="Gentium" w:hAnsi="Gentium" w:cs="Gentium"/>
+        </w:rPr>
+        <w:t xml:space="preserve"> being dragged off: and they could not abide because of the punishment which proceeds from the Lord of Spirits.</w:t>
       </w:r>
     </w:p>
     <w:p>
@@ -10470,7 +12606,7 @@
           <w:docGrid w:linePitch="360"/>
         </w:sectPr>
       </w:pPr>
-      <w:bookmarkStart w:id="41" w:name="Chapter_42"/>
+      <w:bookmarkStart w:id="43" w:name="Chapter_42"/>
     </w:p>
     <w:p>
       <w:pPr>
@@ -10522,7 +12658,7 @@
         </w:rPr>
         <w:t>42</w:t>
       </w:r>
-      <w:bookmarkEnd w:id="41"/>
+      <w:bookmarkEnd w:id="43"/>
     </w:p>
     <w:p>
       <w:pPr>
@@ -10678,7 +12814,7 @@
           <w:docGrid w:linePitch="360"/>
         </w:sectPr>
       </w:pPr>
-      <w:bookmarkStart w:id="42" w:name="Chapter_43"/>
+      <w:bookmarkStart w:id="44" w:name="Chapter_43"/>
     </w:p>
     <w:p>
       <w:pPr>
@@ -10729,7 +12865,7 @@
         </w:rPr>
         <w:t>43</w:t>
       </w:r>
-      <w:bookmarkEnd w:id="42"/>
+      <w:bookmarkEnd w:id="44"/>
     </w:p>
     <w:p>
       <w:pPr>
@@ -10820,7 +12956,7 @@
           <w:docGrid w:linePitch="360"/>
         </w:sectPr>
       </w:pPr>
-      <w:bookmarkStart w:id="43" w:name="Chapter_44"/>
+      <w:bookmarkStart w:id="45" w:name="Chapter_44"/>
     </w:p>
     <w:p>
       <w:pPr>
@@ -10871,7 +13007,7 @@
         </w:rPr>
         <w:t>44</w:t>
       </w:r>
-      <w:bookmarkEnd w:id="43"/>
+      <w:bookmarkEnd w:id="45"/>
     </w:p>
     <w:p>
       <w:pPr>
@@ -10920,7 +13056,7 @@
           <w:docGrid w:linePitch="360"/>
         </w:sectPr>
       </w:pPr>
-      <w:bookmarkStart w:id="44" w:name="Chapter_45"/>
+      <w:bookmarkStart w:id="46" w:name="Chapter_45"/>
     </w:p>
     <w:p>
       <w:pPr>
@@ -10971,7 +13107,7 @@
         </w:rPr>
         <w:t>45</w:t>
       </w:r>
-      <w:bookmarkEnd w:id="44"/>
+      <w:bookmarkEnd w:id="46"/>
     </w:p>
     <w:p>
       <w:pPr>
@@ -11039,7 +13175,21 @@
           <w:rFonts w:ascii="Gentium" w:hAnsi="Gentium" w:cs="Gentium"/>
         </w:rPr>
         <w:lastRenderedPageBreak/>
-        <w:t>Such shall be the lot of the sinners</w:t>
+        <w:t xml:space="preserve">Such shall be </w:t>
+      </w:r>
+      <w:proofErr w:type="gramStart"/>
+      <w:r>
+        <w:rPr>
+          <w:rFonts w:ascii="Gentium" w:hAnsi="Gentium" w:cs="Gentium"/>
+        </w:rPr>
+        <w:t>the</w:t>
+      </w:r>
+      <w:proofErr w:type="gramEnd"/>
+      <w:r>
+        <w:rPr>
+          <w:rFonts w:ascii="Gentium" w:hAnsi="Gentium" w:cs="Gentium"/>
+        </w:rPr>
+        <w:t xml:space="preserve"> lot of the sinners</w:t>
       </w:r>
       <w:r>
         <w:rPr>
@@ -11297,7 +13447,7 @@
           <w:docGrid w:linePitch="360"/>
         </w:sectPr>
       </w:pPr>
-      <w:bookmarkStart w:id="45" w:name="Chapter_46"/>
+      <w:bookmarkStart w:id="47" w:name="Chapter_46"/>
     </w:p>
     <w:p>
       <w:pPr>
@@ -11348,7 +13498,7 @@
         </w:rPr>
         <w:t>46</w:t>
       </w:r>
-      <w:bookmarkEnd w:id="45"/>
+      <w:bookmarkEnd w:id="47"/>
     </w:p>
     <w:p>
       <w:pPr>
@@ -11808,7 +13958,7 @@
           <w:docGrid w:linePitch="360"/>
         </w:sectPr>
       </w:pPr>
-      <w:bookmarkStart w:id="46" w:name="Chapter_47"/>
+      <w:bookmarkStart w:id="48" w:name="Chapter_47"/>
     </w:p>
     <w:p>
       <w:pPr>
@@ -11859,7 +14009,7 @@
         </w:rPr>
         <w:t>47</w:t>
       </w:r>
-      <w:bookmarkEnd w:id="46"/>
+      <w:bookmarkEnd w:id="48"/>
     </w:p>
     <w:p>
       <w:pPr>
@@ -12081,7 +14231,7 @@
           <w:docGrid w:linePitch="360"/>
         </w:sectPr>
       </w:pPr>
-      <w:bookmarkStart w:id="47" w:name="Chapter_48"/>
+      <w:bookmarkStart w:id="49" w:name="Chapter_48"/>
     </w:p>
     <w:p>
       <w:pPr>
@@ -12132,7 +14282,7 @@
         </w:rPr>
         <w:t>48</w:t>
       </w:r>
-      <w:bookmarkEnd w:id="47"/>
+      <w:bookmarkEnd w:id="49"/>
     </w:p>
     <w:p>
       <w:pPr>
@@ -12170,7 +14320,21 @@
           <w:rFonts w:ascii="Gentium" w:hAnsi="Gentium" w:cs="Gentium"/>
         </w:rPr>
         <w:br/>
-        <w:t>And around it were many fountains of wisdom:</w:t>
+        <w:t xml:space="preserve">And around it </w:t>
+      </w:r>
+      <w:proofErr w:type="gramStart"/>
+      <w:r>
+        <w:rPr>
+          <w:rFonts w:ascii="Gentium" w:hAnsi="Gentium" w:cs="Gentium"/>
+        </w:rPr>
+        <w:t>were</w:t>
+      </w:r>
+      <w:proofErr w:type="gramEnd"/>
+      <w:r>
+        <w:rPr>
+          <w:rFonts w:ascii="Gentium" w:hAnsi="Gentium" w:cs="Gentium"/>
+        </w:rPr>
+        <w:t xml:space="preserve"> many fountains of wisdom:</w:t>
       </w:r>
       <w:r>
         <w:rPr>
@@ -12566,7 +14730,21 @@
           <w:rFonts w:ascii="Gentium" w:hAnsi="Gentium" w:cs="Gentium"/>
         </w:rPr>
         <w:br/>
-        <w:t>And no trace of them shall any more be found.</w:t>
+        <w:t xml:space="preserve">And no trace of them shall </w:t>
+      </w:r>
+      <w:proofErr w:type="spellStart"/>
+      <w:r>
+        <w:rPr>
+          <w:rFonts w:ascii="Gentium" w:hAnsi="Gentium" w:cs="Gentium"/>
+        </w:rPr>
+        <w:t>any more</w:t>
+      </w:r>
+      <w:proofErr w:type="spellEnd"/>
+      <w:r>
+        <w:rPr>
+          <w:rFonts w:ascii="Gentium" w:hAnsi="Gentium" w:cs="Gentium"/>
+        </w:rPr>
+        <w:t xml:space="preserve"> be found.</w:t>
       </w:r>
     </w:p>
     <w:p>
@@ -12645,7 +14823,7 @@
           <w:docGrid w:linePitch="360"/>
         </w:sectPr>
       </w:pPr>
-      <w:bookmarkStart w:id="48" w:name="Chapter_49"/>
+      <w:bookmarkStart w:id="50" w:name="Chapter_49"/>
     </w:p>
     <w:p>
       <w:pPr>
@@ -12696,7 +14874,7 @@
         </w:rPr>
         <w:t>49</w:t>
       </w:r>
-      <w:bookmarkEnd w:id="48"/>
+      <w:bookmarkEnd w:id="50"/>
     </w:p>
     <w:p>
       <w:pPr>
@@ -12899,7 +15077,7 @@
           <w:docGrid w:linePitch="360"/>
         </w:sectPr>
       </w:pPr>
-      <w:bookmarkStart w:id="49" w:name="Chapter_50"/>
+      <w:bookmarkStart w:id="51" w:name="Chapter_50"/>
     </w:p>
     <w:p>
       <w:pPr>
@@ -12950,7 +15128,7 @@
         </w:rPr>
         <w:t>50</w:t>
       </w:r>
-      <w:bookmarkEnd w:id="49"/>
+      <w:bookmarkEnd w:id="51"/>
     </w:p>
     <w:p>
       <w:pPr>
@@ -13177,7 +15355,7 @@
           <w:docGrid w:linePitch="360"/>
         </w:sectPr>
       </w:pPr>
-      <w:bookmarkStart w:id="50" w:name="Chapter_51"/>
+      <w:bookmarkStart w:id="52" w:name="Chapter_51"/>
     </w:p>
     <w:p>
       <w:pPr>
@@ -13228,7 +15406,7 @@
         </w:rPr>
         <w:t>51</w:t>
       </w:r>
-      <w:bookmarkEnd w:id="50"/>
+      <w:bookmarkEnd w:id="52"/>
     </w:p>
     <w:p>
       <w:pPr>
@@ -13239,7 +15417,7 @@
           <w:rFonts w:ascii="Gentium" w:hAnsi="Gentium" w:cs="Gentium"/>
         </w:rPr>
       </w:pPr>
-      <w:bookmarkStart w:id="51" w:name="Chapter_52"/>
+      <w:bookmarkStart w:id="53" w:name="Chapter_52"/>
       <w:r>
         <w:rPr>
           <w:rFonts w:ascii="Gentium" w:hAnsi="Gentium" w:cs="Gentium"/>
@@ -13462,7 +15640,20 @@
           <w:rFonts w:ascii="Gentium" w:hAnsi="Gentium" w:cs="Gentium"/>
         </w:rPr>
         <w:tab/>
-        <w:t>And the earth shall rejoice,</w:t>
+      </w:r>
+      <w:proofErr w:type="gramStart"/>
+      <w:r>
+        <w:rPr>
+          <w:rFonts w:ascii="Gentium" w:hAnsi="Gentium" w:cs="Gentium"/>
+        </w:rPr>
+        <w:t>And</w:t>
+      </w:r>
+      <w:proofErr w:type="gramEnd"/>
+      <w:r>
+        <w:rPr>
+          <w:rFonts w:ascii="Gentium" w:hAnsi="Gentium" w:cs="Gentium"/>
+        </w:rPr>
+        <w:t xml:space="preserve"> the earth shall rejoice,</w:t>
       </w:r>
     </w:p>
     <w:p>
@@ -13487,7 +15678,20 @@
           <w:rFonts w:ascii="Gentium" w:hAnsi="Gentium" w:cs="Gentium"/>
         </w:rPr>
         <w:tab/>
-        <w:t>And the righteous shall dwell upon it,</w:t>
+      </w:r>
+      <w:proofErr w:type="gramStart"/>
+      <w:r>
+        <w:rPr>
+          <w:rFonts w:ascii="Gentium" w:hAnsi="Gentium" w:cs="Gentium"/>
+        </w:rPr>
+        <w:t>And</w:t>
+      </w:r>
+      <w:proofErr w:type="gramEnd"/>
+      <w:r>
+        <w:rPr>
+          <w:rFonts w:ascii="Gentium" w:hAnsi="Gentium" w:cs="Gentium"/>
+        </w:rPr>
+        <w:t xml:space="preserve"> the righteous shall dwell upon it,</w:t>
       </w:r>
     </w:p>
     <w:p>
@@ -13512,7 +15716,20 @@
           <w:rFonts w:ascii="Gentium" w:hAnsi="Gentium" w:cs="Gentium"/>
         </w:rPr>
         <w:tab/>
-        <w:t>And the elect shall walk thereon.</w:t>
+      </w:r>
+      <w:proofErr w:type="gramStart"/>
+      <w:r>
+        <w:rPr>
+          <w:rFonts w:ascii="Gentium" w:hAnsi="Gentium" w:cs="Gentium"/>
+        </w:rPr>
+        <w:t>And</w:t>
+      </w:r>
+      <w:proofErr w:type="gramEnd"/>
+      <w:r>
+        <w:rPr>
+          <w:rFonts w:ascii="Gentium" w:hAnsi="Gentium" w:cs="Gentium"/>
+        </w:rPr>
+        <w:t xml:space="preserve"> the elect shall walk thereon.</w:t>
       </w:r>
     </w:p>
     <w:p>
@@ -13588,7 +15805,7 @@
         </w:rPr>
         <w:t>5</w:t>
       </w:r>
-      <w:bookmarkEnd w:id="51"/>
+      <w:bookmarkEnd w:id="53"/>
       <w:r>
         <w:rPr>
           <w:rFonts w:ascii="Gentium" w:hAnsi="Gentium" w:cs="Gentium"/>
@@ -13954,7 +16171,7 @@
           <w:docGrid w:linePitch="360"/>
         </w:sectPr>
       </w:pPr>
-      <w:bookmarkStart w:id="52" w:name="Chapter_53"/>
+      <w:bookmarkStart w:id="54" w:name="Chapter_53"/>
     </w:p>
     <w:p>
       <w:pPr>
@@ -14005,7 +16222,7 @@
         </w:rPr>
         <w:t>5</w:t>
       </w:r>
-      <w:bookmarkEnd w:id="52"/>
+      <w:bookmarkEnd w:id="54"/>
       <w:r>
         <w:rPr>
           <w:rFonts w:ascii="Gentium" w:hAnsi="Gentium" w:cs="Gentium"/>
@@ -14233,7 +16450,7 @@
           <w:docGrid w:linePitch="360"/>
         </w:sectPr>
       </w:pPr>
-      <w:bookmarkStart w:id="53" w:name="Chapter_54"/>
+      <w:bookmarkStart w:id="55" w:name="Chapter_54"/>
     </w:p>
     <w:p>
       <w:pPr>
@@ -14285,7 +16502,7 @@
         </w:rPr>
         <w:t>54</w:t>
       </w:r>
-      <w:bookmarkEnd w:id="53"/>
+      <w:bookmarkEnd w:id="55"/>
     </w:p>
     <w:p>
       <w:pPr>
@@ -14376,7 +16593,21 @@
         <w:rPr>
           <w:rFonts w:ascii="Gentium" w:hAnsi="Gentium" w:cs="Gentium"/>
         </w:rPr>
-        <w:t>And he said unto me: ‘These are being prepared for the hosts of Azâzêl, so that they may take them and cast them into the abyss of complete condemnation, and they shall cover their jaws with rough stones as the Lord of Spirits commanded.</w:t>
+        <w:t xml:space="preserve">And he said unto me: ‘These are being prepared for the hosts of </w:t>
+      </w:r>
+      <w:proofErr w:type="spellStart"/>
+      <w:r>
+        <w:rPr>
+          <w:rFonts w:ascii="Gentium" w:hAnsi="Gentium" w:cs="Gentium"/>
+        </w:rPr>
+        <w:t>Azâzêl</w:t>
+      </w:r>
+      <w:proofErr w:type="spellEnd"/>
+      <w:r>
+        <w:rPr>
+          <w:rFonts w:ascii="Gentium" w:hAnsi="Gentium" w:cs="Gentium"/>
+        </w:rPr>
+        <w:t>, so that they may take them and cast them into the abyss of complete condemnation, and they shall cover their jaws with rough stones as the Lord of Spirits commanded.</w:t>
       </w:r>
     </w:p>
     <w:p>
@@ -14500,7 +16731,7 @@
           <w:docGrid w:linePitch="360"/>
         </w:sectPr>
       </w:pPr>
-      <w:bookmarkStart w:id="54" w:name="Chapter_55"/>
+      <w:bookmarkStart w:id="56" w:name="Chapter_55"/>
     </w:p>
     <w:p>
       <w:pPr>
@@ -14551,7 +16782,7 @@
         </w:rPr>
         <w:t>5</w:t>
       </w:r>
-      <w:bookmarkEnd w:id="54"/>
+      <w:bookmarkEnd w:id="56"/>
       <w:r>
         <w:rPr>
           <w:rFonts w:ascii="Gentium" w:hAnsi="Gentium" w:cs="Gentium"/>
@@ -14637,7 +16868,21 @@
         <w:rPr>
           <w:rFonts w:ascii="Gentium" w:hAnsi="Gentium" w:cs="Gentium"/>
         </w:rPr>
-        <w:t>You† mighty kings† who dwell on the earth, you shall have to behold My Elect One, how he sits on the throne of glory and judges Azâzêl, and all his associates, and all his hosts in the name of the Lord of Spirits.’</w:t>
+        <w:t xml:space="preserve">You† mighty kings† who dwell on the earth, you shall have to behold My Elect One, how he sits on the throne of glory and judges </w:t>
+      </w:r>
+      <w:proofErr w:type="spellStart"/>
+      <w:r>
+        <w:rPr>
+          <w:rFonts w:ascii="Gentium" w:hAnsi="Gentium" w:cs="Gentium"/>
+        </w:rPr>
+        <w:t>Azâzêl</w:t>
+      </w:r>
+      <w:proofErr w:type="spellEnd"/>
+      <w:r>
+        <w:rPr>
+          <w:rFonts w:ascii="Gentium" w:hAnsi="Gentium" w:cs="Gentium"/>
+        </w:rPr>
+        <w:t>, and all his associates, and all his hosts in the name of the Lord of Spirits.’</w:t>
       </w:r>
     </w:p>
     <w:p>
@@ -14663,7 +16908,7 @@
           <w:docGrid w:linePitch="360"/>
         </w:sectPr>
       </w:pPr>
-      <w:bookmarkStart w:id="55" w:name="Chapter_56"/>
+      <w:bookmarkStart w:id="57" w:name="Chapter_56"/>
     </w:p>
     <w:p>
       <w:pPr>
@@ -14714,7 +16959,7 @@
         </w:rPr>
         <w:t>56</w:t>
       </w:r>
-      <w:bookmarkEnd w:id="55"/>
+      <w:bookmarkEnd w:id="57"/>
     </w:p>
     <w:p>
       <w:pPr>
@@ -14890,7 +17135,21 @@
           <w:rFonts w:ascii="Gentium" w:hAnsi="Gentium" w:cs="Gentium"/>
         </w:rPr>
         <w:tab/>
-        <w:t>And they shall go up and tread under foot the land of His elect ones,</w:t>
+        <w:t xml:space="preserve">And they shall go up and tread </w:t>
+      </w:r>
+      <w:proofErr w:type="spellStart"/>
+      <w:r>
+        <w:rPr>
+          <w:rFonts w:ascii="Gentium" w:hAnsi="Gentium" w:cs="Gentium"/>
+        </w:rPr>
+        <w:t>under foot</w:t>
+      </w:r>
+      <w:proofErr w:type="spellEnd"/>
+      <w:r>
+        <w:rPr>
+          <w:rFonts w:ascii="Gentium" w:hAnsi="Gentium" w:cs="Gentium"/>
+        </w:rPr>
+        <w:t xml:space="preserve"> the land of His elect ones,</w:t>
       </w:r>
       <w:r>
         <w:rPr>
@@ -15036,7 +17295,7 @@
           <w:docGrid w:linePitch="360"/>
         </w:sectPr>
       </w:pPr>
-      <w:bookmarkStart w:id="56" w:name="Chapter_57"/>
+      <w:bookmarkStart w:id="58" w:name="Chapter_57"/>
     </w:p>
     <w:p>
       <w:pPr>
@@ -15087,7 +17346,7 @@
         </w:rPr>
         <w:t>57</w:t>
       </w:r>
-      <w:bookmarkEnd w:id="56"/>
+      <w:bookmarkEnd w:id="58"/>
     </w:p>
     <w:p>
       <w:pPr>
@@ -15164,7 +17423,7 @@
           <w:docGrid w:linePitch="360"/>
         </w:sectPr>
       </w:pPr>
-      <w:bookmarkStart w:id="57" w:name="Chapter_58"/>
+      <w:bookmarkStart w:id="59" w:name="Chapter_58"/>
     </w:p>
     <w:p>
       <w:pPr>
@@ -15215,7 +17474,7 @@
         </w:rPr>
         <w:t>58</w:t>
       </w:r>
-      <w:bookmarkEnd w:id="57"/>
+      <w:bookmarkEnd w:id="59"/>
     </w:p>
     <w:p>
       <w:pPr>
@@ -15499,7 +17758,7 @@
           <w:docGrid w:linePitch="360"/>
         </w:sectPr>
       </w:pPr>
-      <w:bookmarkStart w:id="58" w:name="Chapter_59"/>
+      <w:bookmarkStart w:id="60" w:name="Chapter_59"/>
     </w:p>
     <w:p>
       <w:pPr>
@@ -15550,7 +17809,7 @@
         </w:rPr>
         <w:t>59</w:t>
       </w:r>
-      <w:bookmarkEnd w:id="58"/>
+      <w:bookmarkEnd w:id="60"/>
     </w:p>
     <w:p>
       <w:pPr>
@@ -15639,7 +17898,7 @@
           <w:docGrid w:linePitch="360"/>
         </w:sectPr>
       </w:pPr>
-      <w:bookmarkStart w:id="59" w:name="Chapter_60"/>
+      <w:bookmarkStart w:id="61" w:name="Chapter_60"/>
     </w:p>
     <w:p>
       <w:pPr>
@@ -15690,7 +17949,7 @@
         </w:rPr>
         <w:t>6</w:t>
       </w:r>
-      <w:bookmarkEnd w:id="59"/>
+      <w:bookmarkEnd w:id="61"/>
       <w:r>
         <w:rPr>
           <w:rFonts w:ascii="Gentium" w:hAnsi="Gentium" w:cs="Gentium"/>
@@ -15768,7 +18027,21 @@
         <w:rPr>
           <w:rFonts w:ascii="Gentium" w:hAnsi="Gentium" w:cs="Gentium"/>
         </w:rPr>
-        <w:t xml:space="preserve">In the year 500, in the seventh month, on the fourteenth day of the month in the life of †Enoch†. In that Parable I saw how a mighty quaking made the heaven of heavens to quake, and the host of the Most High, and the angels, a thousand thousands and ten thousand times ten thousand, were disquieted with a great disquiet. </w:t>
+        <w:t xml:space="preserve">In the year 500, in the seventh month, on the fourteenth day of the month in the life of †Enoch†. In that Parable I saw how a mighty quaking made the heaven of heavens to quake, and the host of the Most High, and the angels, a thousand </w:t>
+      </w:r>
+      <w:proofErr w:type="gramStart"/>
+      <w:r>
+        <w:rPr>
+          <w:rFonts w:ascii="Gentium" w:hAnsi="Gentium" w:cs="Gentium"/>
+        </w:rPr>
+        <w:t>thousands</w:t>
+      </w:r>
+      <w:proofErr w:type="gramEnd"/>
+      <w:r>
+        <w:rPr>
+          <w:rFonts w:ascii="Gentium" w:hAnsi="Gentium" w:cs="Gentium"/>
+        </w:rPr>
+        <w:t xml:space="preserve"> and ten thousand times ten thousand, were disquieted with a great disquiet. </w:t>
       </w:r>
       <w:r>
         <w:rPr>
@@ -15982,7 +18255,21 @@
         <w:rPr>
           <w:rFonts w:ascii="Gentium" w:hAnsi="Gentium" w:cs="Gentium"/>
         </w:rPr>
-        <w:t xml:space="preserve">But the male is named Behemoth, who occupied with his breast a waste wilderness named †Dûidâin†, on the east of the garden where the elect and righteous dwell, where my grandfather was taken up, the seventh from Adam, the first man whom the Lord of Spirits created. </w:t>
+        <w:t>But the male is named Behemoth, who occupied with his breast a waste wilderness named †</w:t>
+      </w:r>
+      <w:proofErr w:type="spellStart"/>
+      <w:r>
+        <w:rPr>
+          <w:rFonts w:ascii="Gentium" w:hAnsi="Gentium" w:cs="Gentium"/>
+        </w:rPr>
+        <w:t>Dûidâin</w:t>
+      </w:r>
+      <w:proofErr w:type="spellEnd"/>
+      <w:r>
+        <w:rPr>
+          <w:rFonts w:ascii="Gentium" w:hAnsi="Gentium" w:cs="Gentium"/>
+        </w:rPr>
+        <w:t xml:space="preserve">†, on the east of the garden where the elect and righteous dwell, where my grandfather was taken up, the seventh from Adam, the first man whom the Lord of Spirits created. </w:t>
       </w:r>
       <w:r>
         <w:rPr>
@@ -16213,7 +18500,21 @@
         <w:rPr>
           <w:rFonts w:ascii="Gentium" w:hAnsi="Gentium" w:cs="Gentium"/>
         </w:rPr>
-        <w:t xml:space="preserve">And the spirit of the hoar-frost is his own angel, and the spirit of the hail is a good angel. </w:t>
+        <w:t xml:space="preserve">And the spirit of the </w:t>
+      </w:r>
+      <w:proofErr w:type="gramStart"/>
+      <w:r>
+        <w:rPr>
+          <w:rFonts w:ascii="Gentium" w:hAnsi="Gentium" w:cs="Gentium"/>
+        </w:rPr>
+        <w:t>hoar-frost</w:t>
+      </w:r>
+      <w:proofErr w:type="gramEnd"/>
+      <w:r>
+        <w:rPr>
+          <w:rFonts w:ascii="Gentium" w:hAnsi="Gentium" w:cs="Gentium"/>
+        </w:rPr>
+        <w:t xml:space="preserve"> is his own angel, and the spirit of the hail is a good angel. </w:t>
       </w:r>
       <w:r>
         <w:rPr>
@@ -16323,7 +18624,21 @@
         <w:rPr>
           <w:rFonts w:ascii="Gentium" w:hAnsi="Gentium" w:cs="Gentium"/>
         </w:rPr>
-        <w:t xml:space="preserve">for they are nourishment for the earth from the Most High who is in heaven: therefore there is a measure for the rain, and the angels take it in charge. </w:t>
+        <w:t xml:space="preserve">for they are nourishment for the earth from the Most High who is in heaven: </w:t>
+      </w:r>
+      <w:proofErr w:type="gramStart"/>
+      <w:r>
+        <w:rPr>
+          <w:rFonts w:ascii="Gentium" w:hAnsi="Gentium" w:cs="Gentium"/>
+        </w:rPr>
+        <w:t>therefore</w:t>
+      </w:r>
+      <w:proofErr w:type="gramEnd"/>
+      <w:r>
+        <w:rPr>
+          <w:rFonts w:ascii="Gentium" w:hAnsi="Gentium" w:cs="Gentium"/>
+        </w:rPr>
+        <w:t xml:space="preserve"> there is a measure for the rain, and the angels take it in charge. </w:t>
       </w:r>
       <w:r>
         <w:rPr>
@@ -16393,7 +18708,7 @@
           <w:docGrid w:linePitch="360"/>
         </w:sectPr>
       </w:pPr>
-      <w:bookmarkStart w:id="60" w:name="Chapter_61"/>
+      <w:bookmarkStart w:id="62" w:name="Chapter_61"/>
     </w:p>
     <w:p>
       <w:pPr>
@@ -16444,7 +18759,7 @@
         </w:rPr>
         <w:t>61</w:t>
       </w:r>
-      <w:bookmarkEnd w:id="60"/>
+      <w:bookmarkEnd w:id="62"/>
     </w:p>
     <w:p>
       <w:pPr>
@@ -16843,7 +19158,21 @@
         <w:rPr>
           <w:rFonts w:ascii="Gentium" w:hAnsi="Gentium" w:cs="Gentium"/>
         </w:rPr>
-        <w:t xml:space="preserve">And He will summon all the host of the heavens, and all the holy ones above, and the host of God, the Cherubin, Seraphin and Ophannin, and all the angels of power, and all the angels of principalities, </w:t>
+        <w:t xml:space="preserve">And He will summon all the host of the heavens, and all the holy ones above, and the host of God, the Cherubin, Seraphin and </w:t>
+      </w:r>
+      <w:proofErr w:type="spellStart"/>
+      <w:r>
+        <w:rPr>
+          <w:rFonts w:ascii="Gentium" w:hAnsi="Gentium" w:cs="Gentium"/>
+        </w:rPr>
+        <w:t>Ophannin</w:t>
+      </w:r>
+      <w:proofErr w:type="spellEnd"/>
+      <w:r>
+        <w:rPr>
+          <w:rFonts w:ascii="Gentium" w:hAnsi="Gentium" w:cs="Gentium"/>
+        </w:rPr>
+        <w:t xml:space="preserve">, and all the angels of power, and all the angels of principalities, </w:t>
       </w:r>
       <w:r>
         <w:rPr>
@@ -17020,7 +19349,7 @@
           <w:docGrid w:linePitch="360"/>
         </w:sectPr>
       </w:pPr>
-      <w:bookmarkStart w:id="61" w:name="Chapter_62"/>
+      <w:bookmarkStart w:id="63" w:name="Chapter_62"/>
     </w:p>
     <w:p>
       <w:pPr>
@@ -17049,7 +19378,7 @@
         </w:rPr>
         <w:t>Chapter 62</w:t>
       </w:r>
-      <w:bookmarkEnd w:id="61"/>
+      <w:bookmarkEnd w:id="63"/>
     </w:p>
     <w:p>
       <w:pPr>
@@ -17308,7 +19637,21 @@
         <w:rPr>
           <w:rFonts w:ascii="Gentium" w:hAnsi="Gentium" w:cs="Gentium"/>
         </w:rPr>
-        <w:t>And the kings and the mighty and all who possess the earth shall bless and glorify and extol him who rules over all, who was hidden.</w:t>
+        <w:t xml:space="preserve">And the kings and the mighty and all who possess the earth shall bless and glorify and extol him who rules </w:t>
+      </w:r>
+      <w:proofErr w:type="gramStart"/>
+      <w:r>
+        <w:rPr>
+          <w:rFonts w:ascii="Gentium" w:hAnsi="Gentium" w:cs="Gentium"/>
+        </w:rPr>
+        <w:t>over all</w:t>
+      </w:r>
+      <w:proofErr w:type="gramEnd"/>
+      <w:r>
+        <w:rPr>
+          <w:rFonts w:ascii="Gentium" w:hAnsi="Gentium" w:cs="Gentium"/>
+        </w:rPr>
+        <w:t>, who was hidden.</w:t>
       </w:r>
     </w:p>
     <w:p>
@@ -17380,7 +19723,21 @@
           <w:rFonts w:ascii="Gentium" w:hAnsi="Gentium" w:cs="Gentium"/>
         </w:rPr>
         <w:br/>
-        <w:t>And all the elect shall stand before him on that day.</w:t>
+        <w:t xml:space="preserve">And all the </w:t>
+      </w:r>
+      <w:proofErr w:type="gramStart"/>
+      <w:r>
+        <w:rPr>
+          <w:rFonts w:ascii="Gentium" w:hAnsi="Gentium" w:cs="Gentium"/>
+        </w:rPr>
+        <w:t>elect</w:t>
+      </w:r>
+      <w:proofErr w:type="gramEnd"/>
+      <w:r>
+        <w:rPr>
+          <w:rFonts w:ascii="Gentium" w:hAnsi="Gentium" w:cs="Gentium"/>
+        </w:rPr>
+        <w:t xml:space="preserve"> shall stand before him on that day.</w:t>
       </w:r>
     </w:p>
     <w:p>
@@ -17725,7 +20082,7 @@
           <w:docGrid w:linePitch="360"/>
         </w:sectPr>
       </w:pPr>
-      <w:bookmarkStart w:id="62" w:name="Chapter_63"/>
+      <w:bookmarkStart w:id="64" w:name="Chapter_63"/>
     </w:p>
     <w:p>
       <w:pPr>
@@ -17777,7 +20134,7 @@
         </w:rPr>
         <w:t>6</w:t>
       </w:r>
-      <w:bookmarkEnd w:id="62"/>
+      <w:bookmarkEnd w:id="64"/>
       <w:r>
         <w:rPr>
           <w:rFonts w:ascii="Gentium" w:hAnsi="Gentium" w:cs="Gentium"/>
@@ -18348,7 +20705,7 @@
           <w:docGrid w:linePitch="360"/>
         </w:sectPr>
       </w:pPr>
-      <w:bookmarkStart w:id="63" w:name="Chapter_64"/>
+      <w:bookmarkStart w:id="65" w:name="Chapter_64"/>
     </w:p>
     <w:p>
       <w:pPr>
@@ -18399,7 +20756,7 @@
         </w:rPr>
         <w:t>64</w:t>
       </w:r>
-      <w:bookmarkEnd w:id="63"/>
+      <w:bookmarkEnd w:id="65"/>
     </w:p>
     <w:p>
       <w:pPr>
@@ -18462,7 +20819,7 @@
           <w:docGrid w:linePitch="360"/>
         </w:sectPr>
       </w:pPr>
-      <w:bookmarkStart w:id="64" w:name="Chapter_65"/>
+      <w:bookmarkStart w:id="66" w:name="Chapter_65"/>
     </w:p>
     <w:p>
       <w:pPr>
@@ -18513,7 +20870,7 @@
         </w:rPr>
         <w:t>65</w:t>
       </w:r>
-      <w:bookmarkEnd w:id="64"/>
+      <w:bookmarkEnd w:id="66"/>
     </w:p>
     <w:p>
       <w:pPr>
@@ -18536,7 +20893,21 @@
         <w:rPr>
           <w:rFonts w:ascii="Gentium" w:hAnsi="Gentium" w:cs="Gentium"/>
         </w:rPr>
-        <w:t xml:space="preserve">And in those days Noah saw the earth that it had sunk down and its destruction was nigh. </w:t>
+        <w:t xml:space="preserve">And in those </w:t>
+      </w:r>
+      <w:proofErr w:type="gramStart"/>
+      <w:r>
+        <w:rPr>
+          <w:rFonts w:ascii="Gentium" w:hAnsi="Gentium" w:cs="Gentium"/>
+        </w:rPr>
+        <w:t>days</w:t>
+      </w:r>
+      <w:proofErr w:type="gramEnd"/>
+      <w:r>
+        <w:rPr>
+          <w:rFonts w:ascii="Gentium" w:hAnsi="Gentium" w:cs="Gentium"/>
+        </w:rPr>
+        <w:t xml:space="preserve"> Noah saw the earth that it had sunk down and its destruction was nigh. </w:t>
       </w:r>
       <w:r>
         <w:rPr>
@@ -18628,7 +20999,21 @@
         <w:rPr>
           <w:rFonts w:ascii="Gentium" w:hAnsi="Gentium" w:cs="Gentium"/>
         </w:rPr>
-        <w:t xml:space="preserve">And a command has gone forth from the presence of the Lord concerning those who dwell on the earth that their ruin is accomplished because they have learnt all the secrets of the angels, and all the violence of the Satans, and all their powers – the most secret ones – and all the power of those who practise sorcery, and the power of witchcraft, and the power of those who make molten images for the whole earth: </w:t>
+        <w:t xml:space="preserve">And a command has gone forth from the presence of the Lord concerning those who dwell on the earth that their ruin is accomplished because they have learnt all the secrets of the angels, and all the violence of the </w:t>
+      </w:r>
+      <w:proofErr w:type="spellStart"/>
+      <w:r>
+        <w:rPr>
+          <w:rFonts w:ascii="Gentium" w:hAnsi="Gentium" w:cs="Gentium"/>
+        </w:rPr>
+        <w:t>Satans</w:t>
+      </w:r>
+      <w:proofErr w:type="spellEnd"/>
+      <w:r>
+        <w:rPr>
+          <w:rFonts w:ascii="Gentium" w:hAnsi="Gentium" w:cs="Gentium"/>
+        </w:rPr>
+        <w:t xml:space="preserve">, and all their powers – the most secret ones – and all the power of those who practise sorcery, and the power of witchcraft, and the power of those who make molten images for the whole earth: </w:t>
       </w:r>
       <w:r>
         <w:rPr>
@@ -18889,7 +21274,7 @@
           <w:docGrid w:linePitch="360"/>
         </w:sectPr>
       </w:pPr>
-      <w:bookmarkStart w:id="65" w:name="Chapter_66"/>
+      <w:bookmarkStart w:id="67" w:name="Chapter_66"/>
     </w:p>
     <w:p>
       <w:pPr>
@@ -18940,7 +21325,7 @@
         </w:rPr>
         <w:t>66</w:t>
       </w:r>
-      <w:bookmarkEnd w:id="65"/>
+      <w:bookmarkEnd w:id="67"/>
     </w:p>
     <w:p>
       <w:pPr>
@@ -18963,7 +21348,21 @@
         <w:rPr>
           <w:rFonts w:ascii="Gentium" w:hAnsi="Gentium" w:cs="Gentium"/>
         </w:rPr>
-        <w:t xml:space="preserve">And after that he showed me the angels of punishment who are prepared to come and let loose all the powers of the waters which are beneath in the earth in order to bring judgement and destruction on all who [abide and] dwell on the earth. </w:t>
+        <w:t xml:space="preserve">And after that he showed me the angels of punishment who are prepared to come and let </w:t>
+      </w:r>
+      <w:proofErr w:type="spellStart"/>
+      <w:r>
+        <w:rPr>
+          <w:rFonts w:ascii="Gentium" w:hAnsi="Gentium" w:cs="Gentium"/>
+        </w:rPr>
+        <w:t>loose</w:t>
+      </w:r>
+      <w:proofErr w:type="spellEnd"/>
+      <w:r>
+        <w:rPr>
+          <w:rFonts w:ascii="Gentium" w:hAnsi="Gentium" w:cs="Gentium"/>
+        </w:rPr>
+        <w:t xml:space="preserve"> all the powers of the waters which are beneath in the earth in order to bring judgement and destruction on all who [abide and] dwell on the earth. </w:t>
       </w:r>
       <w:r>
         <w:rPr>
@@ -19017,7 +21416,7 @@
           <w:docGrid w:linePitch="360"/>
         </w:sectPr>
       </w:pPr>
-      <w:bookmarkStart w:id="66" w:name="Chapter_67"/>
+      <w:bookmarkStart w:id="68" w:name="Chapter_67"/>
     </w:p>
     <w:p>
       <w:pPr>
@@ -19068,7 +21467,7 @@
         </w:rPr>
         <w:t>67</w:t>
       </w:r>
-      <w:bookmarkEnd w:id="66"/>
+      <w:bookmarkEnd w:id="68"/>
     </w:p>
     <w:p>
       <w:pPr>
@@ -19117,7 +21516,21 @@
         <w:rPr>
           <w:rFonts w:ascii="Gentium" w:hAnsi="Gentium" w:cs="Gentium"/>
         </w:rPr>
-        <w:t xml:space="preserve">And now the angels are making a wooden (building), and when they have completed that task I will place My hand upon it and preserve it, and there shall come forth from it the seed of life, and a change shall set in so that the earth will not remain without inhabitant. </w:t>
+        <w:t xml:space="preserve">And now the angels are making a wooden (building), and when they have completed that </w:t>
+      </w:r>
+      <w:proofErr w:type="gramStart"/>
+      <w:r>
+        <w:rPr>
+          <w:rFonts w:ascii="Gentium" w:hAnsi="Gentium" w:cs="Gentium"/>
+        </w:rPr>
+        <w:t>task</w:t>
+      </w:r>
+      <w:proofErr w:type="gramEnd"/>
+      <w:r>
+        <w:rPr>
+          <w:rFonts w:ascii="Gentium" w:hAnsi="Gentium" w:cs="Gentium"/>
+        </w:rPr>
+        <w:t xml:space="preserve"> I will place My hand upon it and preserve it, and there shall come forth from it the seed of life, and a change shall set in so that the earth will not remain without inhabitant. </w:t>
       </w:r>
       <w:r>
         <w:rPr>
@@ -19380,7 +21793,7 @@
           <w:docGrid w:linePitch="360"/>
         </w:sectPr>
       </w:pPr>
-      <w:bookmarkStart w:id="67" w:name="Chapter_68"/>
+      <w:bookmarkStart w:id="69" w:name="Chapter_68"/>
     </w:p>
     <w:p>
       <w:pPr>
@@ -19431,7 +21844,7 @@
         </w:rPr>
         <w:t>68</w:t>
       </w:r>
-      <w:bookmarkEnd w:id="67"/>
+      <w:bookmarkEnd w:id="69"/>
     </w:p>
     <w:p>
       <w:pPr>
@@ -19536,7 +21949,7 @@
           <w:docGrid w:linePitch="360"/>
         </w:sectPr>
       </w:pPr>
-      <w:bookmarkStart w:id="68" w:name="Chapter_69"/>
+      <w:bookmarkStart w:id="70" w:name="Chapter_69"/>
     </w:p>
     <w:p>
       <w:pPr>
@@ -19587,7 +22000,7 @@
         </w:rPr>
         <w:t>69</w:t>
       </w:r>
-      <w:bookmarkEnd w:id="68"/>
+      <w:bookmarkEnd w:id="70"/>
     </w:p>
     <w:p>
       <w:pPr>
@@ -19634,7 +22047,301 @@
         <w:rPr>
           <w:rFonts w:ascii="Gentium" w:hAnsi="Gentium" w:cs="Gentium"/>
         </w:rPr>
-        <w:t xml:space="preserve">And behold the names of those angels [and these are their names: the first of them is Samjâzâ, the second Artâqîfâ, and the third Armên, the fourth Kôkabêl, the fifth †Tûrâêl†, the sixth Rûmjâl, the seventh Dânjâl, the eighth †Nêqâêl†, the ninth Barâqêl, the tenth Azâzêl, the eleventh Armârôs, the twelfth Batarjâl, the thirteenth †Busasêjal†, the fourteenth Hanânêl, the fifteenth †Tûrêl†, and the sixteenth Sîmâpêsîêl, the seventeenth Jetrêl, the eighteenth Tûmâêl, the nineteenth Tûrêl, the twentieth †Rûmâêl†, the twenty-first †Azâzêl†. </w:t>
+        <w:t xml:space="preserve">And behold the names of those angels [and these are their names: the first of them is </w:t>
+      </w:r>
+      <w:proofErr w:type="spellStart"/>
+      <w:r>
+        <w:rPr>
+          <w:rFonts w:ascii="Gentium" w:hAnsi="Gentium" w:cs="Gentium"/>
+        </w:rPr>
+        <w:t>Samjâzâ</w:t>
+      </w:r>
+      <w:proofErr w:type="spellEnd"/>
+      <w:r>
+        <w:rPr>
+          <w:rFonts w:ascii="Gentium" w:hAnsi="Gentium" w:cs="Gentium"/>
+        </w:rPr>
+        <w:t xml:space="preserve">, the second </w:t>
+      </w:r>
+      <w:proofErr w:type="spellStart"/>
+      <w:r>
+        <w:rPr>
+          <w:rFonts w:ascii="Gentium" w:hAnsi="Gentium" w:cs="Gentium"/>
+        </w:rPr>
+        <w:t>Artâqîfâ</w:t>
+      </w:r>
+      <w:proofErr w:type="spellEnd"/>
+      <w:r>
+        <w:rPr>
+          <w:rFonts w:ascii="Gentium" w:hAnsi="Gentium" w:cs="Gentium"/>
+        </w:rPr>
+        <w:t xml:space="preserve">, and the third </w:t>
+      </w:r>
+      <w:proofErr w:type="spellStart"/>
+      <w:r>
+        <w:rPr>
+          <w:rFonts w:ascii="Gentium" w:hAnsi="Gentium" w:cs="Gentium"/>
+        </w:rPr>
+        <w:t>Armên</w:t>
+      </w:r>
+      <w:proofErr w:type="spellEnd"/>
+      <w:r>
+        <w:rPr>
+          <w:rFonts w:ascii="Gentium" w:hAnsi="Gentium" w:cs="Gentium"/>
+        </w:rPr>
+        <w:t xml:space="preserve">, the fourth </w:t>
+      </w:r>
+      <w:proofErr w:type="spellStart"/>
+      <w:r>
+        <w:rPr>
+          <w:rFonts w:ascii="Gentium" w:hAnsi="Gentium" w:cs="Gentium"/>
+        </w:rPr>
+        <w:t>Kôkabêl</w:t>
+      </w:r>
+      <w:proofErr w:type="spellEnd"/>
+      <w:r>
+        <w:rPr>
+          <w:rFonts w:ascii="Gentium" w:hAnsi="Gentium" w:cs="Gentium"/>
+        </w:rPr>
+        <w:t>, the fifth †</w:t>
+      </w:r>
+      <w:proofErr w:type="spellStart"/>
+      <w:r>
+        <w:rPr>
+          <w:rFonts w:ascii="Gentium" w:hAnsi="Gentium" w:cs="Gentium"/>
+        </w:rPr>
+        <w:t>Tûrâêl</w:t>
+      </w:r>
+      <w:proofErr w:type="spellEnd"/>
+      <w:r>
+        <w:rPr>
+          <w:rFonts w:ascii="Gentium" w:hAnsi="Gentium" w:cs="Gentium"/>
+        </w:rPr>
+        <w:t xml:space="preserve">†, the sixth </w:t>
+      </w:r>
+      <w:proofErr w:type="spellStart"/>
+      <w:r>
+        <w:rPr>
+          <w:rFonts w:ascii="Gentium" w:hAnsi="Gentium" w:cs="Gentium"/>
+        </w:rPr>
+        <w:t>Rûmjâl</w:t>
+      </w:r>
+      <w:proofErr w:type="spellEnd"/>
+      <w:r>
+        <w:rPr>
+          <w:rFonts w:ascii="Gentium" w:hAnsi="Gentium" w:cs="Gentium"/>
+        </w:rPr>
+        <w:t xml:space="preserve">, the seventh </w:t>
+      </w:r>
+      <w:proofErr w:type="spellStart"/>
+      <w:r>
+        <w:rPr>
+          <w:rFonts w:ascii="Gentium" w:hAnsi="Gentium" w:cs="Gentium"/>
+        </w:rPr>
+        <w:t>Dânjâl</w:t>
+      </w:r>
+      <w:proofErr w:type="spellEnd"/>
+      <w:r>
+        <w:rPr>
+          <w:rFonts w:ascii="Gentium" w:hAnsi="Gentium" w:cs="Gentium"/>
+        </w:rPr>
+        <w:t>, the eighth †</w:t>
+      </w:r>
+      <w:proofErr w:type="spellStart"/>
+      <w:r>
+        <w:rPr>
+          <w:rFonts w:ascii="Gentium" w:hAnsi="Gentium" w:cs="Gentium"/>
+        </w:rPr>
+        <w:t>Nêqâêl</w:t>
+      </w:r>
+      <w:proofErr w:type="spellEnd"/>
+      <w:r>
+        <w:rPr>
+          <w:rFonts w:ascii="Gentium" w:hAnsi="Gentium" w:cs="Gentium"/>
+        </w:rPr>
+        <w:t xml:space="preserve">†, the ninth </w:t>
+      </w:r>
+      <w:proofErr w:type="spellStart"/>
+      <w:r>
+        <w:rPr>
+          <w:rFonts w:ascii="Gentium" w:hAnsi="Gentium" w:cs="Gentium"/>
+        </w:rPr>
+        <w:t>Barâqêl</w:t>
+      </w:r>
+      <w:proofErr w:type="spellEnd"/>
+      <w:r>
+        <w:rPr>
+          <w:rFonts w:ascii="Gentium" w:hAnsi="Gentium" w:cs="Gentium"/>
+        </w:rPr>
+        <w:t xml:space="preserve">, the tenth </w:t>
+      </w:r>
+      <w:proofErr w:type="spellStart"/>
+      <w:r>
+        <w:rPr>
+          <w:rFonts w:ascii="Gentium" w:hAnsi="Gentium" w:cs="Gentium"/>
+        </w:rPr>
+        <w:t>Azâzêl</w:t>
+      </w:r>
+      <w:proofErr w:type="spellEnd"/>
+      <w:r>
+        <w:rPr>
+          <w:rFonts w:ascii="Gentium" w:hAnsi="Gentium" w:cs="Gentium"/>
+        </w:rPr>
+        <w:t xml:space="preserve">, the eleventh </w:t>
+      </w:r>
+      <w:proofErr w:type="spellStart"/>
+      <w:r>
+        <w:rPr>
+          <w:rFonts w:ascii="Gentium" w:hAnsi="Gentium" w:cs="Gentium"/>
+        </w:rPr>
+        <w:t>Armârôs</w:t>
+      </w:r>
+      <w:proofErr w:type="spellEnd"/>
+      <w:r>
+        <w:rPr>
+          <w:rFonts w:ascii="Gentium" w:hAnsi="Gentium" w:cs="Gentium"/>
+        </w:rPr>
+        <w:t xml:space="preserve">, the twelfth </w:t>
+      </w:r>
+      <w:proofErr w:type="spellStart"/>
+      <w:r>
+        <w:rPr>
+          <w:rFonts w:ascii="Gentium" w:hAnsi="Gentium" w:cs="Gentium"/>
+        </w:rPr>
+        <w:t>Batarjâl</w:t>
+      </w:r>
+      <w:proofErr w:type="spellEnd"/>
+      <w:r>
+        <w:rPr>
+          <w:rFonts w:ascii="Gentium" w:hAnsi="Gentium" w:cs="Gentium"/>
+        </w:rPr>
+        <w:t>, the thirteenth †</w:t>
+      </w:r>
+      <w:proofErr w:type="spellStart"/>
+      <w:r>
+        <w:rPr>
+          <w:rFonts w:ascii="Gentium" w:hAnsi="Gentium" w:cs="Gentium"/>
+        </w:rPr>
+        <w:t>Busasêjal</w:t>
+      </w:r>
+      <w:proofErr w:type="spellEnd"/>
+      <w:r>
+        <w:rPr>
+          <w:rFonts w:ascii="Gentium" w:hAnsi="Gentium" w:cs="Gentium"/>
+        </w:rPr>
+        <w:t xml:space="preserve">†, the fourteenth </w:t>
+      </w:r>
+      <w:proofErr w:type="spellStart"/>
+      <w:r>
+        <w:rPr>
+          <w:rFonts w:ascii="Gentium" w:hAnsi="Gentium" w:cs="Gentium"/>
+        </w:rPr>
+        <w:t>Hanânêl</w:t>
+      </w:r>
+      <w:proofErr w:type="spellEnd"/>
+      <w:r>
+        <w:rPr>
+          <w:rFonts w:ascii="Gentium" w:hAnsi="Gentium" w:cs="Gentium"/>
+        </w:rPr>
+        <w:t>, the fifteenth †</w:t>
+      </w:r>
+      <w:proofErr w:type="spellStart"/>
+      <w:r>
+        <w:rPr>
+          <w:rFonts w:ascii="Gentium" w:hAnsi="Gentium" w:cs="Gentium"/>
+        </w:rPr>
+        <w:t>Tûrêl</w:t>
+      </w:r>
+      <w:proofErr w:type="spellEnd"/>
+      <w:r>
+        <w:rPr>
+          <w:rFonts w:ascii="Gentium" w:hAnsi="Gentium" w:cs="Gentium"/>
+        </w:rPr>
+        <w:t xml:space="preserve">†, and the sixteenth </w:t>
+      </w:r>
+      <w:proofErr w:type="spellStart"/>
+      <w:r>
+        <w:rPr>
+          <w:rFonts w:ascii="Gentium" w:hAnsi="Gentium" w:cs="Gentium"/>
+        </w:rPr>
+        <w:t>Sîmâpêsîêl</w:t>
+      </w:r>
+      <w:proofErr w:type="spellEnd"/>
+      <w:r>
+        <w:rPr>
+          <w:rFonts w:ascii="Gentium" w:hAnsi="Gentium" w:cs="Gentium"/>
+        </w:rPr>
+        <w:t xml:space="preserve">, the seventeenth </w:t>
+      </w:r>
+      <w:proofErr w:type="spellStart"/>
+      <w:r>
+        <w:rPr>
+          <w:rFonts w:ascii="Gentium" w:hAnsi="Gentium" w:cs="Gentium"/>
+        </w:rPr>
+        <w:t>Jetrêl</w:t>
+      </w:r>
+      <w:proofErr w:type="spellEnd"/>
+      <w:r>
+        <w:rPr>
+          <w:rFonts w:ascii="Gentium" w:hAnsi="Gentium" w:cs="Gentium"/>
+        </w:rPr>
+        <w:t xml:space="preserve">, the eighteenth </w:t>
+      </w:r>
+      <w:proofErr w:type="spellStart"/>
+      <w:r>
+        <w:rPr>
+          <w:rFonts w:ascii="Gentium" w:hAnsi="Gentium" w:cs="Gentium"/>
+        </w:rPr>
+        <w:t>Tûmâêl</w:t>
+      </w:r>
+      <w:proofErr w:type="spellEnd"/>
+      <w:r>
+        <w:rPr>
+          <w:rFonts w:ascii="Gentium" w:hAnsi="Gentium" w:cs="Gentium"/>
+        </w:rPr>
+        <w:t xml:space="preserve">, the nineteenth </w:t>
+      </w:r>
+      <w:proofErr w:type="spellStart"/>
+      <w:r>
+        <w:rPr>
+          <w:rFonts w:ascii="Gentium" w:hAnsi="Gentium" w:cs="Gentium"/>
+        </w:rPr>
+        <w:t>Tûrêl</w:t>
+      </w:r>
+      <w:proofErr w:type="spellEnd"/>
+      <w:r>
+        <w:rPr>
+          <w:rFonts w:ascii="Gentium" w:hAnsi="Gentium" w:cs="Gentium"/>
+        </w:rPr>
+        <w:t>, the twentieth †</w:t>
+      </w:r>
+      <w:proofErr w:type="spellStart"/>
+      <w:r>
+        <w:rPr>
+          <w:rFonts w:ascii="Gentium" w:hAnsi="Gentium" w:cs="Gentium"/>
+        </w:rPr>
+        <w:t>Rûmâêl</w:t>
+      </w:r>
+      <w:proofErr w:type="spellEnd"/>
+      <w:r>
+        <w:rPr>
+          <w:rFonts w:ascii="Gentium" w:hAnsi="Gentium" w:cs="Gentium"/>
+        </w:rPr>
+        <w:t>†, the twenty-first †</w:t>
+      </w:r>
+      <w:proofErr w:type="spellStart"/>
+      <w:r>
+        <w:rPr>
+          <w:rFonts w:ascii="Gentium" w:hAnsi="Gentium" w:cs="Gentium"/>
+        </w:rPr>
+        <w:t>Azâzêl</w:t>
+      </w:r>
+      <w:proofErr w:type="spellEnd"/>
+      <w:r>
+        <w:rPr>
+          <w:rFonts w:ascii="Gentium" w:hAnsi="Gentium" w:cs="Gentium"/>
+        </w:rPr>
+        <w:t xml:space="preserve">†. </w:t>
       </w:r>
       <w:r>
         <w:rPr>
@@ -19672,7 +22379,21 @@
         <w:rPr>
           <w:rFonts w:ascii="Gentium" w:hAnsi="Gentium" w:cs="Gentium"/>
         </w:rPr>
-        <w:t xml:space="preserve">The name of the first Jeqôn: that is, the one who led astray [all] the sons of God, and brought them down to the earth, and led them astray through the daughters of men. </w:t>
+        <w:t xml:space="preserve">The name of the first </w:t>
+      </w:r>
+      <w:proofErr w:type="spellStart"/>
+      <w:r>
+        <w:rPr>
+          <w:rFonts w:ascii="Gentium" w:hAnsi="Gentium" w:cs="Gentium"/>
+        </w:rPr>
+        <w:t>Jeqôn</w:t>
+      </w:r>
+      <w:proofErr w:type="spellEnd"/>
+      <w:r>
+        <w:rPr>
+          <w:rFonts w:ascii="Gentium" w:hAnsi="Gentium" w:cs="Gentium"/>
+        </w:rPr>
+        <w:t xml:space="preserve">: that is, the one who led astray [all] the sons of God, and brought them down to the earth, and led them astray through the daughters of men. </w:t>
       </w:r>
       <w:r>
         <w:rPr>
@@ -19686,7 +22407,21 @@
         <w:rPr>
           <w:rFonts w:ascii="Gentium" w:hAnsi="Gentium" w:cs="Gentium"/>
         </w:rPr>
-        <w:t xml:space="preserve">And the second was named Asbeêl: he imparted to the holy sons of God evil counsel and led them astray so that they defiled their bodies with the daughters of men. </w:t>
+        <w:t xml:space="preserve">And the second was named </w:t>
+      </w:r>
+      <w:proofErr w:type="spellStart"/>
+      <w:r>
+        <w:rPr>
+          <w:rFonts w:ascii="Gentium" w:hAnsi="Gentium" w:cs="Gentium"/>
+        </w:rPr>
+        <w:t>Asbeêl</w:t>
+      </w:r>
+      <w:proofErr w:type="spellEnd"/>
+      <w:r>
+        <w:rPr>
+          <w:rFonts w:ascii="Gentium" w:hAnsi="Gentium" w:cs="Gentium"/>
+        </w:rPr>
+        <w:t xml:space="preserve">: he imparted to the holy sons of God evil counsel and led them astray so that they defiled their bodies with the daughters of men. </w:t>
       </w:r>
       <w:r>
         <w:rPr>
@@ -19700,7 +22435,21 @@
         <w:rPr>
           <w:rFonts w:ascii="Gentium" w:hAnsi="Gentium" w:cs="Gentium"/>
         </w:rPr>
-        <w:t xml:space="preserve">And the third was named Gâdreêl: he it is who showed the children of men all the blows </w:t>
+        <w:t xml:space="preserve">And the third was named </w:t>
+      </w:r>
+      <w:proofErr w:type="spellStart"/>
+      <w:r>
+        <w:rPr>
+          <w:rFonts w:ascii="Gentium" w:hAnsi="Gentium" w:cs="Gentium"/>
+        </w:rPr>
+        <w:t>Gâdreêl</w:t>
+      </w:r>
+      <w:proofErr w:type="spellEnd"/>
+      <w:r>
+        <w:rPr>
+          <w:rFonts w:ascii="Gentium" w:hAnsi="Gentium" w:cs="Gentium"/>
+        </w:rPr>
+        <w:t xml:space="preserve">: he it is who showed the children of men all the blows </w:t>
       </w:r>
       <w:r>
         <w:rPr>
@@ -19735,7 +22484,21 @@
         <w:rPr>
           <w:rFonts w:ascii="Gentium" w:hAnsi="Gentium" w:cs="Gentium"/>
         </w:rPr>
-        <w:t xml:space="preserve">And the fourth was named Pênêmûe: he taught the children of men the bitter and the sweet, and he taught them all the secrets of their wisdom. </w:t>
+        <w:t xml:space="preserve">And the fourth was named </w:t>
+      </w:r>
+      <w:proofErr w:type="spellStart"/>
+      <w:r>
+        <w:rPr>
+          <w:rFonts w:ascii="Gentium" w:hAnsi="Gentium" w:cs="Gentium"/>
+        </w:rPr>
+        <w:t>Pênêmûe</w:t>
+      </w:r>
+      <w:proofErr w:type="spellEnd"/>
+      <w:r>
+        <w:rPr>
+          <w:rFonts w:ascii="Gentium" w:hAnsi="Gentium" w:cs="Gentium"/>
+        </w:rPr>
+        <w:t xml:space="preserve">: he taught the children of men the bitter and the sweet, and he taught them all the secrets of their wisdom. </w:t>
       </w:r>
       <w:r>
         <w:rPr>
@@ -19815,7 +22578,35 @@
         <w:rPr>
           <w:rFonts w:ascii="Gentium" w:hAnsi="Gentium" w:cs="Gentium"/>
         </w:rPr>
-        <w:t xml:space="preserve">And the fifth was named Kâsdejâ: this is he who showed the children of men all the wicked smiting of spirits and demons, and the smiting of the embryo in the womb, that it may pass away, and [the smiting of the soul] the bites of the serpent, and the smiting which befall through the noontide heat, the son of the serpent named Tabâ‛ĕt. </w:t>
+        <w:t xml:space="preserve">And the fifth was named </w:t>
+      </w:r>
+      <w:proofErr w:type="spellStart"/>
+      <w:r>
+        <w:rPr>
+          <w:rFonts w:ascii="Gentium" w:hAnsi="Gentium" w:cs="Gentium"/>
+        </w:rPr>
+        <w:t>Kâsdejâ</w:t>
+      </w:r>
+      <w:proofErr w:type="spellEnd"/>
+      <w:r>
+        <w:rPr>
+          <w:rFonts w:ascii="Gentium" w:hAnsi="Gentium" w:cs="Gentium"/>
+        </w:rPr>
+        <w:t xml:space="preserve">: this is he who showed the children of men all the wicked smiting of spirits and demons, and the smiting of the embryo in the womb, that it may pass away, and [the smiting of the soul] the bites of the serpent, and the smiting which befall through the noontide heat, the son of the serpent named </w:t>
+      </w:r>
+      <w:proofErr w:type="spellStart"/>
+      <w:r>
+        <w:rPr>
+          <w:rFonts w:ascii="Gentium" w:hAnsi="Gentium" w:cs="Gentium"/>
+        </w:rPr>
+        <w:t>Tabâ‛ĕt</w:t>
+      </w:r>
+      <w:proofErr w:type="spellEnd"/>
+      <w:r>
+        <w:rPr>
+          <w:rFonts w:ascii="Gentium" w:hAnsi="Gentium" w:cs="Gentium"/>
+        </w:rPr>
+        <w:t xml:space="preserve">. </w:t>
       </w:r>
       <w:r>
         <w:rPr>
@@ -19837,7 +22628,35 @@
         <w:rPr>
           <w:rFonts w:ascii="Gentium" w:hAnsi="Gentium" w:cs="Gentium"/>
         </w:rPr>
-        <w:t xml:space="preserve">And this is the †task† of Kâsbeêl, the chief of the oath which he showed to the holy ones when he dwelt high above in glory, and its name is Bîqâ. </w:t>
+        <w:t xml:space="preserve">And this is the †task† of </w:t>
+      </w:r>
+      <w:proofErr w:type="spellStart"/>
+      <w:r>
+        <w:rPr>
+          <w:rFonts w:ascii="Gentium" w:hAnsi="Gentium" w:cs="Gentium"/>
+        </w:rPr>
+        <w:t>Kâsbeêl</w:t>
+      </w:r>
+      <w:proofErr w:type="spellEnd"/>
+      <w:r>
+        <w:rPr>
+          <w:rFonts w:ascii="Gentium" w:hAnsi="Gentium" w:cs="Gentium"/>
+        </w:rPr>
+        <w:t xml:space="preserve">, the chief of the oath which he showed to the holy ones when he dwelt high above in glory, and its name is </w:t>
+      </w:r>
+      <w:proofErr w:type="spellStart"/>
+      <w:r>
+        <w:rPr>
+          <w:rFonts w:ascii="Gentium" w:hAnsi="Gentium" w:cs="Gentium"/>
+        </w:rPr>
+        <w:t>Bîqâ</w:t>
+      </w:r>
+      <w:proofErr w:type="spellEnd"/>
+      <w:r>
+        <w:rPr>
+          <w:rFonts w:ascii="Gentium" w:hAnsi="Gentium" w:cs="Gentium"/>
+        </w:rPr>
+        <w:t xml:space="preserve">. </w:t>
       </w:r>
       <w:r>
         <w:rPr>
@@ -19881,7 +22700,21 @@
         <w:rPr>
           <w:rFonts w:ascii="Gentium" w:hAnsi="Gentium" w:cs="Gentium"/>
         </w:rPr>
-        <w:t>And this is the power of this oath, for it is powerful and strong, and he placed this oath Akâe in the hand of Michael.</w:t>
+        <w:t xml:space="preserve">And this is the power of this oath, for it is powerful and strong, and he placed this oath </w:t>
+      </w:r>
+      <w:proofErr w:type="spellStart"/>
+      <w:r>
+        <w:rPr>
+          <w:rFonts w:ascii="Gentium" w:hAnsi="Gentium" w:cs="Gentium"/>
+        </w:rPr>
+        <w:t>Akâe</w:t>
+      </w:r>
+      <w:proofErr w:type="spellEnd"/>
+      <w:r>
+        <w:rPr>
+          <w:rFonts w:ascii="Gentium" w:hAnsi="Gentium" w:cs="Gentium"/>
+        </w:rPr>
+        <w:t xml:space="preserve"> in the hand of Michael.</w:t>
       </w:r>
     </w:p>
     <w:p>
@@ -20005,7 +22838,21 @@
           <w:rFonts w:ascii="Gentium" w:hAnsi="Gentium" w:cs="Gentium"/>
         </w:rPr>
         <w:br/>
-        <w:t>And it dare not pass beyond it from the creation of the world unto eternity.</w:t>
+        <w:t xml:space="preserve">And it </w:t>
+      </w:r>
+      <w:proofErr w:type="gramStart"/>
+      <w:r>
+        <w:rPr>
+          <w:rFonts w:ascii="Gentium" w:hAnsi="Gentium" w:cs="Gentium"/>
+        </w:rPr>
+        <w:t>dare</w:t>
+      </w:r>
+      <w:proofErr w:type="gramEnd"/>
+      <w:r>
+        <w:rPr>
+          <w:rFonts w:ascii="Gentium" w:hAnsi="Gentium" w:cs="Gentium"/>
+        </w:rPr>
+        <w:t xml:space="preserve"> not pass beyond it from the creation of the world unto eternity.</w:t>
       </w:r>
     </w:p>
     <w:p>
@@ -20450,7 +23297,7 @@
           <w:docGrid w:linePitch="360"/>
         </w:sectPr>
       </w:pPr>
-      <w:bookmarkStart w:id="69" w:name="Chapter_70"/>
+      <w:bookmarkStart w:id="71" w:name="Chapter_70"/>
     </w:p>
     <w:p>
       <w:pPr>
@@ -20501,7 +23348,7 @@
         </w:rPr>
         <w:t>70</w:t>
       </w:r>
-      <w:bookmarkEnd w:id="69"/>
+      <w:bookmarkEnd w:id="71"/>
     </w:p>
     <w:p>
       <w:pPr>
@@ -20599,7 +23446,7 @@
           <w:docGrid w:linePitch="360"/>
         </w:sectPr>
       </w:pPr>
-      <w:bookmarkStart w:id="70" w:name="Chapter_71"/>
+      <w:bookmarkStart w:id="72" w:name="Chapter_71"/>
     </w:p>
     <w:p>
       <w:pPr>
@@ -20650,7 +23497,7 @@
         </w:rPr>
         <w:t>71</w:t>
       </w:r>
-      <w:bookmarkEnd w:id="70"/>
+      <w:bookmarkEnd w:id="72"/>
     </w:p>
     <w:p>
       <w:pPr>
@@ -20929,7 +23776,35 @@
           <w:rFonts w:ascii="Gentium" w:hAnsi="Gentium" w:cs="Gentium"/>
         </w:rPr>
         <w:tab/>
-        <w:t>And round about were Seraphin, Cherubin, and Ophannin:</w:t>
+        <w:t xml:space="preserve">And </w:t>
+      </w:r>
+      <w:proofErr w:type="spellStart"/>
+      <w:r>
+        <w:rPr>
+          <w:rFonts w:ascii="Gentium" w:hAnsi="Gentium" w:cs="Gentium"/>
+        </w:rPr>
+        <w:t>round about</w:t>
+      </w:r>
+      <w:proofErr w:type="spellEnd"/>
+      <w:r>
+        <w:rPr>
+          <w:rFonts w:ascii="Gentium" w:hAnsi="Gentium" w:cs="Gentium"/>
+        </w:rPr>
+        <w:t xml:space="preserve"> were Seraphin, Cherubin, and </w:t>
+      </w:r>
+      <w:proofErr w:type="spellStart"/>
+      <w:r>
+        <w:rPr>
+          <w:rFonts w:ascii="Gentium" w:hAnsi="Gentium" w:cs="Gentium"/>
+        </w:rPr>
+        <w:t>Ophannin</w:t>
+      </w:r>
+      <w:proofErr w:type="spellEnd"/>
+      <w:r>
+        <w:rPr>
+          <w:rFonts w:ascii="Gentium" w:hAnsi="Gentium" w:cs="Gentium"/>
+        </w:rPr>
+        <w:t>:</w:t>
       </w:r>
       <w:r>
         <w:rPr>
@@ -20975,7 +23850,21 @@
           <w:rFonts w:ascii="Gentium" w:hAnsi="Gentium" w:cs="Gentium"/>
         </w:rPr>
         <w:br/>
-        <w:t>A thousand thousands, and ten thousand times ten thousand,</w:t>
+        <w:t xml:space="preserve">A thousand </w:t>
+      </w:r>
+      <w:proofErr w:type="gramStart"/>
+      <w:r>
+        <w:rPr>
+          <w:rFonts w:ascii="Gentium" w:hAnsi="Gentium" w:cs="Gentium"/>
+        </w:rPr>
+        <w:t>thousands</w:t>
+      </w:r>
+      <w:proofErr w:type="gramEnd"/>
+      <w:r>
+        <w:rPr>
+          <w:rFonts w:ascii="Gentium" w:hAnsi="Gentium" w:cs="Gentium"/>
+        </w:rPr>
+        <w:t>, and ten thousand times ten thousand,</w:t>
       </w:r>
       <w:r>
         <w:rPr>
@@ -21201,7 +24090,21 @@
         <w:rPr>
           <w:rFonts w:ascii="Gentium" w:hAnsi="Gentium" w:cs="Gentium"/>
         </w:rPr>
-        <w:t>And that Head of Days came with Michael and Gabriel, Raphael and Phanuel, thousands and ten thousands of angels without number.</w:t>
+        <w:t xml:space="preserve">And that Head of Days came with Michael and Gabriel, Raphael and Phanuel, thousands and ten </w:t>
+      </w:r>
+      <w:proofErr w:type="gramStart"/>
+      <w:r>
+        <w:rPr>
+          <w:rFonts w:ascii="Gentium" w:hAnsi="Gentium" w:cs="Gentium"/>
+        </w:rPr>
+        <w:t>thousands</w:t>
+      </w:r>
+      <w:proofErr w:type="gramEnd"/>
+      <w:r>
+        <w:rPr>
+          <w:rFonts w:ascii="Gentium" w:hAnsi="Gentium" w:cs="Gentium"/>
+        </w:rPr>
+        <w:t xml:space="preserve"> of angels without number.</w:t>
       </w:r>
     </w:p>
     <w:p>
@@ -21512,7 +24415,7 @@
           <w:docGrid w:linePitch="360"/>
         </w:sectPr>
       </w:pPr>
-      <w:bookmarkStart w:id="71" w:name="Chapter_72"/>
+      <w:bookmarkStart w:id="73" w:name="Chapter_72"/>
     </w:p>
     <w:p>
       <w:pPr>
@@ -21563,7 +24466,7 @@
         </w:rPr>
         <w:t>72</w:t>
       </w:r>
-      <w:bookmarkEnd w:id="71"/>
+      <w:bookmarkEnd w:id="73"/>
     </w:p>
     <w:p>
       <w:pPr>
@@ -21642,7 +24545,21 @@
         <w:rPr>
           <w:rFonts w:ascii="Gentium" w:hAnsi="Gentium" w:cs="Gentium"/>
         </w:rPr>
-        <w:t xml:space="preserve">The chariot on which he ascends, the wind drives, and the sun goes down from the heaven and returns through the north in order to reach the east, and is so guided that he comes to the appropriate (lit. ‘that’) portal and shines in the face of the heaven. </w:t>
+        <w:t xml:space="preserve">The chariot on which he ascends, the wind drives, and the sun goes down from the heaven and returns through the north in order to reach the </w:t>
+      </w:r>
+      <w:proofErr w:type="gramStart"/>
+      <w:r>
+        <w:rPr>
+          <w:rFonts w:ascii="Gentium" w:hAnsi="Gentium" w:cs="Gentium"/>
+        </w:rPr>
+        <w:t>east, and</w:t>
+      </w:r>
+      <w:proofErr w:type="gramEnd"/>
+      <w:r>
+        <w:rPr>
+          <w:rFonts w:ascii="Gentium" w:hAnsi="Gentium" w:cs="Gentium"/>
+        </w:rPr>
+        <w:t xml:space="preserve"> is so guided that he comes to the appropriate (lit. ‘that’) portal and shines in the face of the heaven. </w:t>
       </w:r>
       <w:r>
         <w:rPr>
@@ -21684,7 +24601,21 @@
         <w:rPr>
           <w:rFonts w:ascii="Gentium" w:hAnsi="Gentium" w:cs="Gentium"/>
         </w:rPr>
-        <w:t xml:space="preserve">When the sun rises in the heaven, he comes forth through that fourth portal thirty mornings in succession, and sets accurately in the fourth portal in the west of the heaven. </w:t>
+        <w:t xml:space="preserve">When the sun rises in the heaven, he comes forth through that fourth portal thirty mornings in </w:t>
+      </w:r>
+      <w:proofErr w:type="gramStart"/>
+      <w:r>
+        <w:rPr>
+          <w:rFonts w:ascii="Gentium" w:hAnsi="Gentium" w:cs="Gentium"/>
+        </w:rPr>
+        <w:t>succession, and</w:t>
+      </w:r>
+      <w:proofErr w:type="gramEnd"/>
+      <w:r>
+        <w:rPr>
+          <w:rFonts w:ascii="Gentium" w:hAnsi="Gentium" w:cs="Gentium"/>
+        </w:rPr>
+        <w:t xml:space="preserve"> sets accurately in the fourth portal in the west of the heaven. </w:t>
       </w:r>
       <w:r>
         <w:rPr>
@@ -21742,7 +24673,21 @@
         <w:rPr>
           <w:rFonts w:ascii="Gentium" w:hAnsi="Gentium" w:cs="Gentium"/>
         </w:rPr>
-        <w:t xml:space="preserve">And the sun rises from that fourth portal, and sets in the fourth and returns to the fifth portal of the east thirty mornings, and rises from it and sets in the fifth portal. </w:t>
+        <w:t xml:space="preserve">And the sun rises from that fourth </w:t>
+      </w:r>
+      <w:proofErr w:type="gramStart"/>
+      <w:r>
+        <w:rPr>
+          <w:rFonts w:ascii="Gentium" w:hAnsi="Gentium" w:cs="Gentium"/>
+        </w:rPr>
+        <w:t>portal, and</w:t>
+      </w:r>
+      <w:proofErr w:type="gramEnd"/>
+      <w:r>
+        <w:rPr>
+          <w:rFonts w:ascii="Gentium" w:hAnsi="Gentium" w:cs="Gentium"/>
+        </w:rPr>
+        <w:t xml:space="preserve"> sets in the fourth and returns to the fifth portal of the east thirty mornings, and rises from it and sets in the fifth portal. </w:t>
       </w:r>
       <w:r>
         <w:rPr>
@@ -21786,7 +24731,21 @@
         <w:rPr>
           <w:rFonts w:ascii="Gentium" w:hAnsi="Gentium" w:cs="Gentium"/>
         </w:rPr>
-        <w:t xml:space="preserve">And it returns to the east and enters into the sixth portal, and rises and sets in the sixth portal one-and-thirty mornings on account of its sign. </w:t>
+        <w:t xml:space="preserve">And it returns to the east and enters into the sixth </w:t>
+      </w:r>
+      <w:proofErr w:type="gramStart"/>
+      <w:r>
+        <w:rPr>
+          <w:rFonts w:ascii="Gentium" w:hAnsi="Gentium" w:cs="Gentium"/>
+        </w:rPr>
+        <w:t>portal, and</w:t>
+      </w:r>
+      <w:proofErr w:type="gramEnd"/>
+      <w:r>
+        <w:rPr>
+          <w:rFonts w:ascii="Gentium" w:hAnsi="Gentium" w:cs="Gentium"/>
+        </w:rPr>
+        <w:t xml:space="preserve"> rises and sets in the sixth portal one-and-thirty mornings on account of its sign. </w:t>
       </w:r>
       <w:r>
         <w:rPr>
@@ -21830,7 +24789,21 @@
         <w:rPr>
           <w:rFonts w:ascii="Gentium" w:hAnsi="Gentium" w:cs="Gentium"/>
         </w:rPr>
-        <w:t xml:space="preserve">And the sun mounts up to make the day shorter and the night longer, and the sun returns to the east and enters into the sixth portal, and rises from it and sets thirty mornings. </w:t>
+        <w:t xml:space="preserve">And the sun mounts up to make the day shorter and the night longer, and the sun returns to the east and enters into the sixth </w:t>
+      </w:r>
+      <w:proofErr w:type="gramStart"/>
+      <w:r>
+        <w:rPr>
+          <w:rFonts w:ascii="Gentium" w:hAnsi="Gentium" w:cs="Gentium"/>
+        </w:rPr>
+        <w:t>portal, and</w:t>
+      </w:r>
+      <w:proofErr w:type="gramEnd"/>
+      <w:r>
+        <w:rPr>
+          <w:rFonts w:ascii="Gentium" w:hAnsi="Gentium" w:cs="Gentium"/>
+        </w:rPr>
+        <w:t xml:space="preserve"> rises from it and sets thirty mornings. </w:t>
       </w:r>
       <w:r>
         <w:rPr>
@@ -21874,7 +24847,21 @@
         <w:rPr>
           <w:rFonts w:ascii="Gentium" w:hAnsi="Gentium" w:cs="Gentium"/>
         </w:rPr>
-        <w:t xml:space="preserve">And the sun goes forth from that sixth portal in the west, and goes to the east and rises in the fifth portal for thirty mornings, and sets in the west again in the fifth western portal. </w:t>
+        <w:t xml:space="preserve">And the sun goes forth from that sixth portal in the </w:t>
+      </w:r>
+      <w:proofErr w:type="gramStart"/>
+      <w:r>
+        <w:rPr>
+          <w:rFonts w:ascii="Gentium" w:hAnsi="Gentium" w:cs="Gentium"/>
+        </w:rPr>
+        <w:t>west, and</w:t>
+      </w:r>
+      <w:proofErr w:type="gramEnd"/>
+      <w:r>
+        <w:rPr>
+          <w:rFonts w:ascii="Gentium" w:hAnsi="Gentium" w:cs="Gentium"/>
+        </w:rPr>
+        <w:t xml:space="preserve"> goes to the east and rises in the fifth portal for thirty mornings, and sets in the west again in the fifth western portal. </w:t>
       </w:r>
       <w:r>
         <w:rPr>
@@ -21903,7 +24890,21 @@
           <w:rFonts w:ascii="Gentium" w:hAnsi="Gentium" w:cs="Gentium"/>
         </w:rPr>
         <w:lastRenderedPageBreak/>
-        <w:t xml:space="preserve">the day decreases by †two† parts, and amounts to ten parts and the night to eight parts. </w:t>
+        <w:t xml:space="preserve">the day decreases by †two† </w:t>
+      </w:r>
+      <w:proofErr w:type="gramStart"/>
+      <w:r>
+        <w:rPr>
+          <w:rFonts w:ascii="Gentium" w:hAnsi="Gentium" w:cs="Gentium"/>
+        </w:rPr>
+        <w:t>parts, and</w:t>
+      </w:r>
+      <w:proofErr w:type="gramEnd"/>
+      <w:r>
+        <w:rPr>
+          <w:rFonts w:ascii="Gentium" w:hAnsi="Gentium" w:cs="Gentium"/>
+        </w:rPr>
+        <w:t xml:space="preserve"> amounts to ten parts and the night to eight parts. </w:t>
       </w:r>
       <w:r>
         <w:rPr>
@@ -21925,7 +24926,21 @@
         <w:rPr>
           <w:rFonts w:ascii="Gentium" w:hAnsi="Gentium" w:cs="Gentium"/>
         </w:rPr>
-        <w:t xml:space="preserve">And the sun goes forth from that fifth portal and sets in the fifth portal of the west, and rises in the fourth portal for one-and-thirty mornings on account of its sign, and sets in the west. </w:t>
+        <w:t xml:space="preserve">And the sun goes forth from that fifth portal and sets in the fifth portal of the </w:t>
+      </w:r>
+      <w:proofErr w:type="gramStart"/>
+      <w:r>
+        <w:rPr>
+          <w:rFonts w:ascii="Gentium" w:hAnsi="Gentium" w:cs="Gentium"/>
+        </w:rPr>
+        <w:t>west, and</w:t>
+      </w:r>
+      <w:proofErr w:type="gramEnd"/>
+      <w:r>
+        <w:rPr>
+          <w:rFonts w:ascii="Gentium" w:hAnsi="Gentium" w:cs="Gentium"/>
+        </w:rPr>
+        <w:t xml:space="preserve"> rises in the fourth portal for one-and-thirty mornings on account of its sign, and sets in the west. </w:t>
       </w:r>
       <w:r>
         <w:rPr>
@@ -21969,7 +24984,21 @@
         <w:rPr>
           <w:rFonts w:ascii="Gentium" w:hAnsi="Gentium" w:cs="Gentium"/>
         </w:rPr>
-        <w:t xml:space="preserve">And the sun rises from that portal and sets in the west, and returns to the east and rises thirty mornings in the third portal and sets in the west in the third portal. </w:t>
+        <w:t xml:space="preserve">And the sun rises from that portal and sets in the </w:t>
+      </w:r>
+      <w:proofErr w:type="gramStart"/>
+      <w:r>
+        <w:rPr>
+          <w:rFonts w:ascii="Gentium" w:hAnsi="Gentium" w:cs="Gentium"/>
+        </w:rPr>
+        <w:t>west, and</w:t>
+      </w:r>
+      <w:proofErr w:type="gramEnd"/>
+      <w:r>
+        <w:rPr>
+          <w:rFonts w:ascii="Gentium" w:hAnsi="Gentium" w:cs="Gentium"/>
+        </w:rPr>
+        <w:t xml:space="preserve"> returns to the east and rises thirty mornings in the third portal and sets in the west in the third portal. </w:t>
       </w:r>
       <w:r>
         <w:rPr>
@@ -22057,7 +25086,21 @@
         <w:rPr>
           <w:rFonts w:ascii="Gentium" w:hAnsi="Gentium" w:cs="Gentium"/>
         </w:rPr>
-        <w:t xml:space="preserve">And the sun rises on that day from that second portal and sets in the west in the second portal, and returns to the east into the first portal for one-and-thirty mornings, and sets in the first portal in the west of the heaven. </w:t>
+        <w:t xml:space="preserve">And the sun rises on that day from that second portal and sets in the west in the second </w:t>
+      </w:r>
+      <w:proofErr w:type="gramStart"/>
+      <w:r>
+        <w:rPr>
+          <w:rFonts w:ascii="Gentium" w:hAnsi="Gentium" w:cs="Gentium"/>
+        </w:rPr>
+        <w:t>portal, and</w:t>
+      </w:r>
+      <w:proofErr w:type="gramEnd"/>
+      <w:r>
+        <w:rPr>
+          <w:rFonts w:ascii="Gentium" w:hAnsi="Gentium" w:cs="Gentium"/>
+        </w:rPr>
+        <w:t xml:space="preserve"> returns to the east into the first portal for one-and-thirty mornings, and sets in the first portal in the west of the heaven. </w:t>
       </w:r>
       <w:r>
         <w:rPr>
@@ -22101,7 +25144,21 @@
         <w:rPr>
           <w:rFonts w:ascii="Gentium" w:hAnsi="Gentium" w:cs="Gentium"/>
         </w:rPr>
-        <w:t xml:space="preserve">And the sun has (therewith) traversed the divisions of his orbit and turns again on those divisions of his orbit, and enters that portal thirty mornings and sets also in the west opposite to it. </w:t>
+        <w:t xml:space="preserve">And the sun has (therewith) traversed the divisions of his orbit and turns again on those divisions of his </w:t>
+      </w:r>
+      <w:proofErr w:type="gramStart"/>
+      <w:r>
+        <w:rPr>
+          <w:rFonts w:ascii="Gentium" w:hAnsi="Gentium" w:cs="Gentium"/>
+        </w:rPr>
+        <w:t>orbit, and</w:t>
+      </w:r>
+      <w:proofErr w:type="gramEnd"/>
+      <w:r>
+        <w:rPr>
+          <w:rFonts w:ascii="Gentium" w:hAnsi="Gentium" w:cs="Gentium"/>
+        </w:rPr>
+        <w:t xml:space="preserve"> enters that portal thirty mornings and sets also in the west opposite to it. </w:t>
       </w:r>
       <w:r>
         <w:rPr>
@@ -22145,7 +25202,21 @@
         <w:rPr>
           <w:rFonts w:ascii="Gentium" w:hAnsi="Gentium" w:cs="Gentium"/>
         </w:rPr>
-        <w:t xml:space="preserve">And the sun has returned and entered into the second portal in the east, and returns on those his divisions of his orbit for thirty mornings, rising and setting. </w:t>
+        <w:t xml:space="preserve">And the sun has returned and entered into the second portal in the </w:t>
+      </w:r>
+      <w:proofErr w:type="gramStart"/>
+      <w:r>
+        <w:rPr>
+          <w:rFonts w:ascii="Gentium" w:hAnsi="Gentium" w:cs="Gentium"/>
+        </w:rPr>
+        <w:t>east, and</w:t>
+      </w:r>
+      <w:proofErr w:type="gramEnd"/>
+      <w:r>
+        <w:rPr>
+          <w:rFonts w:ascii="Gentium" w:hAnsi="Gentium" w:cs="Gentium"/>
+        </w:rPr>
+        <w:t xml:space="preserve"> returns on those his divisions of his orbit for thirty mornings, rising and setting. </w:t>
       </w:r>
       <w:r>
         <w:rPr>
@@ -22189,7 +25260,21 @@
         <w:rPr>
           <w:rFonts w:ascii="Gentium" w:hAnsi="Gentium" w:cs="Gentium"/>
         </w:rPr>
-        <w:t xml:space="preserve">And on that day the sun rises from that portal, and sets in the west, and returns to the east, and rises in the third portal for one-and-thirty mornings, and sets in the west of the heaven. </w:t>
+        <w:t xml:space="preserve">And on that day the sun rises from that portal, and sets in the west, and returns to the east, and rises in the third portal for one-and-thirty </w:t>
+      </w:r>
+      <w:proofErr w:type="gramStart"/>
+      <w:r>
+        <w:rPr>
+          <w:rFonts w:ascii="Gentium" w:hAnsi="Gentium" w:cs="Gentium"/>
+        </w:rPr>
+        <w:t>mornings, and</w:t>
+      </w:r>
+      <w:proofErr w:type="gramEnd"/>
+      <w:r>
+        <w:rPr>
+          <w:rFonts w:ascii="Gentium" w:hAnsi="Gentium" w:cs="Gentium"/>
+        </w:rPr>
+        <w:t xml:space="preserve"> sets in the west of the heaven. </w:t>
       </w:r>
       <w:r>
         <w:rPr>
@@ -22277,7 +25362,21 @@
         <w:rPr>
           <w:rFonts w:ascii="Gentium" w:hAnsi="Gentium" w:cs="Gentium"/>
         </w:rPr>
-        <w:t xml:space="preserve">And this is the law and the course of the sun, and his return as often as he returns sixty times and rises, i.e. the great luminary which is named the sun, for ever and ever. </w:t>
+        <w:t xml:space="preserve">And this is the law and the course of the sun, and his return as often as he returns sixty times and rises, i.e. the great </w:t>
+      </w:r>
+      <w:proofErr w:type="gramStart"/>
+      <w:r>
+        <w:rPr>
+          <w:rFonts w:ascii="Gentium" w:hAnsi="Gentium" w:cs="Gentium"/>
+        </w:rPr>
+        <w:t>luminary</w:t>
+      </w:r>
+      <w:proofErr w:type="gramEnd"/>
+      <w:r>
+        <w:rPr>
+          <w:rFonts w:ascii="Gentium" w:hAnsi="Gentium" w:cs="Gentium"/>
+        </w:rPr>
+        <w:t xml:space="preserve"> which is named the sun, for ever and ever. </w:t>
       </w:r>
       <w:r>
         <w:rPr>
@@ -22347,7 +25446,7 @@
           <w:docGrid w:linePitch="360"/>
         </w:sectPr>
       </w:pPr>
-      <w:bookmarkStart w:id="72" w:name="Chapter_73"/>
+      <w:bookmarkStart w:id="74" w:name="Chapter_73"/>
     </w:p>
     <w:p>
       <w:pPr>
@@ -22398,7 +25497,7 @@
         </w:rPr>
         <w:t>73</w:t>
       </w:r>
-      <w:bookmarkEnd w:id="72"/>
+      <w:bookmarkEnd w:id="74"/>
     </w:p>
     <w:p>
       <w:pPr>
@@ -22552,7 +25651,7 @@
           <w:docGrid w:linePitch="360"/>
         </w:sectPr>
       </w:pPr>
-      <w:bookmarkStart w:id="73" w:name="Chapter_74"/>
+      <w:bookmarkStart w:id="75" w:name="Chapter_74"/>
     </w:p>
     <w:p>
       <w:pPr>
@@ -22603,7 +25702,7 @@
         </w:rPr>
         <w:t>74</w:t>
       </w:r>
-      <w:bookmarkEnd w:id="73"/>
+      <w:bookmarkEnd w:id="75"/>
     </w:p>
     <w:p>
       <w:pPr>
@@ -22654,7 +25753,21 @@
         <w:rPr>
           <w:rFonts w:ascii="Gentium" w:hAnsi="Gentium" w:cs="Gentium"/>
         </w:rPr>
-        <w:t xml:space="preserve">In single seventh parts she accomplishes all her light in the east, and in single seventh parts accomplishes all her darkness in the west. </w:t>
+        <w:t xml:space="preserve">In single seventh parts she accomplishes all her light in the east, and in single seventh parts </w:t>
+      </w:r>
+      <w:proofErr w:type="gramStart"/>
+      <w:r>
+        <w:rPr>
+          <w:rFonts w:ascii="Gentium" w:hAnsi="Gentium" w:cs="Gentium"/>
+        </w:rPr>
+        <w:t>accomplishes</w:t>
+      </w:r>
+      <w:proofErr w:type="gramEnd"/>
+      <w:r>
+        <w:rPr>
+          <w:rFonts w:ascii="Gentium" w:hAnsi="Gentium" w:cs="Gentium"/>
+        </w:rPr>
+        <w:t xml:space="preserve"> all her darkness in the west. </w:t>
       </w:r>
       <w:r>
         <w:rPr>
@@ -22696,7 +25809,21 @@
         <w:rPr>
           <w:rFonts w:ascii="Gentium" w:hAnsi="Gentium" w:cs="Gentium"/>
         </w:rPr>
-        <w:t xml:space="preserve">She goes forth for seven days and turns about and returns again through the portal where the sun rises, and accomplishes all her light: and she recedes from the sun, and in eight days enters the sixth portal from which the sun goes forth. </w:t>
+        <w:t xml:space="preserve">She goes forth for seven days and turns about and returns again through the portal where the sun </w:t>
+      </w:r>
+      <w:proofErr w:type="gramStart"/>
+      <w:r>
+        <w:rPr>
+          <w:rFonts w:ascii="Gentium" w:hAnsi="Gentium" w:cs="Gentium"/>
+        </w:rPr>
+        <w:t>rises, and</w:t>
+      </w:r>
+      <w:proofErr w:type="gramEnd"/>
+      <w:r>
+        <w:rPr>
+          <w:rFonts w:ascii="Gentium" w:hAnsi="Gentium" w:cs="Gentium"/>
+        </w:rPr>
+        <w:t xml:space="preserve"> accomplishes all her light: and she recedes from the sun, and in eight days enters the sixth portal from which the sun goes forth. </w:t>
       </w:r>
       <w:r>
         <w:rPr>
@@ -22710,7 +25837,21 @@
         <w:rPr>
           <w:rFonts w:ascii="Gentium" w:hAnsi="Gentium" w:cs="Gentium"/>
         </w:rPr>
-        <w:t xml:space="preserve">And when the sun goes forth from the fourth portal she goes forth seven days, until she goes forth from the fifth and turns back again in seven days into the fourth portal and accomplishes all her light: and she recedes and enters into the first portal in eight days. </w:t>
+        <w:t xml:space="preserve">And when the sun goes forth from the fourth </w:t>
+      </w:r>
+      <w:proofErr w:type="gramStart"/>
+      <w:r>
+        <w:rPr>
+          <w:rFonts w:ascii="Gentium" w:hAnsi="Gentium" w:cs="Gentium"/>
+        </w:rPr>
+        <w:t>portal</w:t>
+      </w:r>
+      <w:proofErr w:type="gramEnd"/>
+      <w:r>
+        <w:rPr>
+          <w:rFonts w:ascii="Gentium" w:hAnsi="Gentium" w:cs="Gentium"/>
+        </w:rPr>
+        <w:t xml:space="preserve"> she goes forth seven days, until she goes forth from the fifth and turns back again in seven days into the fourth portal and accomplishes all her light: and she recedes and enters into the first portal in eight days. </w:t>
       </w:r>
       <w:r>
         <w:rPr>
@@ -23408,7 +26549,7 @@
           <w:docGrid w:linePitch="360"/>
         </w:sectPr>
       </w:pPr>
-      <w:bookmarkStart w:id="74" w:name="Chapter_75"/>
+      <w:bookmarkStart w:id="76" w:name="Chapter_75"/>
     </w:p>
     <w:p>
       <w:pPr>
@@ -23459,7 +26600,7 @@
         </w:rPr>
         <w:t>75</w:t>
       </w:r>
-      <w:bookmarkEnd w:id="74"/>
+      <w:bookmarkEnd w:id="76"/>
     </w:p>
     <w:p>
       <w:pPr>
@@ -23627,7 +26768,7 @@
           <w:docGrid w:linePitch="360"/>
         </w:sectPr>
       </w:pPr>
-      <w:bookmarkStart w:id="75" w:name="Chapter_76"/>
+      <w:bookmarkStart w:id="77" w:name="Chapter_76"/>
     </w:p>
     <w:p>
       <w:pPr>
@@ -23678,7 +26819,7 @@
         </w:rPr>
         <w:t>76</w:t>
       </w:r>
-      <w:bookmarkEnd w:id="75"/>
+      <w:bookmarkEnd w:id="77"/>
     </w:p>
     <w:p>
       <w:pPr>
@@ -23729,7 +26870,21 @@
         <w:rPr>
           <w:rFonts w:ascii="Gentium" w:hAnsi="Gentium" w:cs="Gentium"/>
         </w:rPr>
-        <w:t xml:space="preserve">And the three first are those of the east, and three are of †the north, and three [after those on the left] of the south†, and three of the west. </w:t>
+        <w:t xml:space="preserve">And the three first are those of the east, and three are of †the north, and three [after those on the left] of the south†, and three of the </w:t>
+      </w:r>
+      <w:proofErr w:type="gramStart"/>
+      <w:r>
+        <w:rPr>
+          <w:rFonts w:ascii="Gentium" w:hAnsi="Gentium" w:cs="Gentium"/>
+        </w:rPr>
+        <w:t>west</w:t>
+      </w:r>
+      <w:proofErr w:type="gramEnd"/>
+      <w:r>
+        <w:rPr>
+          <w:rFonts w:ascii="Gentium" w:hAnsi="Gentium" w:cs="Gentium"/>
+        </w:rPr>
+        <w:t xml:space="preserve">. </w:t>
       </w:r>
       <w:r>
         <w:rPr>
@@ -23942,7 +27097,21 @@
         <w:rPr>
           <w:rFonts w:ascii="Gentium" w:hAnsi="Gentium" w:cs="Gentium"/>
         </w:rPr>
-        <w:t xml:space="preserve">And from the middle portal come forth dew and rain, and prosperity and blessing; and through the last portal which adjoins the south come forth drought and desolation, and burning and destruction. </w:t>
+        <w:t xml:space="preserve">And from the middle portal come forth dew and rain, and prosperity and blessing; and through the last portal which adjoins the south come forth drought and </w:t>
+      </w:r>
+      <w:proofErr w:type="gramStart"/>
+      <w:r>
+        <w:rPr>
+          <w:rFonts w:ascii="Gentium" w:hAnsi="Gentium" w:cs="Gentium"/>
+        </w:rPr>
+        <w:t>desolation, and</w:t>
+      </w:r>
+      <w:proofErr w:type="gramEnd"/>
+      <w:r>
+        <w:rPr>
+          <w:rFonts w:ascii="Gentium" w:hAnsi="Gentium" w:cs="Gentium"/>
+        </w:rPr>
+        <w:t xml:space="preserve"> burning and destruction. </w:t>
       </w:r>
       <w:r>
         <w:rPr>
@@ -24002,7 +27171,7 @@
           <w:docGrid w:linePitch="360"/>
         </w:sectPr>
       </w:pPr>
-      <w:bookmarkStart w:id="76" w:name="Chapter_77"/>
+      <w:bookmarkStart w:id="78" w:name="Chapter_77"/>
     </w:p>
     <w:p>
       <w:pPr>
@@ -24053,7 +27222,7 @@
         </w:rPr>
         <w:t>77</w:t>
       </w:r>
-      <w:bookmarkEnd w:id="76"/>
+      <w:bookmarkEnd w:id="78"/>
     </w:p>
     <w:p>
       <w:pPr>
@@ -24210,7 +27379,7 @@
           <w:docGrid w:linePitch="360"/>
         </w:sectPr>
       </w:pPr>
-      <w:bookmarkStart w:id="77" w:name="Chapter_78"/>
+      <w:bookmarkStart w:id="79" w:name="Chapter_78"/>
     </w:p>
     <w:p>
       <w:pPr>
@@ -24261,7 +27430,7 @@
         </w:rPr>
         <w:t>78</w:t>
       </w:r>
-      <w:bookmarkEnd w:id="77"/>
+      <w:bookmarkEnd w:id="79"/>
     </w:p>
     <w:p>
       <w:pPr>
@@ -24284,7 +27453,35 @@
         <w:rPr>
           <w:rFonts w:ascii="Gentium" w:hAnsi="Gentium" w:cs="Gentium"/>
         </w:rPr>
-        <w:t xml:space="preserve">And the names of the sun are the following: the first Orjârês, and the second Tômâs. </w:t>
+        <w:t xml:space="preserve">And the names of the sun are the following: the first </w:t>
+      </w:r>
+      <w:proofErr w:type="spellStart"/>
+      <w:r>
+        <w:rPr>
+          <w:rFonts w:ascii="Gentium" w:hAnsi="Gentium" w:cs="Gentium"/>
+        </w:rPr>
+        <w:t>Orjârês</w:t>
+      </w:r>
+      <w:proofErr w:type="spellEnd"/>
+      <w:r>
+        <w:rPr>
+          <w:rFonts w:ascii="Gentium" w:hAnsi="Gentium" w:cs="Gentium"/>
+        </w:rPr>
+        <w:t xml:space="preserve">, and the second </w:t>
+      </w:r>
+      <w:proofErr w:type="spellStart"/>
+      <w:r>
+        <w:rPr>
+          <w:rFonts w:ascii="Gentium" w:hAnsi="Gentium" w:cs="Gentium"/>
+        </w:rPr>
+        <w:t>Tômâs</w:t>
+      </w:r>
+      <w:proofErr w:type="spellEnd"/>
+      <w:r>
+        <w:rPr>
+          <w:rFonts w:ascii="Gentium" w:hAnsi="Gentium" w:cs="Gentium"/>
+        </w:rPr>
+        <w:t xml:space="preserve">. </w:t>
       </w:r>
       <w:r>
         <w:rPr>
@@ -24298,7 +27495,63 @@
         <w:rPr>
           <w:rFonts w:ascii="Gentium" w:hAnsi="Gentium" w:cs="Gentium"/>
         </w:rPr>
-        <w:t xml:space="preserve">And the moon has four names: the first name is Asônjâ, the second Eblâ, the third Benâsê, and the fourth Erâe. </w:t>
+        <w:t xml:space="preserve">And the moon has four names: the first name is </w:t>
+      </w:r>
+      <w:proofErr w:type="spellStart"/>
+      <w:r>
+        <w:rPr>
+          <w:rFonts w:ascii="Gentium" w:hAnsi="Gentium" w:cs="Gentium"/>
+        </w:rPr>
+        <w:t>Asônjâ</w:t>
+      </w:r>
+      <w:proofErr w:type="spellEnd"/>
+      <w:r>
+        <w:rPr>
+          <w:rFonts w:ascii="Gentium" w:hAnsi="Gentium" w:cs="Gentium"/>
+        </w:rPr>
+        <w:t xml:space="preserve">, the second </w:t>
+      </w:r>
+      <w:proofErr w:type="spellStart"/>
+      <w:r>
+        <w:rPr>
+          <w:rFonts w:ascii="Gentium" w:hAnsi="Gentium" w:cs="Gentium"/>
+        </w:rPr>
+        <w:t>Eblâ</w:t>
+      </w:r>
+      <w:proofErr w:type="spellEnd"/>
+      <w:r>
+        <w:rPr>
+          <w:rFonts w:ascii="Gentium" w:hAnsi="Gentium" w:cs="Gentium"/>
+        </w:rPr>
+        <w:t xml:space="preserve">, the third </w:t>
+      </w:r>
+      <w:proofErr w:type="spellStart"/>
+      <w:r>
+        <w:rPr>
+          <w:rFonts w:ascii="Gentium" w:hAnsi="Gentium" w:cs="Gentium"/>
+        </w:rPr>
+        <w:t>Benâsê</w:t>
+      </w:r>
+      <w:proofErr w:type="spellEnd"/>
+      <w:r>
+        <w:rPr>
+          <w:rFonts w:ascii="Gentium" w:hAnsi="Gentium" w:cs="Gentium"/>
+        </w:rPr>
+        <w:t xml:space="preserve">, and the fourth </w:t>
+      </w:r>
+      <w:proofErr w:type="spellStart"/>
+      <w:r>
+        <w:rPr>
+          <w:rFonts w:ascii="Gentium" w:hAnsi="Gentium" w:cs="Gentium"/>
+        </w:rPr>
+        <w:t>Erâe</w:t>
+      </w:r>
+      <w:proofErr w:type="spellEnd"/>
+      <w:r>
+        <w:rPr>
+          <w:rFonts w:ascii="Gentium" w:hAnsi="Gentium" w:cs="Gentium"/>
+        </w:rPr>
+        <w:t xml:space="preserve">. </w:t>
       </w:r>
       <w:r>
         <w:rPr>
@@ -24447,7 +27700,21 @@
         <w:rPr>
           <w:rFonts w:ascii="Gentium" w:hAnsi="Gentium" w:cs="Gentium"/>
         </w:rPr>
-        <w:t xml:space="preserve">During all the period during which the moon is growing in her light, she is transferring it to herself when opposite to the sun during fourteen days [her light is accomplished in the heaven], and when she is illumined throughout, her light is accomplished full in the heaven. </w:t>
+        <w:t xml:space="preserve">During all the period during which the moon is growing in her light, she is transferring it to herself when opposite to the sun </w:t>
+      </w:r>
+      <w:proofErr w:type="gramStart"/>
+      <w:r>
+        <w:rPr>
+          <w:rFonts w:ascii="Gentium" w:hAnsi="Gentium" w:cs="Gentium"/>
+        </w:rPr>
+        <w:t>during</w:t>
+      </w:r>
+      <w:proofErr w:type="gramEnd"/>
+      <w:r>
+        <w:rPr>
+          <w:rFonts w:ascii="Gentium" w:hAnsi="Gentium" w:cs="Gentium"/>
+        </w:rPr>
+        <w:t xml:space="preserve"> fourteen days [her light is accomplished in the heaven], and when she is illumined throughout, her light is accomplished full in the heaven. </w:t>
       </w:r>
       <w:r>
         <w:rPr>
@@ -24605,7 +27872,7 @@
           <w:docGrid w:linePitch="360"/>
         </w:sectPr>
       </w:pPr>
-      <w:bookmarkStart w:id="78" w:name="Chapter_79"/>
+      <w:bookmarkStart w:id="80" w:name="Chapter_79"/>
     </w:p>
     <w:p>
       <w:pPr>
@@ -24656,7 +27923,7 @@
         </w:rPr>
         <w:t>79</w:t>
       </w:r>
-      <w:bookmarkEnd w:id="78"/>
+      <w:bookmarkEnd w:id="80"/>
     </w:p>
     <w:p>
       <w:pPr>
@@ -25324,7 +28591,7 @@
           <w:docGrid w:linePitch="360"/>
         </w:sectPr>
       </w:pPr>
-      <w:bookmarkStart w:id="79" w:name="Chapter_81"/>
+      <w:bookmarkStart w:id="81" w:name="Chapter_81"/>
     </w:p>
     <w:p>
       <w:pPr>
@@ -25375,7 +28642,7 @@
         </w:rPr>
         <w:t>81</w:t>
       </w:r>
-      <w:bookmarkEnd w:id="79"/>
+      <w:bookmarkEnd w:id="81"/>
     </w:p>
     <w:p>
       <w:pPr>
@@ -25444,7 +28711,21 @@
         <w:rPr>
           <w:rFonts w:ascii="Gentium" w:hAnsi="Gentium" w:cs="Gentium"/>
         </w:rPr>
-        <w:t xml:space="preserve">And I observed the heavenly tablets, and read everything which was written (thereon) and understood everything, and read the book of all the deeds of mankind, and of all the children of flesh that shall be upon the earth to the remotest generations. </w:t>
+        <w:t xml:space="preserve">And I observed the heavenly </w:t>
+      </w:r>
+      <w:proofErr w:type="gramStart"/>
+      <w:r>
+        <w:rPr>
+          <w:rFonts w:ascii="Gentium" w:hAnsi="Gentium" w:cs="Gentium"/>
+        </w:rPr>
+        <w:t>tablets, and</w:t>
+      </w:r>
+      <w:proofErr w:type="gramEnd"/>
+      <w:r>
+        <w:rPr>
+          <w:rFonts w:ascii="Gentium" w:hAnsi="Gentium" w:cs="Gentium"/>
+        </w:rPr>
+        <w:t xml:space="preserve"> read everything which was written (thereon) and understood everything, and read the book of all the deeds of mankind, and of all the children of flesh that shall be upon the earth to the remotest generations. </w:t>
       </w:r>
       <w:r>
         <w:rPr>
@@ -25559,7 +28840,21 @@
         <w:rPr>
           <w:rFonts w:ascii="Gentium" w:hAnsi="Gentium" w:cs="Gentium"/>
         </w:rPr>
-        <w:t>And those seven holy ones brought me and placed me on the earth before the door of my house, and said to me: ‘Declare everything to</w:t>
+        <w:t xml:space="preserve">And those seven holy ones brought me and placed me on the earth before the door of my </w:t>
+      </w:r>
+      <w:proofErr w:type="gramStart"/>
+      <w:r>
+        <w:rPr>
+          <w:rFonts w:ascii="Gentium" w:hAnsi="Gentium" w:cs="Gentium"/>
+        </w:rPr>
+        <w:t>house, and</w:t>
+      </w:r>
+      <w:proofErr w:type="gramEnd"/>
+      <w:r>
+        <w:rPr>
+          <w:rFonts w:ascii="Gentium" w:hAnsi="Gentium" w:cs="Gentium"/>
+        </w:rPr>
+        <w:t xml:space="preserve"> said to me: ‘Declare everything to</w:t>
       </w:r>
       <w:r>
         <w:rPr>
@@ -25854,7 +29149,7 @@
           <w:docGrid w:linePitch="360"/>
         </w:sectPr>
       </w:pPr>
-      <w:bookmarkStart w:id="80" w:name="Chapter_82"/>
+      <w:bookmarkStart w:id="82" w:name="Chapter_82"/>
     </w:p>
     <w:p>
       <w:pPr>
@@ -25905,7 +29200,7 @@
         </w:rPr>
         <w:t>82</w:t>
       </w:r>
-      <w:bookmarkEnd w:id="80"/>
+      <w:bookmarkEnd w:id="82"/>
     </w:p>
     <w:p>
       <w:pPr>
@@ -26112,7 +29407,21 @@
         <w:rPr>
           <w:rFonts w:ascii="Gentium" w:hAnsi="Gentium" w:cs="Gentium"/>
         </w:rPr>
-        <w:t xml:space="preserve">Owing to them men shall be at fault and not reckon them in the whole reckoning of the year: yea, men shall be at fault, and not recognize them accurately. </w:t>
+        <w:t xml:space="preserve">Owing to them men shall be at fault and not reckon them in the whole reckoning of the year: yea, men shall be at </w:t>
+      </w:r>
+      <w:proofErr w:type="gramStart"/>
+      <w:r>
+        <w:rPr>
+          <w:rFonts w:ascii="Gentium" w:hAnsi="Gentium" w:cs="Gentium"/>
+        </w:rPr>
+        <w:t>fault, and</w:t>
+      </w:r>
+      <w:proofErr w:type="gramEnd"/>
+      <w:r>
+        <w:rPr>
+          <w:rFonts w:ascii="Gentium" w:hAnsi="Gentium" w:cs="Gentium"/>
+        </w:rPr>
+        <w:t xml:space="preserve"> not recognize them accurately. </w:t>
       </w:r>
       <w:r>
         <w:rPr>
@@ -26276,7 +29585,63 @@
         <w:rPr>
           <w:rFonts w:ascii="Gentium" w:hAnsi="Gentium" w:cs="Gentium"/>
         </w:rPr>
-        <w:t xml:space="preserve">And these are the names of the leaders who divide the four parts of the year which are ordained: Mîlkî’êl, Hel’emmêlêk, and Mêl’êjal, and Nârêl. </w:t>
+        <w:t xml:space="preserve">And these are the names of the leaders who divide the four parts of the year which are ordained: </w:t>
+      </w:r>
+      <w:proofErr w:type="spellStart"/>
+      <w:r>
+        <w:rPr>
+          <w:rFonts w:ascii="Gentium" w:hAnsi="Gentium" w:cs="Gentium"/>
+        </w:rPr>
+        <w:t>Mîlkî’êl</w:t>
+      </w:r>
+      <w:proofErr w:type="spellEnd"/>
+      <w:r>
+        <w:rPr>
+          <w:rFonts w:ascii="Gentium" w:hAnsi="Gentium" w:cs="Gentium"/>
+        </w:rPr>
+        <w:t xml:space="preserve">, </w:t>
+      </w:r>
+      <w:proofErr w:type="spellStart"/>
+      <w:r>
+        <w:rPr>
+          <w:rFonts w:ascii="Gentium" w:hAnsi="Gentium" w:cs="Gentium"/>
+        </w:rPr>
+        <w:t>Hel’emmêlêk</w:t>
+      </w:r>
+      <w:proofErr w:type="spellEnd"/>
+      <w:r>
+        <w:rPr>
+          <w:rFonts w:ascii="Gentium" w:hAnsi="Gentium" w:cs="Gentium"/>
+        </w:rPr>
+        <w:t xml:space="preserve">, and </w:t>
+      </w:r>
+      <w:proofErr w:type="spellStart"/>
+      <w:r>
+        <w:rPr>
+          <w:rFonts w:ascii="Gentium" w:hAnsi="Gentium" w:cs="Gentium"/>
+        </w:rPr>
+        <w:t>Mêl’êjal</w:t>
+      </w:r>
+      <w:proofErr w:type="spellEnd"/>
+      <w:r>
+        <w:rPr>
+          <w:rFonts w:ascii="Gentium" w:hAnsi="Gentium" w:cs="Gentium"/>
+        </w:rPr>
+        <w:t xml:space="preserve">, and </w:t>
+      </w:r>
+      <w:proofErr w:type="spellStart"/>
+      <w:r>
+        <w:rPr>
+          <w:rFonts w:ascii="Gentium" w:hAnsi="Gentium" w:cs="Gentium"/>
+        </w:rPr>
+        <w:t>Nârêl</w:t>
+      </w:r>
+      <w:proofErr w:type="spellEnd"/>
+      <w:r>
+        <w:rPr>
+          <w:rFonts w:ascii="Gentium" w:hAnsi="Gentium" w:cs="Gentium"/>
+        </w:rPr>
+        <w:t xml:space="preserve">. </w:t>
       </w:r>
       <w:r>
         <w:rPr>
@@ -26298,8 +29663,44 @@
         <w:rPr>
           <w:rFonts w:ascii="Gentium" w:hAnsi="Gentium" w:cs="Gentium"/>
         </w:rPr>
-        <w:t>And the names of those who lead them: Adnâr’êl, and Ijâsûsa’êl, and ’Elômê’êl</w:t>
-      </w:r>
+        <w:t xml:space="preserve">And the names of those who lead them: </w:t>
+      </w:r>
+      <w:proofErr w:type="spellStart"/>
+      <w:r>
+        <w:rPr>
+          <w:rFonts w:ascii="Gentium" w:hAnsi="Gentium" w:cs="Gentium"/>
+        </w:rPr>
+        <w:t>Adnâr’êl</w:t>
+      </w:r>
+      <w:proofErr w:type="spellEnd"/>
+      <w:r>
+        <w:rPr>
+          <w:rFonts w:ascii="Gentium" w:hAnsi="Gentium" w:cs="Gentium"/>
+        </w:rPr>
+        <w:t xml:space="preserve">, and </w:t>
+      </w:r>
+      <w:proofErr w:type="spellStart"/>
+      <w:r>
+        <w:rPr>
+          <w:rFonts w:ascii="Gentium" w:hAnsi="Gentium" w:cs="Gentium"/>
+        </w:rPr>
+        <w:t>Ijâsûsa’êl</w:t>
+      </w:r>
+      <w:proofErr w:type="spellEnd"/>
+      <w:r>
+        <w:rPr>
+          <w:rFonts w:ascii="Gentium" w:hAnsi="Gentium" w:cs="Gentium"/>
+        </w:rPr>
+        <w:t>, and ’</w:t>
+      </w:r>
+      <w:proofErr w:type="spellStart"/>
+      <w:r>
+        <w:rPr>
+          <w:rFonts w:ascii="Gentium" w:hAnsi="Gentium" w:cs="Gentium"/>
+        </w:rPr>
+        <w:t>Elômê’êl</w:t>
+      </w:r>
+      <w:proofErr w:type="spellEnd"/>
       <w:r>
         <w:rPr>
           <w:rFonts w:ascii="Gentium" w:hAnsi="Gentium" w:cs="Gentium"/>
@@ -26342,7 +29743,49 @@
         <w:rPr>
           <w:rFonts w:ascii="Gentium" w:hAnsi="Gentium" w:cs="Gentium"/>
         </w:rPr>
-        <w:t xml:space="preserve">In the beginning of the year Melkejâl rises first and rules, who is named †Tam’âinî and sun,† and all the days of his dominion whilst he bears rule are ninety-one days. </w:t>
+        <w:t xml:space="preserve">In the beginning of the year </w:t>
+      </w:r>
+      <w:proofErr w:type="spellStart"/>
+      <w:r>
+        <w:rPr>
+          <w:rFonts w:ascii="Gentium" w:hAnsi="Gentium" w:cs="Gentium"/>
+        </w:rPr>
+        <w:t>Melkejâl</w:t>
+      </w:r>
+      <w:proofErr w:type="spellEnd"/>
+      <w:r>
+        <w:rPr>
+          <w:rFonts w:ascii="Gentium" w:hAnsi="Gentium" w:cs="Gentium"/>
+        </w:rPr>
+        <w:t xml:space="preserve"> rises first and rules, who is named †</w:t>
+      </w:r>
+      <w:proofErr w:type="spellStart"/>
+      <w:r>
+        <w:rPr>
+          <w:rFonts w:ascii="Gentium" w:hAnsi="Gentium" w:cs="Gentium"/>
+        </w:rPr>
+        <w:t>Tam’âinî</w:t>
+      </w:r>
+      <w:proofErr w:type="spellEnd"/>
+      <w:r>
+        <w:rPr>
+          <w:rFonts w:ascii="Gentium" w:hAnsi="Gentium" w:cs="Gentium"/>
+        </w:rPr>
+        <w:t xml:space="preserve"> and </w:t>
+      </w:r>
+      <w:proofErr w:type="gramStart"/>
+      <w:r>
+        <w:rPr>
+          <w:rFonts w:ascii="Gentium" w:hAnsi="Gentium" w:cs="Gentium"/>
+        </w:rPr>
+        <w:t>sun,†</w:t>
+      </w:r>
+      <w:proofErr w:type="gramEnd"/>
+      <w:r>
+        <w:rPr>
+          <w:rFonts w:ascii="Gentium" w:hAnsi="Gentium" w:cs="Gentium"/>
+        </w:rPr>
+        <w:t xml:space="preserve"> and all the days of his dominion whilst he bears rule are ninety-one days. </w:t>
       </w:r>
       <w:r>
         <w:rPr>
@@ -26386,7 +29829,49 @@
         <w:rPr>
           <w:rFonts w:ascii="Gentium" w:hAnsi="Gentium" w:cs="Gentium"/>
         </w:rPr>
-        <w:t>And these are the names of the leaders which are under them: Berka’êl, Zêlebs’êl, and another who is added a head of a thousand, called Hîlûjâsĕph: and the days of the dominion of this (leader) are at an end.</w:t>
+        <w:t xml:space="preserve">And these are the names of the leaders which are under them: </w:t>
+      </w:r>
+      <w:proofErr w:type="spellStart"/>
+      <w:r>
+        <w:rPr>
+          <w:rFonts w:ascii="Gentium" w:hAnsi="Gentium" w:cs="Gentium"/>
+        </w:rPr>
+        <w:t>Berka’êl</w:t>
+      </w:r>
+      <w:proofErr w:type="spellEnd"/>
+      <w:r>
+        <w:rPr>
+          <w:rFonts w:ascii="Gentium" w:hAnsi="Gentium" w:cs="Gentium"/>
+        </w:rPr>
+        <w:t xml:space="preserve">, </w:t>
+      </w:r>
+      <w:proofErr w:type="spellStart"/>
+      <w:r>
+        <w:rPr>
+          <w:rFonts w:ascii="Gentium" w:hAnsi="Gentium" w:cs="Gentium"/>
+        </w:rPr>
+        <w:t>Zêlebs’êl</w:t>
+      </w:r>
+      <w:proofErr w:type="spellEnd"/>
+      <w:r>
+        <w:rPr>
+          <w:rFonts w:ascii="Gentium" w:hAnsi="Gentium" w:cs="Gentium"/>
+        </w:rPr>
+        <w:t xml:space="preserve">, and another who is added a head of a thousand, called </w:t>
+      </w:r>
+      <w:proofErr w:type="spellStart"/>
+      <w:r>
+        <w:rPr>
+          <w:rFonts w:ascii="Gentium" w:hAnsi="Gentium" w:cs="Gentium"/>
+        </w:rPr>
+        <w:t>Hîlûjâsĕph</w:t>
+      </w:r>
+      <w:proofErr w:type="spellEnd"/>
+      <w:r>
+        <w:rPr>
+          <w:rFonts w:ascii="Gentium" w:hAnsi="Gentium" w:cs="Gentium"/>
+        </w:rPr>
+        <w:t>: and the days of the dominion of this (leader) are at an end.</w:t>
       </w:r>
     </w:p>
     <w:p>
@@ -26418,7 +29903,21 @@
         <w:rPr>
           <w:rFonts w:ascii="Gentium" w:hAnsi="Gentium" w:cs="Gentium"/>
         </w:rPr>
-        <w:t xml:space="preserve">The next leader after him is Hêl’emmêlêk, whom one names the shining sun, and all the days of his light are ninety-one days. </w:t>
+        <w:t xml:space="preserve">The next leader after him is </w:t>
+      </w:r>
+      <w:proofErr w:type="spellStart"/>
+      <w:r>
+        <w:rPr>
+          <w:rFonts w:ascii="Gentium" w:hAnsi="Gentium" w:cs="Gentium"/>
+        </w:rPr>
+        <w:t>Hêl’emmêlêk</w:t>
+      </w:r>
+      <w:proofErr w:type="spellEnd"/>
+      <w:r>
+        <w:rPr>
+          <w:rFonts w:ascii="Gentium" w:hAnsi="Gentium" w:cs="Gentium"/>
+        </w:rPr>
+        <w:t xml:space="preserve">, whom one names the shining sun, and all the days of his light are ninety-one days. </w:t>
       </w:r>
       <w:r>
         <w:rPr>
@@ -26469,7 +29968,63 @@
         <w:rPr>
           <w:rFonts w:ascii="Gentium" w:hAnsi="Gentium" w:cs="Gentium"/>
         </w:rPr>
-        <w:t>These are the names, and the orders, and the leaders of those heads of thousands: Gîdâ’îjal, Kê’êl, and Hê’êl, and the name of the head of a thousand which is added to them, Asfâ’êl: and the days of his dominion are at an end.</w:t>
+        <w:t xml:space="preserve">These are the names, and the orders, and the leaders of those heads of thousands: </w:t>
+      </w:r>
+      <w:proofErr w:type="spellStart"/>
+      <w:r>
+        <w:rPr>
+          <w:rFonts w:ascii="Gentium" w:hAnsi="Gentium" w:cs="Gentium"/>
+        </w:rPr>
+        <w:t>Gîdâ’îjal</w:t>
+      </w:r>
+      <w:proofErr w:type="spellEnd"/>
+      <w:r>
+        <w:rPr>
+          <w:rFonts w:ascii="Gentium" w:hAnsi="Gentium" w:cs="Gentium"/>
+        </w:rPr>
+        <w:t xml:space="preserve">, </w:t>
+      </w:r>
+      <w:proofErr w:type="spellStart"/>
+      <w:r>
+        <w:rPr>
+          <w:rFonts w:ascii="Gentium" w:hAnsi="Gentium" w:cs="Gentium"/>
+        </w:rPr>
+        <w:t>Kê’êl</w:t>
+      </w:r>
+      <w:proofErr w:type="spellEnd"/>
+      <w:r>
+        <w:rPr>
+          <w:rFonts w:ascii="Gentium" w:hAnsi="Gentium" w:cs="Gentium"/>
+        </w:rPr>
+        <w:t xml:space="preserve">, and </w:t>
+      </w:r>
+      <w:proofErr w:type="spellStart"/>
+      <w:r>
+        <w:rPr>
+          <w:rFonts w:ascii="Gentium" w:hAnsi="Gentium" w:cs="Gentium"/>
+        </w:rPr>
+        <w:t>Hê’êl</w:t>
+      </w:r>
+      <w:proofErr w:type="spellEnd"/>
+      <w:r>
+        <w:rPr>
+          <w:rFonts w:ascii="Gentium" w:hAnsi="Gentium" w:cs="Gentium"/>
+        </w:rPr>
+        <w:t xml:space="preserve">, and the name of the head of a thousand which is added to them, </w:t>
+      </w:r>
+      <w:proofErr w:type="spellStart"/>
+      <w:r>
+        <w:rPr>
+          <w:rFonts w:ascii="Gentium" w:hAnsi="Gentium" w:cs="Gentium"/>
+        </w:rPr>
+        <w:t>Asfâ’êl</w:t>
+      </w:r>
+      <w:proofErr w:type="spellEnd"/>
+      <w:r>
+        <w:rPr>
+          <w:rFonts w:ascii="Gentium" w:hAnsi="Gentium" w:cs="Gentium"/>
+        </w:rPr>
+        <w:t>: and the days of his dominion are at an end.</w:t>
       </w:r>
     </w:p>
     <w:p>
@@ -26495,7 +30050,7 @@
           <w:docGrid w:linePitch="360"/>
         </w:sectPr>
       </w:pPr>
-      <w:bookmarkStart w:id="81" w:name="Chapter_83"/>
+      <w:bookmarkStart w:id="83" w:name="Chapter_83"/>
     </w:p>
     <w:p>
       <w:pPr>
@@ -26546,7 +30101,7 @@
         </w:rPr>
         <w:t>83</w:t>
       </w:r>
-      <w:bookmarkEnd w:id="81"/>
+      <w:bookmarkEnd w:id="83"/>
     </w:p>
     <w:p>
       <w:pPr>
@@ -26811,7 +30366,21 @@
         <w:rPr>
           <w:rFonts w:ascii="Gentium" w:hAnsi="Gentium" w:cs="Gentium"/>
         </w:rPr>
-        <w:t xml:space="preserve">After that I arose and prayed and implored and besought, and wrote down my prayer for the generations of the world, and I will show everything to </w:t>
+        <w:t xml:space="preserve">After that I arose and prayed and implored and </w:t>
+      </w:r>
+      <w:proofErr w:type="gramStart"/>
+      <w:r>
+        <w:rPr>
+          <w:rFonts w:ascii="Gentium" w:hAnsi="Gentium" w:cs="Gentium"/>
+        </w:rPr>
+        <w:t>besought, and</w:t>
+      </w:r>
+      <w:proofErr w:type="gramEnd"/>
+      <w:r>
+        <w:rPr>
+          <w:rFonts w:ascii="Gentium" w:hAnsi="Gentium" w:cs="Gentium"/>
+        </w:rPr>
+        <w:t xml:space="preserve"> wrote down my prayer for the generations of the world, and I will show everything to </w:t>
       </w:r>
       <w:r>
         <w:rPr>
@@ -26871,7 +30440,7 @@
           <w:docGrid w:linePitch="360"/>
         </w:sectPr>
       </w:pPr>
-      <w:bookmarkStart w:id="82" w:name="Chapter_84"/>
+      <w:bookmarkStart w:id="84" w:name="Chapter_84"/>
     </w:p>
     <w:p>
       <w:pPr>
@@ -26922,7 +30491,7 @@
         </w:rPr>
         <w:t>84</w:t>
       </w:r>
-      <w:bookmarkEnd w:id="82"/>
+      <w:bookmarkEnd w:id="84"/>
     </w:p>
     <w:p>
       <w:pPr>
@@ -27602,7 +31171,7 @@
           <w:docGrid w:linePitch="360"/>
         </w:sectPr>
       </w:pPr>
-      <w:bookmarkStart w:id="83" w:name="Chapter_85"/>
+      <w:bookmarkStart w:id="85" w:name="Chapter_85"/>
     </w:p>
     <w:p>
       <w:pPr>
@@ -27653,7 +31222,7 @@
         </w:rPr>
         <w:t>85</w:t>
       </w:r>
-      <w:bookmarkEnd w:id="83"/>
+      <w:bookmarkEnd w:id="85"/>
     </w:p>
     <w:p>
       <w:pPr>
@@ -27865,7 +31434,21 @@
         <w:rPr>
           <w:rFonts w:ascii="Gentium" w:hAnsi="Gentium" w:cs="Gentium"/>
         </w:rPr>
-        <w:t xml:space="preserve">And I saw in my sleep that white bull likewise grow and become a great white bull, and from him proceeded many white bulls, and they resembled him. </w:t>
+        <w:t xml:space="preserve">And I saw in my sleep that white bull likewise </w:t>
+      </w:r>
+      <w:proofErr w:type="gramStart"/>
+      <w:r>
+        <w:rPr>
+          <w:rFonts w:ascii="Gentium" w:hAnsi="Gentium" w:cs="Gentium"/>
+        </w:rPr>
+        <w:t>grow</w:t>
+      </w:r>
+      <w:proofErr w:type="gramEnd"/>
+      <w:r>
+        <w:rPr>
+          <w:rFonts w:ascii="Gentium" w:hAnsi="Gentium" w:cs="Gentium"/>
+        </w:rPr>
+        <w:t xml:space="preserve"> and become a great white bull, and from him proceeded many white bulls, and they resembled him. </w:t>
       </w:r>
       <w:r>
         <w:rPr>
@@ -27913,7 +31496,7 @@
           <w:docGrid w:linePitch="360"/>
         </w:sectPr>
       </w:pPr>
-      <w:bookmarkStart w:id="84" w:name="Chapter_86"/>
+      <w:bookmarkStart w:id="86" w:name="Chapter_86"/>
     </w:p>
     <w:p>
       <w:pPr>
@@ -27964,7 +31547,7 @@
         </w:rPr>
         <w:t>86</w:t>
       </w:r>
-      <w:bookmarkEnd w:id="84"/>
+      <w:bookmarkEnd w:id="86"/>
     </w:p>
     <w:p>
       <w:pPr>
@@ -28013,7 +31596,21 @@
         <w:rPr>
           <w:rFonts w:ascii="Gentium" w:hAnsi="Gentium" w:cs="Gentium"/>
         </w:rPr>
-        <w:t xml:space="preserve">And after that I saw the large and the black oxen, and behold they all changed their stalls and pastures and their cattle, and began to live with each other. </w:t>
+        <w:t xml:space="preserve">And after that I saw the large and the black </w:t>
+      </w:r>
+      <w:proofErr w:type="gramStart"/>
+      <w:r>
+        <w:rPr>
+          <w:rFonts w:ascii="Gentium" w:hAnsi="Gentium" w:cs="Gentium"/>
+        </w:rPr>
+        <w:t>oxen, and</w:t>
+      </w:r>
+      <w:proofErr w:type="gramEnd"/>
+      <w:r>
+        <w:rPr>
+          <w:rFonts w:ascii="Gentium" w:hAnsi="Gentium" w:cs="Gentium"/>
+        </w:rPr>
+        <w:t xml:space="preserve"> behold they all changed their stalls and pastures and their cattle, and began to live with each other. </w:t>
       </w:r>
       <w:r>
         <w:rPr>
@@ -28055,7 +31652,21 @@
         <w:rPr>
           <w:rFonts w:ascii="Gentium" w:hAnsi="Gentium" w:cs="Gentium"/>
         </w:rPr>
-        <w:t xml:space="preserve">And all the oxen feared them and were affrighted at them, and began to bite with their teeth and to devour, and to gore with their horns. </w:t>
+        <w:t xml:space="preserve">And all the oxen feared them and were affrighted at </w:t>
+      </w:r>
+      <w:proofErr w:type="gramStart"/>
+      <w:r>
+        <w:rPr>
+          <w:rFonts w:ascii="Gentium" w:hAnsi="Gentium" w:cs="Gentium"/>
+        </w:rPr>
+        <w:t>them, and</w:t>
+      </w:r>
+      <w:proofErr w:type="gramEnd"/>
+      <w:r>
+        <w:rPr>
+          <w:rFonts w:ascii="Gentium" w:hAnsi="Gentium" w:cs="Gentium"/>
+        </w:rPr>
+        <w:t xml:space="preserve"> began to bite with their teeth and to devour, and to gore with their horns. </w:t>
       </w:r>
       <w:r>
         <w:rPr>
@@ -28095,7 +31706,7 @@
           <w:docGrid w:linePitch="360"/>
         </w:sectPr>
       </w:pPr>
-      <w:bookmarkStart w:id="85" w:name="Chapter_87"/>
+      <w:bookmarkStart w:id="87" w:name="Chapter_87"/>
     </w:p>
     <w:p>
       <w:pPr>
@@ -28146,7 +31757,7 @@
         </w:rPr>
         <w:t>87</w:t>
       </w:r>
-      <w:bookmarkEnd w:id="85"/>
+      <w:bookmarkEnd w:id="87"/>
     </w:p>
     <w:p>
       <w:pPr>
@@ -28249,7 +31860,7 @@
           <w:docGrid w:linePitch="360"/>
         </w:sectPr>
       </w:pPr>
-      <w:bookmarkStart w:id="86" w:name="Chapter_88"/>
+      <w:bookmarkStart w:id="88" w:name="Chapter_88"/>
     </w:p>
     <w:p>
       <w:pPr>
@@ -28300,7 +31911,7 @@
         </w:rPr>
         <w:t>88</w:t>
       </w:r>
-      <w:bookmarkEnd w:id="86"/>
+      <w:bookmarkEnd w:id="88"/>
     </w:p>
     <w:p>
       <w:pPr>
@@ -28323,7 +31934,21 @@
         <w:rPr>
           <w:rFonts w:ascii="Gentium" w:hAnsi="Gentium" w:cs="Gentium"/>
         </w:rPr>
-        <w:t xml:space="preserve">And I saw one of those four who had come forth first, and he seized that first star which had fallen from the heaven, and bound it hand and foot and cast it into an abyss: now that abyss was narrow and deep, and horrible and dark. </w:t>
+        <w:t xml:space="preserve">And I saw one of those four who had come forth first, and he seized that first star which had fallen from the </w:t>
+      </w:r>
+      <w:proofErr w:type="gramStart"/>
+      <w:r>
+        <w:rPr>
+          <w:rFonts w:ascii="Gentium" w:hAnsi="Gentium" w:cs="Gentium"/>
+        </w:rPr>
+        <w:t>heaven, and</w:t>
+      </w:r>
+      <w:proofErr w:type="gramEnd"/>
+      <w:r>
+        <w:rPr>
+          <w:rFonts w:ascii="Gentium" w:hAnsi="Gentium" w:cs="Gentium"/>
+        </w:rPr>
+        <w:t xml:space="preserve"> bound it hand and foot and cast it into an abyss: now that abyss was narrow and deep, and horrible and dark. </w:t>
       </w:r>
       <w:r>
         <w:rPr>
@@ -28337,7 +31962,21 @@
         <w:rPr>
           <w:rFonts w:ascii="Gentium" w:hAnsi="Gentium" w:cs="Gentium"/>
         </w:rPr>
-        <w:t xml:space="preserve">And one of them drew a sword, and gave it to those elephants and camels and asses: then they began to smite each other, and the whole earth quaked because of them. </w:t>
+        <w:t xml:space="preserve">And one of them drew a </w:t>
+      </w:r>
+      <w:proofErr w:type="gramStart"/>
+      <w:r>
+        <w:rPr>
+          <w:rFonts w:ascii="Gentium" w:hAnsi="Gentium" w:cs="Gentium"/>
+        </w:rPr>
+        <w:t>sword, and</w:t>
+      </w:r>
+      <w:proofErr w:type="gramEnd"/>
+      <w:r>
+        <w:rPr>
+          <w:rFonts w:ascii="Gentium" w:hAnsi="Gentium" w:cs="Gentium"/>
+        </w:rPr>
+        <w:t xml:space="preserve"> gave it to those elephants and camels and asses: then they began to smite each other, and the whole earth quaked because of them. </w:t>
       </w:r>
       <w:r>
         <w:rPr>
@@ -28377,7 +32016,7 @@
           <w:docGrid w:linePitch="360"/>
         </w:sectPr>
       </w:pPr>
-      <w:bookmarkStart w:id="87" w:name="Chapter_89"/>
+      <w:bookmarkStart w:id="89" w:name="Chapter_89"/>
     </w:p>
     <w:p>
       <w:pPr>
@@ -28429,7 +32068,7 @@
         </w:rPr>
         <w:t>89</w:t>
       </w:r>
-      <w:bookmarkEnd w:id="87"/>
+      <w:bookmarkEnd w:id="89"/>
     </w:p>
     <w:p>
       <w:pPr>
@@ -28492,7 +32131,21 @@
         <w:rPr>
           <w:rFonts w:ascii="Gentium" w:hAnsi="Gentium" w:cs="Gentium"/>
         </w:rPr>
-        <w:t xml:space="preserve">And I saw again, and behold fountains were opened on the surface of that great enclosure, and that water began to swell and rise upon the surface, and I saw that enclosure till all its surface was covered with water. </w:t>
+        <w:t xml:space="preserve">And I saw </w:t>
+      </w:r>
+      <w:proofErr w:type="gramStart"/>
+      <w:r>
+        <w:rPr>
+          <w:rFonts w:ascii="Gentium" w:hAnsi="Gentium" w:cs="Gentium"/>
+        </w:rPr>
+        <w:t>again, and</w:t>
+      </w:r>
+      <w:proofErr w:type="gramEnd"/>
+      <w:r>
+        <w:rPr>
+          <w:rFonts w:ascii="Gentium" w:hAnsi="Gentium" w:cs="Gentium"/>
+        </w:rPr>
+        <w:t xml:space="preserve"> behold fountains were opened on the surface of that great enclosure, and that water began to swell and rise upon the surface, and I saw that enclosure till all its surface was covered with water. </w:t>
       </w:r>
       <w:r>
         <w:rPr>
@@ -28740,7 +32393,21 @@
         <w:rPr>
           <w:rFonts w:ascii="Gentium" w:hAnsi="Gentium" w:cs="Gentium"/>
         </w:rPr>
-        <w:t xml:space="preserve">And a sheep which had been saved from the wolves fled and escaped to the wild asses; and I saw the sheep how they lamented and cried, and besought their Lord with all their might, till that Lord of the sheep descended at the voice of the sheep from a lofty abode, and came to them and pastured them. </w:t>
+        <w:t xml:space="preserve">And a sheep which had been saved from the wolves fled and escaped to the wild asses; and I saw the sheep how they lamented and cried, and besought their Lord with all their might, till that Lord of the sheep descended at the voice of the sheep from a lofty </w:t>
+      </w:r>
+      <w:proofErr w:type="gramStart"/>
+      <w:r>
+        <w:rPr>
+          <w:rFonts w:ascii="Gentium" w:hAnsi="Gentium" w:cs="Gentium"/>
+        </w:rPr>
+        <w:t>abode, and</w:t>
+      </w:r>
+      <w:proofErr w:type="gramEnd"/>
+      <w:r>
+        <w:rPr>
+          <w:rFonts w:ascii="Gentium" w:hAnsi="Gentium" w:cs="Gentium"/>
+        </w:rPr>
+        <w:t xml:space="preserve"> came to them and pastured them. </w:t>
       </w:r>
       <w:r>
         <w:rPr>
@@ -28762,7 +32429,21 @@
         <w:rPr>
           <w:rFonts w:ascii="Gentium" w:hAnsi="Gentium" w:cs="Gentium"/>
         </w:rPr>
-        <w:t>And He called that sheep which had escaped the wolves, and sp</w:t>
+        <w:t xml:space="preserve">And He called that sheep which had escaped the </w:t>
+      </w:r>
+      <w:proofErr w:type="gramStart"/>
+      <w:r>
+        <w:rPr>
+          <w:rFonts w:ascii="Gentium" w:hAnsi="Gentium" w:cs="Gentium"/>
+        </w:rPr>
+        <w:t>wolves, and</w:t>
+      </w:r>
+      <w:proofErr w:type="gramEnd"/>
+      <w:r>
+        <w:rPr>
+          <w:rFonts w:ascii="Gentium" w:hAnsi="Gentium" w:cs="Gentium"/>
+        </w:rPr>
+        <w:t xml:space="preserve"> sp</w:t>
       </w:r>
       <w:r>
         <w:rPr>
@@ -28796,7 +32477,21 @@
         <w:rPr>
           <w:rFonts w:ascii="Gentium" w:hAnsi="Gentium" w:cs="Gentium"/>
         </w:rPr>
-        <w:t>And the sheep went to the wolves according to the word of the Lord, and another sheep met it and went with it, and the two went and entered together into the assembly of those wolves, and sp</w:t>
+        <w:t xml:space="preserve">And the sheep went to the wolves according to the word of the Lord, and another sheep met it and went with it, and the two went and entered together into the assembly of those </w:t>
+      </w:r>
+      <w:proofErr w:type="gramStart"/>
+      <w:r>
+        <w:rPr>
+          <w:rFonts w:ascii="Gentium" w:hAnsi="Gentium" w:cs="Gentium"/>
+        </w:rPr>
+        <w:t>wolves, and</w:t>
+      </w:r>
+      <w:proofErr w:type="gramEnd"/>
+      <w:r>
+        <w:rPr>
+          <w:rFonts w:ascii="Gentium" w:hAnsi="Gentium" w:cs="Gentium"/>
+        </w:rPr>
+        <w:t xml:space="preserve"> sp</w:t>
       </w:r>
       <w:r>
         <w:rPr>
@@ -29045,7 +32740,21 @@
         <w:rPr>
           <w:rFonts w:ascii="Gentium" w:hAnsi="Gentium" w:cs="Gentium"/>
         </w:rPr>
-        <w:t xml:space="preserve">But the sheep escaped from that water and went forth into a wilderness, where there was no water and no grass; and they began to open their eyes and to see; and I saw the Lord of the sheep pasturing them and giving them water and grass, and that sheep going and leading them. </w:t>
+        <w:t xml:space="preserve">But the sheep escaped from that water and went forth into a wilderness, where there </w:t>
+      </w:r>
+      <w:proofErr w:type="gramStart"/>
+      <w:r>
+        <w:rPr>
+          <w:rFonts w:ascii="Gentium" w:hAnsi="Gentium" w:cs="Gentium"/>
+        </w:rPr>
+        <w:t>was</w:t>
+      </w:r>
+      <w:proofErr w:type="gramEnd"/>
+      <w:r>
+        <w:rPr>
+          <w:rFonts w:ascii="Gentium" w:hAnsi="Gentium" w:cs="Gentium"/>
+        </w:rPr>
+        <w:t xml:space="preserve"> no water and no grass; and they began to open their eyes and to see; and I saw the Lord of the sheep pasturing them and giving them water and grass, and that sheep going and leading them. </w:t>
       </w:r>
       <w:r>
         <w:rPr>
@@ -29177,7 +32886,35 @@
         <w:rPr>
           <w:rFonts w:ascii="Gentium" w:hAnsi="Gentium" w:cs="Gentium"/>
         </w:rPr>
-        <w:t xml:space="preserve">And when they saw it they feared and trembled at its presence, and desired to return to their folds. </w:t>
+        <w:t xml:space="preserve">And when they saw </w:t>
+      </w:r>
+      <w:proofErr w:type="gramStart"/>
+      <w:r>
+        <w:rPr>
+          <w:rFonts w:ascii="Gentium" w:hAnsi="Gentium" w:cs="Gentium"/>
+        </w:rPr>
+        <w:t>it</w:t>
+      </w:r>
+      <w:proofErr w:type="gramEnd"/>
+      <w:r>
+        <w:rPr>
+          <w:rFonts w:ascii="Gentium" w:hAnsi="Gentium" w:cs="Gentium"/>
+        </w:rPr>
+        <w:t xml:space="preserve"> they feared and trembled at its </w:t>
+      </w:r>
+      <w:proofErr w:type="gramStart"/>
+      <w:r>
+        <w:rPr>
+          <w:rFonts w:ascii="Gentium" w:hAnsi="Gentium" w:cs="Gentium"/>
+        </w:rPr>
+        <w:t>presence, and</w:t>
+      </w:r>
+      <w:proofErr w:type="gramEnd"/>
+      <w:r>
+        <w:rPr>
+          <w:rFonts w:ascii="Gentium" w:hAnsi="Gentium" w:cs="Gentium"/>
+        </w:rPr>
+        <w:t xml:space="preserve"> desired to return to their folds. </w:t>
       </w:r>
       <w:r>
         <w:rPr>
@@ -29221,7 +32958,21 @@
         <w:rPr>
           <w:rFonts w:ascii="Gentium" w:hAnsi="Gentium" w:cs="Gentium"/>
         </w:rPr>
-        <w:t xml:space="preserve">And I saw in this vision till that sheep became a man and built a house for the Lord of the sheep, and placed all the sheep in that house. </w:t>
+        <w:t xml:space="preserve">And I saw in this vision till that sheep became a man and built a house for the Lord of the </w:t>
+      </w:r>
+      <w:proofErr w:type="gramStart"/>
+      <w:r>
+        <w:rPr>
+          <w:rFonts w:ascii="Gentium" w:hAnsi="Gentium" w:cs="Gentium"/>
+        </w:rPr>
+        <w:t>sheep, and</w:t>
+      </w:r>
+      <w:proofErr w:type="gramEnd"/>
+      <w:r>
+        <w:rPr>
+          <w:rFonts w:ascii="Gentium" w:hAnsi="Gentium" w:cs="Gentium"/>
+        </w:rPr>
+        <w:t xml:space="preserve"> placed all the sheep in that house. </w:t>
       </w:r>
       <w:r>
         <w:rPr>
@@ -29530,7 +33281,21 @@
         <w:rPr>
           <w:rFonts w:ascii="Gentium" w:hAnsi="Gentium" w:cs="Gentium"/>
         </w:rPr>
-        <w:t xml:space="preserve">And those sheep grew and multiplied; but all the dogs, and foxes, and wild boars feared and fled before it, and that ram butted and killed the wild beasts, and those wild beasts had no longer any power among the sheep and robbed them no more of ought. </w:t>
+        <w:t xml:space="preserve">And those sheep grew and multiplied; but all the dogs, and foxes, and wild boars feared and fled before it, and that ram butted and killed the wild beasts, and those wild beasts had no longer any power among the sheep and robbed them no more of </w:t>
+      </w:r>
+      <w:proofErr w:type="spellStart"/>
+      <w:r>
+        <w:rPr>
+          <w:rFonts w:ascii="Gentium" w:hAnsi="Gentium" w:cs="Gentium"/>
+        </w:rPr>
+        <w:t>ought</w:t>
+      </w:r>
+      <w:proofErr w:type="spellEnd"/>
+      <w:r>
+        <w:rPr>
+          <w:rFonts w:ascii="Gentium" w:hAnsi="Gentium" w:cs="Gentium"/>
+        </w:rPr>
+        <w:t xml:space="preserve">. </w:t>
       </w:r>
       <w:r>
         <w:rPr>
@@ -29544,7 +33309,35 @@
         <w:rPr>
           <w:rFonts w:ascii="Gentium" w:hAnsi="Gentium" w:cs="Gentium"/>
         </w:rPr>
-        <w:t xml:space="preserve"> And that ram begat many sheep and fell asleep; and a little sheep became ram in its stead, and became prince and leader of those sheep. </w:t>
+        <w:t xml:space="preserve"> </w:t>
+      </w:r>
+      <w:proofErr w:type="gramStart"/>
+      <w:r>
+        <w:rPr>
+          <w:rFonts w:ascii="Gentium" w:hAnsi="Gentium" w:cs="Gentium"/>
+        </w:rPr>
+        <w:t>And</w:t>
+      </w:r>
+      <w:proofErr w:type="gramEnd"/>
+      <w:r>
+        <w:rPr>
+          <w:rFonts w:ascii="Gentium" w:hAnsi="Gentium" w:cs="Gentium"/>
+        </w:rPr>
+        <w:t xml:space="preserve"> that ram begat many sheep and fell asleep; and a little sheep became ram in its </w:t>
+      </w:r>
+      <w:proofErr w:type="gramStart"/>
+      <w:r>
+        <w:rPr>
+          <w:rFonts w:ascii="Gentium" w:hAnsi="Gentium" w:cs="Gentium"/>
+        </w:rPr>
+        <w:t>stead, and</w:t>
+      </w:r>
+      <w:proofErr w:type="gramEnd"/>
+      <w:r>
+        <w:rPr>
+          <w:rFonts w:ascii="Gentium" w:hAnsi="Gentium" w:cs="Gentium"/>
+        </w:rPr>
+        <w:t xml:space="preserve"> became prince and leader of those sheep. </w:t>
       </w:r>
       <w:r>
         <w:rPr>
@@ -29752,7 +33545,21 @@
         <w:rPr>
           <w:rFonts w:ascii="Gentium" w:hAnsi="Gentium" w:cs="Gentium"/>
         </w:rPr>
-        <w:t xml:space="preserve">But He remained unmoved, though He saw it, and rejoiced that they were devoured and swallowed and robbed, and left them to be devoured in the hand of all the beasts. </w:t>
+        <w:t xml:space="preserve">But He remained unmoved, though He saw it, and rejoiced that they were devoured and swallowed and </w:t>
+      </w:r>
+      <w:proofErr w:type="gramStart"/>
+      <w:r>
+        <w:rPr>
+          <w:rFonts w:ascii="Gentium" w:hAnsi="Gentium" w:cs="Gentium"/>
+        </w:rPr>
+        <w:t>robbed, and</w:t>
+      </w:r>
+      <w:proofErr w:type="gramEnd"/>
+      <w:r>
+        <w:rPr>
+          <w:rFonts w:ascii="Gentium" w:hAnsi="Gentium" w:cs="Gentium"/>
+        </w:rPr>
+        <w:t xml:space="preserve"> left them to be devoured in the hand of all the beasts. </w:t>
       </w:r>
       <w:r>
         <w:rPr>
@@ -29774,7 +33581,21 @@
         <w:rPr>
           <w:rFonts w:ascii="Gentium" w:hAnsi="Gentium" w:cs="Gentium"/>
         </w:rPr>
-        <w:t xml:space="preserve">And He called seventy shepherds, and cast those sheep to them that they might pasture them, and He spoke to the shepherds and their companions: ‘Let each individual of you pasture the sheep henceforward, and everything that I shall command you that do ye. </w:t>
+        <w:t xml:space="preserve">And He called seventy </w:t>
+      </w:r>
+      <w:proofErr w:type="gramStart"/>
+      <w:r>
+        <w:rPr>
+          <w:rFonts w:ascii="Gentium" w:hAnsi="Gentium" w:cs="Gentium"/>
+        </w:rPr>
+        <w:t>shepherds, and</w:t>
+      </w:r>
+      <w:proofErr w:type="gramEnd"/>
+      <w:r>
+        <w:rPr>
+          <w:rFonts w:ascii="Gentium" w:hAnsi="Gentium" w:cs="Gentium"/>
+        </w:rPr>
+        <w:t xml:space="preserve"> cast those sheep to them that they might pasture them, and He spoke to the shepherds and their companions: ‘Let each individual of you pasture the sheep henceforward, and everything that I shall command you that do ye. </w:t>
       </w:r>
       <w:r>
         <w:rPr>
@@ -29796,7 +33617,21 @@
         <w:rPr>
           <w:rFonts w:ascii="Gentium" w:hAnsi="Gentium" w:cs="Gentium"/>
         </w:rPr>
-        <w:t xml:space="preserve">And I will deliver them over unto you duly numbered, and tell you which of them are to be destroyed—and them destroy ye.’ And He gave over unto them those sheep. </w:t>
+        <w:t xml:space="preserve">And I will deliver them over unto you duly </w:t>
+      </w:r>
+      <w:proofErr w:type="gramStart"/>
+      <w:r>
+        <w:rPr>
+          <w:rFonts w:ascii="Gentium" w:hAnsi="Gentium" w:cs="Gentium"/>
+        </w:rPr>
+        <w:t>numbered, and</w:t>
+      </w:r>
+      <w:proofErr w:type="gramEnd"/>
+      <w:r>
+        <w:rPr>
+          <w:rFonts w:ascii="Gentium" w:hAnsi="Gentium" w:cs="Gentium"/>
+        </w:rPr>
+        <w:t xml:space="preserve"> tell you which of them are to be destroyed—and them destroy ye.’ And He gave over unto them those sheep. </w:t>
       </w:r>
       <w:r>
         <w:rPr>
@@ -30099,7 +33934,21 @@
         <w:rPr>
           <w:rFonts w:ascii="Gentium" w:hAnsi="Gentium" w:cs="Gentium"/>
         </w:rPr>
-        <w:t xml:space="preserve">And forthwith I saw how the shepherds pastured for twelve hours, and behold three of those sheep turned back and came and entered and began to build up all that had fallen down of that house; but the wild boars tried to hinder them, but they were not able. </w:t>
+        <w:t xml:space="preserve">And forthwith I saw how the shepherds pastured for twelve </w:t>
+      </w:r>
+      <w:proofErr w:type="gramStart"/>
+      <w:r>
+        <w:rPr>
+          <w:rFonts w:ascii="Gentium" w:hAnsi="Gentium" w:cs="Gentium"/>
+        </w:rPr>
+        <w:t>hours, and</w:t>
+      </w:r>
+      <w:proofErr w:type="gramEnd"/>
+      <w:r>
+        <w:rPr>
+          <w:rFonts w:ascii="Gentium" w:hAnsi="Gentium" w:cs="Gentium"/>
+        </w:rPr>
+        <w:t xml:space="preserve"> behold three of those sheep turned back and came and entered and began to build up all that had fallen down of that house; but the wild boars tried to hinder them, but they were not able. </w:t>
       </w:r>
       <w:r>
         <w:rPr>
@@ -30235,7 +34084,7 @@
           <w:docGrid w:linePitch="360"/>
         </w:sectPr>
       </w:pPr>
-      <w:bookmarkStart w:id="88" w:name="Chapter_90"/>
+      <w:bookmarkStart w:id="90" w:name="Chapter_90"/>
     </w:p>
     <w:p>
       <w:pPr>
@@ -30286,7 +34135,7 @@
         </w:rPr>
         <w:t>90</w:t>
       </w:r>
-      <w:bookmarkEnd w:id="88"/>
+      <w:bookmarkEnd w:id="90"/>
     </w:p>
     <w:p>
       <w:pPr>
@@ -30424,7 +34273,21 @@
         <w:rPr>
           <w:rFonts w:ascii="Gentium" w:hAnsi="Gentium" w:cs="Gentium"/>
         </w:rPr>
-        <w:t xml:space="preserve">And I saw in the vision how the ravens flew upon those lambs and took one of those lambs, and dashed the sheep in pieces and devoured them. </w:t>
+        <w:t xml:space="preserve">And I saw in the vision how the ravens flew upon those lambs and took one of those </w:t>
+      </w:r>
+      <w:proofErr w:type="gramStart"/>
+      <w:r>
+        <w:rPr>
+          <w:rFonts w:ascii="Gentium" w:hAnsi="Gentium" w:cs="Gentium"/>
+        </w:rPr>
+        <w:t>lambs, and</w:t>
+      </w:r>
+      <w:proofErr w:type="gramEnd"/>
+      <w:r>
+        <w:rPr>
+          <w:rFonts w:ascii="Gentium" w:hAnsi="Gentium" w:cs="Gentium"/>
+        </w:rPr>
+        <w:t xml:space="preserve"> dashed the sheep in pieces and devoured them. </w:t>
       </w:r>
       <w:r>
         <w:rPr>
@@ -30706,7 +34569,21 @@
         <w:rPr>
           <w:rFonts w:ascii="Gentium" w:hAnsi="Gentium" w:cs="Gentium"/>
         </w:rPr>
-        <w:t>And I saw till the Lord of the sheep came unto them and took in His hand the staff of His wrath, and smote the earth, and the earth clave asunder, and all the beasts and all the birds of the heaven fell from among those sheep, and were swallowed up in the earth and it covered them.</w:t>
+        <w:t xml:space="preserve">And I saw till the Lord of the sheep came unto them and took in His hand the staff of His wrath, and smote the earth, and the earth clave asunder, and all the beasts and all the birds of the heaven fell from among those </w:t>
+      </w:r>
+      <w:proofErr w:type="gramStart"/>
+      <w:r>
+        <w:rPr>
+          <w:rFonts w:ascii="Gentium" w:hAnsi="Gentium" w:cs="Gentium"/>
+        </w:rPr>
+        <w:t>sheep, and</w:t>
+      </w:r>
+      <w:proofErr w:type="gramEnd"/>
+      <w:r>
+        <w:rPr>
+          <w:rFonts w:ascii="Gentium" w:hAnsi="Gentium" w:cs="Gentium"/>
+        </w:rPr>
+        <w:t xml:space="preserve"> were swallowed up in the earth and it covered them.</w:t>
       </w:r>
     </w:p>
     <w:p>
@@ -30985,7 +34862,23 @@
         <w:rPr>
           <w:rFonts w:ascii="Gentium" w:hAnsi="Gentium" w:cs="Gentium"/>
         </w:rPr>
-        <w:t xml:space="preserve">And I saw all the sheep which had been left, and all the beasts on the earth, and all the birds of the heaven, falling down and doing homage to those sheep and making petition to and obeying them in every thing. </w:t>
+        <w:t xml:space="preserve">And I saw all the sheep which had been left, and all the beasts on the earth, and all the birds of the heaven, falling down and doing homage to those sheep and making petition to and obeying them in </w:t>
+      </w:r>
+      <w:proofErr w:type="spellStart"/>
+      <w:proofErr w:type="gramStart"/>
+      <w:r>
+        <w:rPr>
+          <w:rFonts w:ascii="Gentium" w:hAnsi="Gentium" w:cs="Gentium"/>
+        </w:rPr>
+        <w:t>every thing</w:t>
+      </w:r>
+      <w:proofErr w:type="spellEnd"/>
+      <w:proofErr w:type="gramEnd"/>
+      <w:r>
+        <w:rPr>
+          <w:rFonts w:ascii="Gentium" w:hAnsi="Gentium" w:cs="Gentium"/>
+        </w:rPr>
+        <w:t xml:space="preserve">. </w:t>
       </w:r>
       <w:r>
         <w:rPr>
@@ -31297,7 +35190,7 @@
           <w:docGrid w:linePitch="360"/>
         </w:sectPr>
       </w:pPr>
-      <w:bookmarkStart w:id="89" w:name="Chapter_92"/>
+      <w:bookmarkStart w:id="91" w:name="Chapter_92"/>
     </w:p>
     <w:p>
       <w:pPr>
@@ -31348,7 +35241,7 @@
         </w:rPr>
         <w:t>92</w:t>
       </w:r>
-      <w:bookmarkEnd w:id="89"/>
+      <w:bookmarkEnd w:id="91"/>
     </w:p>
     <w:p>
       <w:pPr>
@@ -31540,7 +35433,7 @@
           <w:docGrid w:linePitch="360"/>
         </w:sectPr>
       </w:pPr>
-      <w:bookmarkStart w:id="90" w:name="Chapter_91"/>
+      <w:bookmarkStart w:id="92" w:name="Chapter_91"/>
     </w:p>
     <w:p>
       <w:pPr>
@@ -31591,7 +35484,7 @@
         </w:rPr>
         <w:t>91</w:t>
       </w:r>
-      <w:bookmarkEnd w:id="90"/>
+      <w:bookmarkEnd w:id="92"/>
       <w:r>
         <w:rPr>
           <w:rFonts w:ascii="Gentium" w:hAnsi="Gentium" w:cs="Gentium"/>
@@ -31785,7 +35678,21 @@
           <w:rFonts w:ascii="Gentium" w:hAnsi="Gentium" w:cs="Gentium"/>
         </w:rPr>
         <w:br/>
-        <w:t>And hearken aright to the voice of my mouth;</w:t>
+        <w:t xml:space="preserve">And hearken </w:t>
+      </w:r>
+      <w:proofErr w:type="spellStart"/>
+      <w:r>
+        <w:rPr>
+          <w:rFonts w:ascii="Gentium" w:hAnsi="Gentium" w:cs="Gentium"/>
+        </w:rPr>
+        <w:t>aright</w:t>
+      </w:r>
+      <w:proofErr w:type="spellEnd"/>
+      <w:r>
+        <w:rPr>
+          <w:rFonts w:ascii="Gentium" w:hAnsi="Gentium" w:cs="Gentium"/>
+        </w:rPr>
+        <w:t xml:space="preserve"> to the voice of my mouth;</w:t>
       </w:r>
       <w:r>
         <w:rPr>
@@ -32332,7 +36239,7 @@
           <w:docGrid w:linePitch="360"/>
         </w:sectPr>
       </w:pPr>
-      <w:bookmarkStart w:id="91" w:name="Chapter_93"/>
+      <w:bookmarkStart w:id="93" w:name="Chapter_93"/>
     </w:p>
     <w:p>
       <w:pPr>
@@ -32383,7 +36290,7 @@
         </w:rPr>
         <w:t>93</w:t>
       </w:r>
-      <w:bookmarkEnd w:id="91"/>
+      <w:bookmarkEnd w:id="93"/>
     </w:p>
     <w:p>
       <w:pPr>
@@ -33021,7 +36928,21 @@
         <w:rPr>
           <w:rFonts w:ascii="Gentium" w:hAnsi="Gentium" w:cs="Gentium"/>
         </w:rPr>
-        <w:t xml:space="preserve">[For who is there of all the children of men that is able to hear the voice of the Holy One without being troubled? And who can think His thoughts? and who is there that can behold all the works of heaven? </w:t>
+        <w:t xml:space="preserve">[For </w:t>
+      </w:r>
+      <w:proofErr w:type="gramStart"/>
+      <w:r>
+        <w:rPr>
+          <w:rFonts w:ascii="Gentium" w:hAnsi="Gentium" w:cs="Gentium"/>
+        </w:rPr>
+        <w:t>who</w:t>
+      </w:r>
+      <w:proofErr w:type="gramEnd"/>
+      <w:r>
+        <w:rPr>
+          <w:rFonts w:ascii="Gentium" w:hAnsi="Gentium" w:cs="Gentium"/>
+        </w:rPr>
+        <w:t xml:space="preserve"> is there of all the children of men that is able to hear the voice of the Holy One without being troubled? And who can think His thoughts? and who is there that can behold all the works of heaven? </w:t>
       </w:r>
       <w:r>
         <w:rPr>
@@ -33087,7 +37008,23 @@
         <w:rPr>
           <w:rFonts w:ascii="Gentium" w:hAnsi="Gentium" w:cs="Gentium"/>
         </w:rPr>
-        <w:t>Or is there any one who could discern the length of the heaven and how great is its height, and upon what it is founded, and how great is the number of the stars, and where all the luminaries rest?]</w:t>
+        <w:t xml:space="preserve">Or is there </w:t>
+      </w:r>
+      <w:proofErr w:type="spellStart"/>
+      <w:proofErr w:type="gramStart"/>
+      <w:r>
+        <w:rPr>
+          <w:rFonts w:ascii="Gentium" w:hAnsi="Gentium" w:cs="Gentium"/>
+        </w:rPr>
+        <w:t>any one</w:t>
+      </w:r>
+      <w:proofErr w:type="spellEnd"/>
+      <w:proofErr w:type="gramEnd"/>
+      <w:r>
+        <w:rPr>
+          <w:rFonts w:ascii="Gentium" w:hAnsi="Gentium" w:cs="Gentium"/>
+        </w:rPr>
+        <w:t xml:space="preserve"> who could discern the length of the heaven and how great is its height, and upon what it is founded, and how great is the number of the stars, and where all the luminaries rest?]</w:t>
       </w:r>
     </w:p>
     <w:p>
@@ -33268,7 +37205,20 @@
           <w:rFonts w:ascii="Gentium" w:hAnsi="Gentium" w:cs="Gentium"/>
         </w:rPr>
         <w:tab/>
-        <w:t>And all mankind shall look to the path of uprightness.</w:t>
+      </w:r>
+      <w:proofErr w:type="gramStart"/>
+      <w:r>
+        <w:rPr>
+          <w:rFonts w:ascii="Gentium" w:hAnsi="Gentium" w:cs="Gentium"/>
+        </w:rPr>
+        <w:t>And</w:t>
+      </w:r>
+      <w:proofErr w:type="gramEnd"/>
+      <w:r>
+        <w:rPr>
+          <w:rFonts w:ascii="Gentium" w:hAnsi="Gentium" w:cs="Gentium"/>
+        </w:rPr>
+        <w:t xml:space="preserve"> all mankind shall look to the path of uprightness.</w:t>
       </w:r>
     </w:p>
     <w:p>
@@ -33293,7 +37243,20 @@
           <w:rFonts w:ascii="Gentium" w:hAnsi="Gentium" w:cs="Gentium"/>
         </w:rPr>
         <w:tab/>
-        <w:t>And after that, in the ninth week, the righteous judgement shall be revealed to the whole world,</w:t>
+      </w:r>
+      <w:proofErr w:type="gramStart"/>
+      <w:r>
+        <w:rPr>
+          <w:rFonts w:ascii="Gentium" w:hAnsi="Gentium" w:cs="Gentium"/>
+        </w:rPr>
+        <w:t>And</w:t>
+      </w:r>
+      <w:proofErr w:type="gramEnd"/>
+      <w:r>
+        <w:rPr>
+          <w:rFonts w:ascii="Gentium" w:hAnsi="Gentium" w:cs="Gentium"/>
+        </w:rPr>
+        <w:t xml:space="preserve"> after that, in the ninth week, the righteous judgement shall be revealed to the whole world,</w:t>
       </w:r>
     </w:p>
     <w:p>
@@ -33318,7 +37281,20 @@
           <w:rFonts w:ascii="Gentium" w:hAnsi="Gentium" w:cs="Gentium"/>
         </w:rPr>
         <w:tab/>
-        <w:t>And all the works of the godless shall vanish from all the earth,</w:t>
+      </w:r>
+      <w:proofErr w:type="gramStart"/>
+      <w:r>
+        <w:rPr>
+          <w:rFonts w:ascii="Gentium" w:hAnsi="Gentium" w:cs="Gentium"/>
+        </w:rPr>
+        <w:t>And</w:t>
+      </w:r>
+      <w:proofErr w:type="gramEnd"/>
+      <w:r>
+        <w:rPr>
+          <w:rFonts w:ascii="Gentium" w:hAnsi="Gentium" w:cs="Gentium"/>
+        </w:rPr>
+        <w:t xml:space="preserve"> all the works of the godless shall vanish from all the earth,</w:t>
       </w:r>
     </w:p>
     <w:p>
@@ -33343,7 +37319,20 @@
           <w:rFonts w:ascii="Gentium" w:hAnsi="Gentium" w:cs="Gentium"/>
         </w:rPr>
         <w:tab/>
-        <w:t>And the world shall be written down for destruction.</w:t>
+      </w:r>
+      <w:proofErr w:type="gramStart"/>
+      <w:r>
+        <w:rPr>
+          <w:rFonts w:ascii="Gentium" w:hAnsi="Gentium" w:cs="Gentium"/>
+        </w:rPr>
+        <w:t>And</w:t>
+      </w:r>
+      <w:proofErr w:type="gramEnd"/>
+      <w:r>
+        <w:rPr>
+          <w:rFonts w:ascii="Gentium" w:hAnsi="Gentium" w:cs="Gentium"/>
+        </w:rPr>
+        <w:t xml:space="preserve"> the world shall be written down for destruction.</w:t>
       </w:r>
     </w:p>
     <w:p>
@@ -33487,7 +37476,7 @@
           <w:docGrid w:linePitch="360"/>
         </w:sectPr>
       </w:pPr>
-      <w:bookmarkStart w:id="92" w:name="Chapter_94"/>
+      <w:bookmarkStart w:id="94" w:name="Chapter_94"/>
     </w:p>
     <w:p>
       <w:pPr>
@@ -33538,7 +37527,7 @@
         </w:rPr>
         <w:t>94</w:t>
       </w:r>
-      <w:bookmarkEnd w:id="92"/>
+      <w:bookmarkEnd w:id="94"/>
     </w:p>
     <w:p>
       <w:pPr>
@@ -33887,7 +37876,21 @@
         <w:rPr>
           <w:rFonts w:ascii="Gentium" w:hAnsi="Gentium" w:cs="Gentium"/>
         </w:rPr>
-        <w:t xml:space="preserve"> you </w:t>
+        <w:t xml:space="preserve"> </w:t>
+      </w:r>
+      <w:proofErr w:type="gramStart"/>
+      <w:r>
+        <w:rPr>
+          <w:rFonts w:ascii="Gentium" w:hAnsi="Gentium" w:cs="Gentium"/>
+        </w:rPr>
+        <w:t>you</w:t>
+      </w:r>
+      <w:proofErr w:type="gramEnd"/>
+      <w:r>
+        <w:rPr>
+          <w:rFonts w:ascii="Gentium" w:hAnsi="Gentium" w:cs="Gentium"/>
+        </w:rPr>
+        <w:t xml:space="preserve"> </w:t>
       </w:r>
       <w:r>
         <w:rPr>
@@ -34086,7 +38089,7 @@
           <w:docGrid w:linePitch="360"/>
         </w:sectPr>
       </w:pPr>
-      <w:bookmarkStart w:id="93" w:name="Chapter_95"/>
+      <w:bookmarkStart w:id="95" w:name="Chapter_95"/>
     </w:p>
     <w:p>
       <w:pPr>
@@ -34137,7 +38140,7 @@
         </w:rPr>
         <w:t>95</w:t>
       </w:r>
-      <w:bookmarkEnd w:id="93"/>
+      <w:bookmarkEnd w:id="95"/>
     </w:p>
     <w:p>
       <w:pPr>
@@ -34214,8 +38217,16 @@
           <w:rFonts w:ascii="Gentium" w:hAnsi="Gentium" w:cs="Gentium"/>
         </w:rPr>
         <w:br/>
-        <w:t>And so judgement shall overtake you, sinners.†</w:t>
-      </w:r>
+        <w:t xml:space="preserve">And so judgement shall overtake you, </w:t>
+      </w:r>
+      <w:proofErr w:type="gramStart"/>
+      <w:r>
+        <w:rPr>
+          <w:rFonts w:ascii="Gentium" w:hAnsi="Gentium" w:cs="Gentium"/>
+        </w:rPr>
+        <w:t>sinners.†</w:t>
+      </w:r>
+      <w:proofErr w:type="gramEnd"/>
     </w:p>
     <w:p>
       <w:pPr>
@@ -34245,7 +38256,21 @@
         <w:rPr>
           <w:rFonts w:ascii="Gentium" w:hAnsi="Gentium" w:cs="Gentium"/>
         </w:rPr>
-        <w:t xml:space="preserve"> you </w:t>
+        <w:t xml:space="preserve"> </w:t>
+      </w:r>
+      <w:proofErr w:type="gramStart"/>
+      <w:r>
+        <w:rPr>
+          <w:rFonts w:ascii="Gentium" w:hAnsi="Gentium" w:cs="Gentium"/>
+        </w:rPr>
+        <w:t>you</w:t>
+      </w:r>
+      <w:proofErr w:type="gramEnd"/>
+      <w:r>
+        <w:rPr>
+          <w:rFonts w:ascii="Gentium" w:hAnsi="Gentium" w:cs="Gentium"/>
+        </w:rPr>
+        <w:t xml:space="preserve"> </w:t>
       </w:r>
       <w:r>
         <w:rPr>
@@ -34494,7 +38519,7 @@
           <w:docGrid w:linePitch="360"/>
         </w:sectPr>
       </w:pPr>
-      <w:bookmarkStart w:id="94" w:name="Chapter_96"/>
+      <w:bookmarkStart w:id="96" w:name="Chapter_96"/>
     </w:p>
     <w:p>
       <w:pPr>
@@ -34545,7 +38570,7 @@
         </w:rPr>
         <w:t>96</w:t>
       </w:r>
-      <w:bookmarkEnd w:id="94"/>
+      <w:bookmarkEnd w:id="96"/>
     </w:p>
     <w:p>
       <w:pPr>
@@ -34575,7 +38600,21 @@
         <w:rPr>
           <w:rFonts w:ascii="Gentium" w:hAnsi="Gentium" w:cs="Gentium"/>
         </w:rPr>
-        <w:t xml:space="preserve"> you </w:t>
+        <w:t xml:space="preserve"> </w:t>
+      </w:r>
+      <w:proofErr w:type="gramStart"/>
+      <w:r>
+        <w:rPr>
+          <w:rFonts w:ascii="Gentium" w:hAnsi="Gentium" w:cs="Gentium"/>
+        </w:rPr>
+        <w:t>you</w:t>
+      </w:r>
+      <w:proofErr w:type="gramEnd"/>
+      <w:r>
+        <w:rPr>
+          <w:rFonts w:ascii="Gentium" w:hAnsi="Gentium" w:cs="Gentium"/>
+        </w:rPr>
+        <w:t xml:space="preserve"> </w:t>
       </w:r>
       <w:r>
         <w:rPr>
@@ -34832,7 +38871,35 @@
           <w:rFonts w:ascii="Gentium" w:hAnsi="Gentium" w:cs="Gentium"/>
         </w:rPr>
         <w:br/>
-        <w:t>And tread under foot the lowly with your might.</w:t>
+        <w:t xml:space="preserve">And tread </w:t>
+      </w:r>
+      <w:proofErr w:type="spellStart"/>
+      <w:r>
+        <w:rPr>
+          <w:rFonts w:ascii="Gentium" w:hAnsi="Gentium" w:cs="Gentium"/>
+        </w:rPr>
+        <w:t>under foot</w:t>
+      </w:r>
+      <w:proofErr w:type="spellEnd"/>
+      <w:r>
+        <w:rPr>
+          <w:rFonts w:ascii="Gentium" w:hAnsi="Gentium" w:cs="Gentium"/>
+        </w:rPr>
+        <w:t xml:space="preserve"> the lowly with </w:t>
+      </w:r>
+      <w:proofErr w:type="spellStart"/>
+      <w:r>
+        <w:rPr>
+          <w:rFonts w:ascii="Gentium" w:hAnsi="Gentium" w:cs="Gentium"/>
+        </w:rPr>
+        <w:t>your</w:t>
+      </w:r>
+      <w:proofErr w:type="spellEnd"/>
+      <w:r>
+        <w:rPr>
+          <w:rFonts w:ascii="Gentium" w:hAnsi="Gentium" w:cs="Gentium"/>
+        </w:rPr>
+        <w:t xml:space="preserve"> might.</w:t>
       </w:r>
     </w:p>
     <w:p>
@@ -35028,7 +39095,7 @@
           <w:docGrid w:linePitch="360"/>
         </w:sectPr>
       </w:pPr>
-      <w:bookmarkStart w:id="95" w:name="Chapter_97"/>
+      <w:bookmarkStart w:id="97" w:name="Chapter_97"/>
     </w:p>
     <w:p>
       <w:pPr>
@@ -35079,7 +39146,7 @@
         </w:rPr>
         <w:t>97</w:t>
       </w:r>
-      <w:bookmarkEnd w:id="95"/>
+      <w:bookmarkEnd w:id="97"/>
     </w:p>
     <w:p>
       <w:pPr>
@@ -35516,7 +39583,20 @@
           <w:rFonts w:ascii="Gentium" w:hAnsi="Gentium" w:cs="Gentium"/>
         </w:rPr>
         <w:tab/>
-        <w:t>And many are the husbandmen in our houses.”</w:t>
+      </w:r>
+      <w:proofErr w:type="gramStart"/>
+      <w:r>
+        <w:rPr>
+          <w:rFonts w:ascii="Gentium" w:hAnsi="Gentium" w:cs="Gentium"/>
+        </w:rPr>
+        <w:t>And</w:t>
+      </w:r>
+      <w:proofErr w:type="gramEnd"/>
+      <w:r>
+        <w:rPr>
+          <w:rFonts w:ascii="Gentium" w:hAnsi="Gentium" w:cs="Gentium"/>
+        </w:rPr>
+        <w:t xml:space="preserve"> many are the husbandmen in our houses.”</w:t>
       </w:r>
     </w:p>
     <w:p>
@@ -35541,7 +39621,20 @@
           <w:rFonts w:ascii="Gentium" w:hAnsi="Gentium" w:cs="Gentium"/>
         </w:rPr>
         <w:tab/>
-        <w:t>And our granaries are (brim) full as with water,</w:t>
+      </w:r>
+      <w:proofErr w:type="gramStart"/>
+      <w:r>
+        <w:rPr>
+          <w:rFonts w:ascii="Gentium" w:hAnsi="Gentium" w:cs="Gentium"/>
+        </w:rPr>
+        <w:t>And</w:t>
+      </w:r>
+      <w:proofErr w:type="gramEnd"/>
+      <w:r>
+        <w:rPr>
+          <w:rFonts w:ascii="Gentium" w:hAnsi="Gentium" w:cs="Gentium"/>
+        </w:rPr>
+        <w:t xml:space="preserve"> our granaries are (brim) full as with water,</w:t>
       </w:r>
     </w:p>
     <w:p>
@@ -35644,7 +39737,7 @@
           <w:docGrid w:linePitch="360"/>
         </w:sectPr>
       </w:pPr>
-      <w:bookmarkStart w:id="96" w:name="Chapter_98"/>
+      <w:bookmarkStart w:id="98" w:name="Chapter_98"/>
     </w:p>
     <w:p>
       <w:pPr>
@@ -35695,7 +39788,7 @@
         </w:rPr>
         <w:t>98</w:t>
       </w:r>
-      <w:bookmarkEnd w:id="96"/>
+      <w:bookmarkEnd w:id="98"/>
     </w:p>
     <w:p>
       <w:pPr>
@@ -36235,11 +40328,19 @@
         </w:rPr>
         <w:t xml:space="preserve"> you </w:t>
       </w:r>
-      <w:r>
-        <w:rPr>
-          <w:rFonts w:ascii="Gentium" w:hAnsi="Gentium" w:cs="Gentium"/>
-        </w:rPr>
-        <w:t>fools, for through your folly shall</w:t>
+      <w:proofErr w:type="gramStart"/>
+      <w:r>
+        <w:rPr>
+          <w:rFonts w:ascii="Gentium" w:hAnsi="Gentium" w:cs="Gentium"/>
+        </w:rPr>
+        <w:t>fools</w:t>
+      </w:r>
+      <w:proofErr w:type="gramEnd"/>
+      <w:r>
+        <w:rPr>
+          <w:rFonts w:ascii="Gentium" w:hAnsi="Gentium" w:cs="Gentium"/>
+        </w:rPr>
+        <w:t>, for through your folly shall</w:t>
       </w:r>
       <w:r>
         <w:rPr>
@@ -36431,8 +40532,16 @@
         <w:rPr>
           <w:rFonts w:ascii="Gentium" w:hAnsi="Gentium" w:cs="Gentium"/>
         </w:rPr>
-        <w:t>good things to eat and to drink and to be filled? From all the good things which the Lord the Most High has placed in abundance on the earth; therefore</w:t>
-      </w:r>
+        <w:t xml:space="preserve">good things to eat and to drink and to be filled? From all the good things which the Lord the Most High has placed in abundance on the earth; </w:t>
+      </w:r>
+      <w:proofErr w:type="gramStart"/>
+      <w:r>
+        <w:rPr>
+          <w:rFonts w:ascii="Gentium" w:hAnsi="Gentium" w:cs="Gentium"/>
+        </w:rPr>
+        <w:t>therefore</w:t>
+      </w:r>
+      <w:proofErr w:type="gramEnd"/>
       <w:r>
         <w:rPr>
           <w:rFonts w:ascii="Gentium" w:hAnsi="Gentium" w:cs="Gentium"/>
@@ -36489,7 +40598,21 @@
         <w:rPr>
           <w:rFonts w:ascii="Gentium" w:hAnsi="Gentium" w:cs="Gentium"/>
         </w:rPr>
-        <w:t xml:space="preserve">shall be delivered into the hands of the righteous, and they shall cut off your necks and slay you, and have no mercy upon you. </w:t>
+        <w:t xml:space="preserve">shall be delivered into the hands of the righteous, and they shall cut off your necks and slay </w:t>
+      </w:r>
+      <w:proofErr w:type="gramStart"/>
+      <w:r>
+        <w:rPr>
+          <w:rFonts w:ascii="Gentium" w:hAnsi="Gentium" w:cs="Gentium"/>
+        </w:rPr>
+        <w:t>you, and</w:t>
+      </w:r>
+      <w:proofErr w:type="gramEnd"/>
+      <w:r>
+        <w:rPr>
+          <w:rFonts w:ascii="Gentium" w:hAnsi="Gentium" w:cs="Gentium"/>
+        </w:rPr>
+        <w:t xml:space="preserve"> have no mercy upon you. </w:t>
       </w:r>
       <w:r>
         <w:rPr>
@@ -36615,7 +40738,7 @@
           <w:docGrid w:linePitch="360"/>
         </w:sectPr>
       </w:pPr>
-      <w:bookmarkStart w:id="97" w:name="Chapter_99"/>
+      <w:bookmarkStart w:id="99" w:name="Chapter_99"/>
     </w:p>
     <w:p>
       <w:pPr>
@@ -36666,7 +40789,7 @@
         </w:rPr>
         <w:t>99</w:t>
       </w:r>
-      <w:bookmarkEnd w:id="97"/>
+      <w:bookmarkEnd w:id="99"/>
     </w:p>
     <w:p>
       <w:pPr>
@@ -37182,7 +41305,14 @@
           <w:rFonts w:ascii="Gentium" w:hAnsi="Gentium" w:cs="Gentium"/>
         </w:rPr>
         <w:br/>
-        <w:t>I tell you</w:t>
+        <w:t xml:space="preserve">I tell </w:t>
+      </w:r>
+      <w:proofErr w:type="gramStart"/>
+      <w:r>
+        <w:rPr>
+          <w:rFonts w:ascii="Gentium" w:hAnsi="Gentium" w:cs="Gentium"/>
+        </w:rPr>
+        <w:t>you</w:t>
       </w:r>
       <w:r>
         <w:rPr>
@@ -37190,6 +41320,7 @@
         </w:rPr>
         <w:t>,</w:t>
       </w:r>
+      <w:proofErr w:type="gramEnd"/>
       <w:r>
         <w:rPr>
           <w:rFonts w:ascii="Gentium" w:hAnsi="Gentium" w:cs="Gentium"/>
@@ -37351,7 +41482,7 @@
           <w:docGrid w:linePitch="360"/>
         </w:sectPr>
       </w:pPr>
-      <w:bookmarkStart w:id="98" w:name="Chapter_100"/>
+      <w:bookmarkStart w:id="100" w:name="Chapter_100"/>
     </w:p>
     <w:p>
       <w:pPr>
@@ -37402,7 +41533,7 @@
         </w:rPr>
         <w:t>100</w:t>
       </w:r>
-      <w:bookmarkEnd w:id="98"/>
+      <w:bookmarkEnd w:id="100"/>
     </w:p>
     <w:p>
       <w:pPr>
@@ -37997,7 +42128,7 @@
           <w:docGrid w:linePitch="360"/>
         </w:sectPr>
       </w:pPr>
-      <w:bookmarkStart w:id="99" w:name="Chapter_101"/>
+      <w:bookmarkStart w:id="101" w:name="Chapter_101"/>
     </w:p>
     <w:p>
       <w:pPr>
@@ -38048,7 +42179,7 @@
         </w:rPr>
         <w:t>101</w:t>
       </w:r>
-      <w:bookmarkEnd w:id="99"/>
+      <w:bookmarkEnd w:id="101"/>
     </w:p>
     <w:p>
       <w:pPr>
@@ -38197,7 +42328,21 @@
         <w:rPr>
           <w:rFonts w:ascii="Gentium" w:hAnsi="Gentium" w:cs="Gentium"/>
         </w:rPr>
-        <w:t xml:space="preserve">not the sailors of the ships, how their ships are tossed to and fro by the waves, and are shaken by the winds, and are in sore trouble? </w:t>
+        <w:t xml:space="preserve">not the sailors of the ships, how their ships are tossed to and </w:t>
+      </w:r>
+      <w:proofErr w:type="spellStart"/>
+      <w:r>
+        <w:rPr>
+          <w:rFonts w:ascii="Gentium" w:hAnsi="Gentium" w:cs="Gentium"/>
+        </w:rPr>
+        <w:t>fro</w:t>
+      </w:r>
+      <w:proofErr w:type="spellEnd"/>
+      <w:r>
+        <w:rPr>
+          <w:rFonts w:ascii="Gentium" w:hAnsi="Gentium" w:cs="Gentium"/>
+        </w:rPr>
+        <w:t xml:space="preserve"> by the waves, and are shaken by the winds, and are in sore trouble? </w:t>
       </w:r>
       <w:r>
         <w:rPr>
@@ -38305,7 +42450,7 @@
           <w:docGrid w:linePitch="360"/>
         </w:sectPr>
       </w:pPr>
-      <w:bookmarkStart w:id="100" w:name="Chapter_102"/>
+      <w:bookmarkStart w:id="102" w:name="Chapter_102"/>
     </w:p>
     <w:p>
       <w:pPr>
@@ -38357,7 +42502,7 @@
         </w:rPr>
         <w:t>102</w:t>
       </w:r>
-      <w:bookmarkEnd w:id="100"/>
+      <w:bookmarkEnd w:id="102"/>
     </w:p>
     <w:p>
       <w:pPr>
@@ -38897,7 +43042,7 @@
           <w:docGrid w:linePitch="360"/>
         </w:sectPr>
       </w:pPr>
-      <w:bookmarkStart w:id="101" w:name="Chapter_103"/>
+      <w:bookmarkStart w:id="103" w:name="Chapter_103"/>
     </w:p>
     <w:p>
       <w:pPr>
@@ -38948,7 +43093,7 @@
         </w:rPr>
         <w:t>103</w:t>
       </w:r>
-      <w:bookmarkEnd w:id="101"/>
+      <w:bookmarkEnd w:id="103"/>
     </w:p>
     <w:p>
       <w:pPr>
@@ -39075,7 +43220,21 @@
           <w:rFonts w:ascii="Gentium" w:hAnsi="Gentium" w:cs="Gentium"/>
         </w:rPr>
         <w:br/>
-        <w:t>And that your lot is abundantly beyond the lot of the living.</w:t>
+        <w:t xml:space="preserve">And that your lot is abundantly beyond </w:t>
+      </w:r>
+      <w:proofErr w:type="gramStart"/>
+      <w:r>
+        <w:rPr>
+          <w:rFonts w:ascii="Gentium" w:hAnsi="Gentium" w:cs="Gentium"/>
+        </w:rPr>
+        <w:t>the</w:t>
+      </w:r>
+      <w:proofErr w:type="gramEnd"/>
+      <w:r>
+        <w:rPr>
+          <w:rFonts w:ascii="Gentium" w:hAnsi="Gentium" w:cs="Gentium"/>
+        </w:rPr>
+        <w:t xml:space="preserve"> lot of the living.</w:t>
       </w:r>
     </w:p>
     <w:p>
@@ -39404,7 +43563,21 @@
           <w:rFonts w:ascii="Gentium" w:hAnsi="Gentium" w:cs="Gentium"/>
         </w:rPr>
         <w:br/>
-        <w:t>We have been tortured [and destroyed], and not hoped to see life from day to day.</w:t>
+        <w:t>We have been tortured [and destroyed</w:t>
+      </w:r>
+      <w:proofErr w:type="gramStart"/>
+      <w:r>
+        <w:rPr>
+          <w:rFonts w:ascii="Gentium" w:hAnsi="Gentium" w:cs="Gentium"/>
+        </w:rPr>
+        <w:t>], and</w:t>
+      </w:r>
+      <w:proofErr w:type="gramEnd"/>
+      <w:r>
+        <w:rPr>
+          <w:rFonts w:ascii="Gentium" w:hAnsi="Gentium" w:cs="Gentium"/>
+        </w:rPr>
+        <w:t xml:space="preserve"> not hoped to see life from day to day.</w:t>
       </w:r>
     </w:p>
     <w:p>
@@ -39625,7 +43798,7 @@
           <w:docGrid w:linePitch="360"/>
         </w:sectPr>
       </w:pPr>
-      <w:bookmarkStart w:id="102" w:name="Chapter_104"/>
+      <w:bookmarkStart w:id="104" w:name="Chapter_104"/>
     </w:p>
     <w:p>
       <w:pPr>
@@ -39676,7 +43849,7 @@
         </w:rPr>
         <w:t>104</w:t>
       </w:r>
-      <w:bookmarkEnd w:id="102"/>
+      <w:bookmarkEnd w:id="104"/>
     </w:p>
     <w:p>
       <w:pPr>
@@ -40076,7 +44249,7 @@
           <w:docGrid w:linePitch="360"/>
         </w:sectPr>
       </w:pPr>
-      <w:bookmarkStart w:id="103" w:name="Chapter_105"/>
+      <w:bookmarkStart w:id="105" w:name="Chapter_105"/>
     </w:p>
     <w:p>
       <w:pPr>
@@ -40127,7 +44300,7 @@
         </w:rPr>
         <w:t>105</w:t>
       </w:r>
-      <w:bookmarkEnd w:id="103"/>
+      <w:bookmarkEnd w:id="105"/>
     </w:p>
     <w:p>
       <w:pPr>
@@ -40226,7 +44399,7 @@
           <w:docGrid w:linePitch="360"/>
         </w:sectPr>
       </w:pPr>
-      <w:bookmarkStart w:id="104" w:name="Chapter_106"/>
+      <w:bookmarkStart w:id="106" w:name="Chapter_106"/>
     </w:p>
     <w:p>
       <w:pPr>
@@ -40277,7 +44450,7 @@
         </w:rPr>
         <w:t>106</w:t>
       </w:r>
-      <w:bookmarkEnd w:id="104"/>
+      <w:bookmarkEnd w:id="106"/>
     </w:p>
     <w:p>
       <w:pPr>
@@ -40342,7 +44515,21 @@
         <w:rPr>
           <w:rFonts w:ascii="Gentium" w:hAnsi="Gentium" w:cs="Gentium"/>
         </w:rPr>
-        <w:t xml:space="preserve">And his father Lamech was afraid of him and fled, and came to his father Methuselah. </w:t>
+        <w:t xml:space="preserve">And his father Lamech was afraid of him and </w:t>
+      </w:r>
+      <w:proofErr w:type="gramStart"/>
+      <w:r>
+        <w:rPr>
+          <w:rFonts w:ascii="Gentium" w:hAnsi="Gentium" w:cs="Gentium"/>
+        </w:rPr>
+        <w:t>fled, and</w:t>
+      </w:r>
+      <w:proofErr w:type="gramEnd"/>
+      <w:r>
+        <w:rPr>
+          <w:rFonts w:ascii="Gentium" w:hAnsi="Gentium" w:cs="Gentium"/>
+        </w:rPr>
+        <w:t xml:space="preserve"> came to his father Methuselah. </w:t>
       </w:r>
       <w:r>
         <w:rPr>
@@ -40555,7 +44742,21 @@
         <w:rPr>
           <w:rFonts w:ascii="Gentium" w:hAnsi="Gentium" w:cs="Gentium"/>
         </w:rPr>
-        <w:t xml:space="preserve">And he arose in the hands of the midwife, and opened his mouth and blessed the Lord of heaven. </w:t>
+        <w:t xml:space="preserve">And he arose in the hands of the </w:t>
+      </w:r>
+      <w:proofErr w:type="gramStart"/>
+      <w:r>
+        <w:rPr>
+          <w:rFonts w:ascii="Gentium" w:hAnsi="Gentium" w:cs="Gentium"/>
+        </w:rPr>
+        <w:t>midwife, and</w:t>
+      </w:r>
+      <w:proofErr w:type="gramEnd"/>
+      <w:r>
+        <w:rPr>
+          <w:rFonts w:ascii="Gentium" w:hAnsi="Gentium" w:cs="Gentium"/>
+        </w:rPr>
+        <w:t xml:space="preserve"> opened his mouth and blessed the Lord of heaven. </w:t>
       </w:r>
       <w:r>
         <w:rPr>
@@ -40669,7 +44870,21 @@
         <w:rPr>
           <w:rFonts w:ascii="Gentium" w:hAnsi="Gentium" w:cs="Gentium"/>
         </w:rPr>
-        <w:t xml:space="preserve">And behold they commit sin and transgress the law, and have united themselves with women and commit sin with them, and have married some of them, and have begot children by them. </w:t>
+        <w:t xml:space="preserve">And behold they commit sin and transgress the </w:t>
+      </w:r>
+      <w:proofErr w:type="gramStart"/>
+      <w:r>
+        <w:rPr>
+          <w:rFonts w:ascii="Gentium" w:hAnsi="Gentium" w:cs="Gentium"/>
+        </w:rPr>
+        <w:t>law, and</w:t>
+      </w:r>
+      <w:proofErr w:type="gramEnd"/>
+      <w:r>
+        <w:rPr>
+          <w:rFonts w:ascii="Gentium" w:hAnsi="Gentium" w:cs="Gentium"/>
+        </w:rPr>
+        <w:t xml:space="preserve"> have united themselves with women and commit sin with them, and have married some of them, and have begot children by them. </w:t>
       </w:r>
       <w:r>
         <w:rPr>
@@ -40817,7 +45032,7 @@
           <w:docGrid w:linePitch="360"/>
         </w:sectPr>
       </w:pPr>
-      <w:bookmarkStart w:id="105" w:name="Chapter_107"/>
+      <w:bookmarkStart w:id="107" w:name="Chapter_107"/>
     </w:p>
     <w:p>
       <w:pPr>
@@ -40868,7 +45083,7 @@
         </w:rPr>
         <w:t>107</w:t>
       </w:r>
-      <w:bookmarkEnd w:id="105"/>
+      <w:bookmarkEnd w:id="107"/>
     </w:p>
     <w:p>
       <w:pPr>
@@ -40957,7 +45172,7 @@
           <w:docGrid w:linePitch="360"/>
         </w:sectPr>
       </w:pPr>
-      <w:bookmarkStart w:id="106" w:name="Chapter_108"/>
+      <w:bookmarkStart w:id="108" w:name="Chapter_108"/>
     </w:p>
     <w:p>
       <w:pPr>
@@ -41008,7 +45223,7 @@
         </w:rPr>
         <w:t>108</w:t>
       </w:r>
-      <w:bookmarkEnd w:id="106"/>
+      <w:bookmarkEnd w:id="108"/>
     </w:p>
     <w:p>
       <w:pPr>
@@ -41031,7 +45246,21 @@
         <w:rPr>
           <w:rFonts w:ascii="Gentium" w:hAnsi="Gentium" w:cs="Gentium"/>
         </w:rPr>
-        <w:t xml:space="preserve">Another book that Enoch wrote for his son Methuselah and for those who will come after him, and keep the law in the last days. </w:t>
+        <w:t xml:space="preserve">Another book that Enoch wrote for his son Methuselah and for those who will come after </w:t>
+      </w:r>
+      <w:proofErr w:type="gramStart"/>
+      <w:r>
+        <w:rPr>
+          <w:rFonts w:ascii="Gentium" w:hAnsi="Gentium" w:cs="Gentium"/>
+        </w:rPr>
+        <w:t>him, and</w:t>
+      </w:r>
+      <w:proofErr w:type="gramEnd"/>
+      <w:r>
+        <w:rPr>
+          <w:rFonts w:ascii="Gentium" w:hAnsi="Gentium" w:cs="Gentium"/>
+        </w:rPr>
+        <w:t xml:space="preserve"> keep the law in the last days. </w:t>
       </w:r>
       <w:r>
         <w:rPr>
@@ -41098,7 +45327,21 @@
         <w:rPr>
           <w:rFonts w:ascii="Gentium" w:hAnsi="Gentium" w:cs="Gentium"/>
         </w:rPr>
-        <w:t xml:space="preserve">And I saw there something like an invisible cloud; for by reason of its depth I could not †look over†, and I saw a flame of fire blazing brightly, and things like shining mountains circling and sweeping to and fro. </w:t>
+        <w:t xml:space="preserve">And I saw there something like an invisible cloud; for by reason of its depth I could not †look over†, and I saw a flame of fire blazing brightly, and things like shining mountains circling and sweeping to and </w:t>
+      </w:r>
+      <w:proofErr w:type="spellStart"/>
+      <w:r>
+        <w:rPr>
+          <w:rFonts w:ascii="Gentium" w:hAnsi="Gentium" w:cs="Gentium"/>
+        </w:rPr>
+        <w:t>fro</w:t>
+      </w:r>
+      <w:proofErr w:type="spellEnd"/>
+      <w:r>
+        <w:rPr>
+          <w:rFonts w:ascii="Gentium" w:hAnsi="Gentium" w:cs="Gentium"/>
+        </w:rPr>
+        <w:t xml:space="preserve">. </w:t>
       </w:r>
       <w:r>
         <w:rPr>
@@ -41202,7 +45445,21 @@
         <w:rPr>
           <w:rFonts w:ascii="Gentium" w:hAnsi="Gentium" w:cs="Gentium"/>
         </w:rPr>
-        <w:t xml:space="preserve">Who love God and loved neither gold nor silver nor any of the good things which are in the world, but gave over their bodies to torture. </w:t>
+        <w:t xml:space="preserve">Who love God and loved neither </w:t>
+      </w:r>
+      <w:proofErr w:type="spellStart"/>
+      <w:r>
+        <w:rPr>
+          <w:rFonts w:ascii="Gentium" w:hAnsi="Gentium" w:cs="Gentium"/>
+        </w:rPr>
+        <w:t>gold</w:t>
+      </w:r>
+      <w:proofErr w:type="spellEnd"/>
+      <w:r>
+        <w:rPr>
+          <w:rFonts w:ascii="Gentium" w:hAnsi="Gentium" w:cs="Gentium"/>
+        </w:rPr>
+        <w:t xml:space="preserve"> nor silver nor any of the good things which are in the world, but gave over their bodies to torture. </w:t>
       </w:r>
       <w:r>
         <w:rPr>
